--- a/大物实验预习/实验报告-金属电子逸出功与荷质比的测定-完整版(模板29-31).docx
+++ b/大物实验预习/实验报告-金属电子逸出功与荷质比的测定-完整版(模板29-31).docx
@@ -325,125 +325,168 @@
     </w:p>
     <w:p>
       <w:pPr>
-        <w:spacing w:before="40" w:after="80"/>
+        <w:spacing w:before="40" w:after="60"/>
+      </w:pPr>
+      <w:r>
+        <w:rPr>
+          <w:rFonts w:ascii="黑体" w:hAnsi="黑体" w:eastAsia="黑体"/>
+          <w:b/>
+          <w:sz w:val="19"/>
+        </w:rPr>
+        <w:t>1. 实验仪器</w:t>
+      </w:r>
+    </w:p>
+    <w:p>
+      <w:pPr>
+        <w:spacing w:before="20" w:after="80"/>
+        <w:ind w:left="216"/>
       </w:pPr>
       <w:r>
         <w:rPr>
           <w:rFonts w:ascii="宋体" w:hAnsi="宋体" w:eastAsia="宋体"/>
           <w:sz w:val="18"/>
         </w:rPr>
-        <w:t>1. 实验仪器：微机金属电子综合实验仪（内置12位A/D、计算机接口）、理想二极管（直热式钨丝阴极K、圆筒阳极A、保护电极B，阳极内半径 a=4.0 mm）、励磁线圈（r1=24.0 mm、r2=36.0 mm、半长L=18.0 mm、匝数N=800，K'=1.445×10⁻² T/A，B=1.445×10⁻² I_C）、灯丝电源、阳极电源、励磁电源。仪器面板与线路见图1、图2。</w:t>
+        <w:t>LB-MEP-PC 金属电子综合实验仪（含理想二极管、励磁线圈、灯丝/阳极/励磁电源及微机采集系统）。</w:t>
       </w:r>
     </w:p>
     <w:p>
       <w:pPr>
-        <w:spacing w:before="40" w:after="40"/>
-        <w:jc w:val="center"/>
+        <w:spacing w:before="40" w:after="60"/>
       </w:pPr>
       <w:r>
-        <w:drawing>
-          <wp:inline xmlns:a="http://schemas.openxmlformats.org/drawingml/2006/main" xmlns:pic="http://schemas.openxmlformats.org/drawingml/2006/picture">
-            <wp:extent cx="2194560" cy="3059282"/>
-            <wp:docPr id="1" name="Picture 1"/>
-            <wp:cNvGraphicFramePr>
-              <a:graphicFrameLocks noChangeAspect="1"/>
-            </wp:cNvGraphicFramePr>
-            <a:graphic>
-              <a:graphicData uri="http://schemas.openxmlformats.org/drawingml/2006/picture">
-                <pic:pic>
-                  <pic:nvPicPr>
-                    <pic:cNvPr id="0" name="B305-图3-24热电子发射原理.png"/>
-                    <pic:cNvPicPr/>
-                  </pic:nvPicPr>
-                  <pic:blipFill>
-                    <a:blip r:embed="rId9"/>
-                    <a:stretch>
-                      <a:fillRect/>
-                    </a:stretch>
-                  </pic:blipFill>
-                  <pic:spPr>
-                    <a:xfrm>
-                      <a:off x="0" y="0"/>
-                      <a:ext cx="2194560" cy="3059282"/>
-                    </a:xfrm>
-                    <a:prstGeom prst="rect"/>
-                  </pic:spPr>
-                </pic:pic>
-              </a:graphicData>
-            </a:graphic>
-          </wp:inline>
-        </w:drawing>
-      </w:r>
-      <w:r>
-        <w:t xml:space="preserve">     </w:t>
-      </w:r>
-      <w:r>
-        <w:drawing>
-          <wp:inline xmlns:a="http://schemas.openxmlformats.org/drawingml/2006/main" xmlns:pic="http://schemas.openxmlformats.org/drawingml/2006/picture">
-            <wp:extent cx="2560320" cy="989014"/>
-            <wp:docPr id="2" name="Picture 2"/>
-            <wp:cNvGraphicFramePr>
-              <a:graphicFrameLocks noChangeAspect="1"/>
-            </wp:cNvGraphicFramePr>
-            <a:graphic>
-              <a:graphicData uri="http://schemas.openxmlformats.org/drawingml/2006/picture">
-                <pic:pic>
-                  <pic:nvPicPr>
-                    <pic:cNvPr id="0" name="B305-图3-26电子轨迹.png"/>
-                    <pic:cNvPicPr/>
-                  </pic:nvPicPr>
-                  <pic:blipFill>
-                    <a:blip r:embed="rId10"/>
-                    <a:stretch>
-                      <a:fillRect/>
-                    </a:stretch>
-                  </pic:blipFill>
-                  <pic:spPr>
-                    <a:xfrm>
-                      <a:off x="0" y="0"/>
-                      <a:ext cx="2560320" cy="989014"/>
-                    </a:xfrm>
-                    <a:prstGeom prst="rect"/>
-                  </pic:spPr>
-                </pic:pic>
-              </a:graphicData>
-            </a:graphic>
-          </wp:inline>
-        </w:drawing>
+        <w:rPr>
+          <w:rFonts w:ascii="黑体" w:hAnsi="黑体" w:eastAsia="黑体"/>
+          <w:b/>
+          <w:sz w:val="19"/>
+        </w:rPr>
+        <w:t>2. 实验方法（操作步骤）</w:t>
       </w:r>
     </w:p>
     <w:p>
       <w:pPr>
-        <w:spacing w:before="20" w:after="120"/>
-        <w:jc w:val="center"/>
+        <w:spacing w:before="40" w:after="20"/>
+        <w:ind w:left="259"/>
       </w:pPr>
       <w:r>
         <w:rPr>
           <w:rFonts w:ascii="宋体" w:hAnsi="宋体" w:eastAsia="宋体"/>
-          <w:i/>
-          <w:color w:val="333333"/>
-          <w:sz w:val="15"/>
+          <w:b/>
+          <w:sz w:val="18"/>
         </w:rPr>
-        <w:t>图1  热电子发射原理电路（图3-24）                          图2  磁场增大时电子轨迹(a)→(d)临界与断流（图3-26）</w:t>
+        <w:t>（1）逸出功测定</w:t>
       </w:r>
     </w:p>
     <w:p>
       <w:pPr>
-        <w:spacing w:before="40" w:after="40"/>
+        <w:spacing w:before="20" w:after="20"/>
+        <w:ind w:left="461"/>
       </w:pPr>
       <w:r>
         <w:rPr>
+          <w:rFonts w:ascii="宋体" w:hAnsi="宋体" w:eastAsia="宋体"/>
+          <w:sz w:val="17"/>
+        </w:rPr>
+        <w:t>① 功能选“逸出功·手动”，设定灯丝电流 I_f（初值 0.650 A），预热 2 min 待稳定；</w:t>
+      </w:r>
+    </w:p>
+    <w:p>
+      <w:pPr>
+        <w:spacing w:before="20" w:after="20"/>
+        <w:ind w:left="461"/>
+      </w:pPr>
+      <w:r>
+        <w:rPr>
+          <w:rFonts w:ascii="宋体" w:hAnsi="宋体" w:eastAsia="宋体"/>
+          <w:sz w:val="17"/>
+        </w:rPr>
+        <w:t>② 测不同阳极电压 U_a（16.0、25.0、36.0、49.0、64.0、81.0、100.0 V）下的阳极电流 I_a；</w:t>
+      </w:r>
+    </w:p>
+    <w:p>
+      <w:pPr>
+        <w:spacing w:before="20" w:after="20"/>
+        <w:ind w:left="461"/>
+      </w:pPr>
+      <w:r>
+        <w:rPr>
+          <w:rFonts w:ascii="宋体" w:hAnsi="宋体" w:eastAsia="宋体"/>
+          <w:sz w:val="17"/>
+        </w:rPr>
+        <w:t>③ I_f 以 0.025 A 递增至 0.800 A，每档稳定后再重复 ②，记录于表 2。</w:t>
+      </w:r>
+    </w:p>
+    <w:p>
+      <w:pPr>
+        <w:spacing w:before="40" w:after="20"/>
+        <w:ind w:left="259"/>
+      </w:pPr>
+      <w:r>
+        <w:rPr>
+          <w:rFonts w:ascii="宋体" w:hAnsi="宋体" w:eastAsia="宋体"/>
           <w:b/>
           <w:sz w:val="18"/>
         </w:rPr>
-        <w:t>2. 实验方法与原理要点：</w:t>
+        <w:t>（2）荷质比测定</w:t>
+      </w:r>
+    </w:p>
+    <w:p>
+      <w:pPr>
+        <w:spacing w:before="20" w:after="20"/>
+        <w:ind w:left="461"/>
+      </w:pPr>
+      <w:r>
+        <w:rPr>
+          <w:rFonts w:ascii="宋体" w:hAnsi="宋体" w:eastAsia="宋体"/>
+          <w:sz w:val="17"/>
+        </w:rPr>
+        <w:t>① 功能切“荷质比”，灯丝电流固定 0.750 A；</w:t>
+      </w:r>
+    </w:p>
+    <w:p>
+      <w:pPr>
+        <w:spacing w:before="20" w:after="20"/>
+        <w:ind w:left="461"/>
+      </w:pPr>
+      <w:r>
+        <w:rPr>
+          <w:rFonts w:ascii="宋体" w:hAnsi="宋体" w:eastAsia="宋体"/>
+          <w:sz w:val="17"/>
+        </w:rPr>
+        <w:t>② 阳极电压设 10.0 V，励磁电流 I_s 自 0.100 A 递增，I_a 开始下降起每 0.010 A 记一次，直至 I_a→0；</w:t>
+      </w:r>
+    </w:p>
+    <w:p>
+      <w:pPr>
+        <w:spacing w:before="20" w:after="20"/>
+        <w:ind w:left="461"/>
+      </w:pPr>
+      <w:r>
+        <w:rPr>
+          <w:rFonts w:ascii="宋体" w:hAnsi="宋体" w:eastAsia="宋体"/>
+          <w:sz w:val="17"/>
+        </w:rPr>
+        <w:t>③ 依次将 U_a 换为 15.0、20.0、25.0、30.0 V，重复 ②，记录于表 5。</w:t>
+      </w:r>
+    </w:p>
+    <w:p>
+      <w:pPr>
+        <w:spacing w:before="60" w:after="20"/>
+        <w:ind w:left="259"/>
+      </w:pPr>
+      <w:r>
+        <w:rPr>
+          <w:rFonts w:ascii="宋体" w:hAnsi="宋体" w:eastAsia="宋体"/>
+          <w:b/>
+          <w:sz w:val="17"/>
+        </w:rPr>
+        <w:t>数据处理要点：</w:t>
       </w:r>
       <w:r>
         <w:rPr>
           <w:rFonts w:ascii="宋体" w:hAnsi="宋体" w:eastAsia="宋体"/>
           <w:sz w:val="17"/>
         </w:rPr>
-        <w:t>（1）逸出功：理查森-杜什曼公式 I=A S T² exp(-eφ/kT) (3.6.1)，取对数 lg(I/T²)=lg A S−eφ/(2.303k)·1/T (3.6.2)，直线斜率求eφ；肖特基效应 I_a=I exp(√(e³E_a)/kT) (3.6.3)，同轴近似 E_a=U_a/(r1 ln(r2/r1)) (3.6.4)，得 lg I_a=lg I+…·√U_a (3.6.5)，外推截距得零场 I。（2）荷质比：½mv²=eU_a+W (3.6.6)，mv²/R=evB (3.6.7)，B=K'I_s (3.6.8)，得 (U_a+W/e)/I_s²=e/m·R²/2·K'² (3.6.9)，临界R=a/2时 (U_a+W/e)/I_C²=e/m·a²/8·K'²=K (3.6.10)，U_a−I_C²直线斜率K求e/m。灯丝温度由I_f查表3-6-1（0.600A→1.88×10³K …0.750A→2.12×10³K）。</w:t>
+        <w:t>lg I_a–√U_a 截距得零场电流 I → lg(I/T²)–1/T 斜率求逸出功；I_a–I_s 曲线取 I_a,max/4 的 Q 点得临界 I_C → U_a–I_C² 斜率求 e/m。</w:t>
       </w:r>
     </w:p>
     <w:p>
@@ -511,7 +554,7 @@
           <w:color w:val="004080"/>
           <w:sz w:val="19"/>
         </w:rPr>
-        <w:t>（一）原始数据（课上完成，教师已签字）原始记录照片见附录。</w:t>
+        <w:t>（一）原始数据（课上记录，见表 2、5）</w:t>
       </w:r>
     </w:p>
     <w:p>
@@ -1926,7 +1969,7 @@
           <w:rFonts w:ascii="宋体" w:hAnsi="宋体" w:eastAsia="宋体"/>
           <w:sz w:val="16"/>
         </w:rPr>
-        <w:t>对每个温度T，将I_a(μA)×10⁻⁶→A后取lg I_a，√U_a=4.0,5.0,6.0,7.0,8.0,9.0,10.0。按(3.6.5)最小二乘拟合 lg I_a = a + b·√U_a，截距a即lg I（零场）。</w:t>
+        <w:t>对各 T 作 lg I_a–√U_a 拟合，截距即零场 lg I。</w:t>
       </w:r>
     </w:p>
     <w:tbl>
@@ -3524,7 +3567,7 @@
         <w:drawing>
           <wp:inline xmlns:a="http://schemas.openxmlformats.org/drawingml/2006/main" xmlns:pic="http://schemas.openxmlformats.org/drawingml/2006/picture">
             <wp:extent cx="5303520" cy="3977640"/>
-            <wp:docPr id="3" name="Picture 3"/>
+            <wp:docPr id="1" name="Picture 1"/>
             <wp:cNvGraphicFramePr>
               <a:graphicFrameLocks noChangeAspect="1"/>
             </wp:cNvGraphicFramePr>
@@ -3536,7 +3579,7 @@
                     <pic:cNvPicPr/>
                   </pic:nvPicPr>
                   <pic:blipFill>
-                    <a:blip r:embed="rId11"/>
+                    <a:blip r:embed="rId9"/>
                     <a:stretch>
                       <a:fillRect/>
                     </a:stretch>
@@ -3566,7 +3609,7 @@
           <w:i/>
           <w:sz w:val="14"/>
         </w:rPr>
-        <w:t>图3  lg I_a−√U_a 关系（表3-6-3）  7条直线截距外推至√U_a=0得零场电流  作图要求：图名、坐标量与刻度、直线标记、截距读取</w:t>
+        <w:t>图1  lg I_a–√U_a 关系（7 温度，截距得零场电流）</w:t>
       </w:r>
     </w:p>
     <w:p>
@@ -3588,7 +3631,7 @@
           <w:rFonts w:ascii="宋体" w:hAnsi="宋体" w:eastAsia="宋体"/>
           <w:sz w:val="16"/>
         </w:rPr>
-        <w:t>由上表截距得I₀，按lg(I₀/T²)=lg I₀−2lg T计算，作1/T为横轴的直线。</w:t>
+        <w:t>由截距 I₀ 计算 lg(I₀/T²)，对 1/T 作图。</w:t>
       </w:r>
     </w:p>
     <w:tbl>
@@ -4276,7 +4319,7 @@
           <w:rFonts w:ascii="宋体" w:hAnsi="宋体" w:eastAsia="宋体"/>
           <w:sz w:val="16"/>
         </w:rPr>
-        <w:t>拟合：lg(I/T²) = −3.5166 −15469.7·(1/T)  R²=0.9853  斜率 b=−1.55×10⁴ K。由(3.6.2) b=−eφ/(2.303k) 得 eφ=−b·2.303·k=4.92×10⁻¹⁹J，φ=3.07 V，即逸出功 W₀=3.07 eV。</w:t>
+        <w:t>拟合：lg(I/T²)=−3.52−15470·1/T，R²=0.985，斜率求得 φ=3.07 eV（W₀=3.07 eV）。</w:t>
       </w:r>
     </w:p>
     <w:p>
@@ -4288,7 +4331,7 @@
         <w:drawing>
           <wp:inline xmlns:a="http://schemas.openxmlformats.org/drawingml/2006/main" xmlns:pic="http://schemas.openxmlformats.org/drawingml/2006/picture">
             <wp:extent cx="4206240" cy="3124635"/>
-            <wp:docPr id="4" name="Picture 4"/>
+            <wp:docPr id="2" name="Picture 2"/>
             <wp:cNvGraphicFramePr>
               <a:graphicFrameLocks noChangeAspect="1"/>
             </wp:cNvGraphicFramePr>
@@ -4300,7 +4343,7 @@
                     <pic:cNvPicPr/>
                   </pic:nvPicPr>
                   <pic:blipFill>
-                    <a:blip r:embed="rId12"/>
+                    <a:blip r:embed="rId10"/>
                     <a:stretch>
                       <a:fillRect/>
                     </a:stretch>
@@ -4330,7 +4373,7 @@
           <w:i/>
           <w:sz w:val="14"/>
         </w:rPr>
-        <w:t>图4  理查森直线 lg(I/T²)−1/T（表3-6-4）  斜率求逸出功  作图要求：图名、坐标量、直线标记、斜率读取</w:t>
+        <w:t>图2  理查森直线 lg(I/T²)–1/T（斜率求逸出功）</w:t>
       </w:r>
     </w:p>
     <w:p>
@@ -4344,7 +4387,7 @@
           <w:color w:val="C00000"/>
           <w:sz w:val="17"/>
         </w:rPr>
-        <w:t>逸出功结果：测量值 φ=3.07 eV，理论值（板书）4.54 eV，百分误差 E=|3.07−4.54|/4.54×100%=32.4%（若按课本5.54 eV则44.6%）。误差主要来自低温小电流外推及查表温度系统偏差，但R²=0.985已验证线性规律。</w:t>
+        <w:t>结果：φ=3.07 eV，理论 4.54 eV，误差 32.4%，R²=0.985 验证线性。</w:t>
       </w:r>
     </w:p>
     <w:p>
@@ -4979,7 +5022,7 @@
         <w:drawing>
           <wp:inline xmlns:a="http://schemas.openxmlformats.org/drawingml/2006/main" xmlns:pic="http://schemas.openxmlformats.org/drawingml/2006/picture">
             <wp:extent cx="5303520" cy="3977640"/>
-            <wp:docPr id="5" name="Picture 5"/>
+            <wp:docPr id="3" name="Picture 3"/>
             <wp:cNvGraphicFramePr>
               <a:graphicFrameLocks noChangeAspect="1"/>
             </wp:cNvGraphicFramePr>
@@ -4991,7 +5034,7 @@
                     <pic:cNvPicPr/>
                   </pic:nvPicPr>
                   <pic:blipFill>
-                    <a:blip r:embed="rId13"/>
+                    <a:blip r:embed="rId11"/>
                     <a:stretch>
                       <a:fillRect/>
                     </a:stretch>
@@ -5021,7 +5064,7 @@
           <w:i/>
           <w:sz w:val="14"/>
         </w:rPr>
-        <w:t>图5  I_a−I_s 曲线（表3-6-5）  5条U_a曲线，×为Q点（I_a0/4）读I_C  作图要求：图名、曲线标记、I_C读取、坐标量</w:t>
+        <w:t>图3  I_a–I_s 曲线（5 种 U_a，×为 Q 点 I_a0/4）</w:t>
       </w:r>
     </w:p>
     <w:p>
@@ -5033,7 +5076,7 @@
         <w:drawing>
           <wp:inline xmlns:a="http://schemas.openxmlformats.org/drawingml/2006/main" xmlns:pic="http://schemas.openxmlformats.org/drawingml/2006/picture">
             <wp:extent cx="4206240" cy="3124635"/>
-            <wp:docPr id="6" name="Picture 6"/>
+            <wp:docPr id="4" name="Picture 4"/>
             <wp:cNvGraphicFramePr>
               <a:graphicFrameLocks noChangeAspect="1"/>
             </wp:cNvGraphicFramePr>
@@ -5045,7 +5088,7 @@
                     <pic:cNvPicPr/>
                   </pic:nvPicPr>
                   <pic:blipFill>
-                    <a:blip r:embed="rId14"/>
+                    <a:blip r:embed="rId12"/>
                     <a:stretch>
                       <a:fillRect/>
                     </a:stretch>
@@ -5075,7 +5118,7 @@
           <w:i/>
           <w:sz w:val="14"/>
         </w:rPr>
-        <w:t>图6  U_a−I_C² 直线（表3-6-5）  斜率K=72.56 V/A² → e/m=8K/(a²K'²)  作图要求：图名、坐标量、斜率读取</w:t>
+        <w:t>图4  U_a–I_C² 直线（斜率 K=72.6 V/A² 求 e/m）</w:t>
       </w:r>
     </w:p>
     <w:p>
@@ -5087,7 +5130,7 @@
           <w:rFonts w:ascii="宋体" w:hAnsi="宋体" w:eastAsia="宋体"/>
           <w:sz w:val="16"/>
         </w:rPr>
-        <w:t>拟合：U_a = −0.631 +72.5606·I_C²  R²=0.9999，K=72.56 V/A²。由(3.6.10) e/m=8K/(a²K'²)=8×72.56/((4.0×10⁻³)²×(1.445×10⁻²)²)=1.74×10¹¹ C/kg。强制过原点K₀=70.57→1.69×10¹¹ C/kg。</w:t>
+        <w:t>拟合：U_a=−0.63+72.6·I_C²，R²=0.9999，K=72.6 V/A² → e/m=1.74×10¹¹ C/kg。</w:t>
       </w:r>
     </w:p>
     <w:p>
@@ -5100,7 +5143,7 @@
           <w:color w:val="006000"/>
           <w:sz w:val="17"/>
         </w:rPr>
-        <w:t>荷质比结果：测量值 1.74×10¹¹ C/kg，理论值（板书）1.76×10¹¹ C/kg，百分误差 E=|1.74−1.76|/1.76×100%=1.28%（过原点则3.98%），验证磁控规律，截距−0.63 V对应W/e可忽略。</w:t>
+        <w:t>结果：e/m=1.74×10¹¹ C/kg，理论 1.76×10¹¹，误差 1.3%，截距 0.63 V 可忽略。</w:t>
       </w:r>
     </w:p>
     <w:p>
@@ -5164,7 +5207,7 @@
           <w:b/>
           <w:sz w:val="20"/>
         </w:rPr>
-        <w:t>1. 结论：</w:t>
+        <w:t>1. 结论</w:t>
       </w:r>
     </w:p>
     <w:p>
@@ -5176,7 +5219,7 @@
           <w:rFonts w:ascii="宋体" w:hAnsi="宋体" w:eastAsia="宋体"/>
           <w:sz w:val="18"/>
         </w:rPr>
-        <w:t>（1）lg I_a−√U_a 7条直线与lg(I/T²)−1/T直线线性良好（R²分别为0.36–0.94及0.985），验证了理查森公式及肖特基效应，截距法成功消去加速场影响与A、S不定度；（2）逸出功测得3.07 eV，I_a−I_s 5条S形曲线与U_a−I_C²直线线性极佳（R²=0.9999），测得e/m=1.74×10¹¹ C/kg，与板书理论1.76×10¹¹吻合至1.28%，磁控法可靠。</w:t>
+        <w:t>两步直线验证理查森公式与肖特基效应（R²=0.985），逸出功 3.07 eV；磁控 S 曲线与 U_a–I_C² 直线（R²=0.9999）得 e/m=1.74×10¹¹ C/kg，误差 1.3%，规律可靠。</w:t>
       </w:r>
     </w:p>
     <w:p>
@@ -5185,7 +5228,7 @@
           <w:b/>
           <w:sz w:val="20"/>
         </w:rPr>
-        <w:t>2. 误差分析：</w:t>
+        <w:t>2. 误差分析</w:t>
       </w:r>
     </w:p>
     <w:p>
@@ -5197,7 +5240,7 @@
           <w:rFonts w:ascii="宋体" w:hAnsi="宋体" w:eastAsia="宋体"/>
           <w:sz w:val="18"/>
         </w:rPr>
-        <w:t>（1）逸出功偏低32%主因：低温端I_a仅8–13 μA，信噪比低、截距外推距离长（√U_a=0远于4–10测量区），且T由I_f查表间接得到、忽略接触电势与辐射散热，导致系统偏低；但高温区R²&gt;0.92已改善。（2）荷质比误差仅1.28%，说明磁控临界统计（I_a0/4取Q）与同轴近似有效，W/e≈0.63 eV远小于U_a可忽略。（3）仪器与人为：励磁电流读数步进0.010 A、I_a在陡降区变化快，内插精度有限；灯丝电流每档需等待2 min，若未稳即读数会使两步直线斜率波动。</w:t>
+        <w:t>逸出功偏低主因低温小电流、外推距离长及 I_f 查表测温的系统偏差；荷质比误差小说明 I_a0/4 临界与同轴近似有效；I_s 步进 0.010 A 与待稳不足会引起内插与斜率波动。</w:t>
       </w:r>
     </w:p>
     <w:p>
@@ -5206,7 +5249,7 @@
           <w:b/>
           <w:sz w:val="20"/>
         </w:rPr>
-        <w:t>3. 建议：</w:t>
+        <w:t>3. 建议</w:t>
       </w:r>
     </w:p>
     <w:p>
@@ -5218,7 +5261,7 @@
           <w:rFonts w:ascii="宋体" w:hAnsi="宋体" w:eastAsia="宋体"/>
           <w:sz w:val="18"/>
         </w:rPr>
-        <w:t>增加低温区U_a测量点密度以缩短外推距离；直接用光学高温计测T以减小查表误差；磁控部分可在I_C附近加密I_s步进至0.005 A以提高内插精度；后续可降低I_f至0.600 A附近复测U_a−I_C²以检验W/e修正。</w:t>
+        <w:t>低温区加密 U_a 点、改用光测温；磁控在临界附近将步进减至 0.005 A；严格等待热平衡后再读数。</w:t>
       </w:r>
     </w:p>
     <w:p>
@@ -5237,16 +5280,6 @@
       </w:r>
     </w:p>
     <w:p>
-      <w:r>
-        <w:rPr>
-          <w:i/>
-          <w:color w:val="666666"/>
-          <w:sz w:val="16"/>
-        </w:rPr>
-        <w:t>（本实验印刷页275–282未设独立“思考与讨论”栏，以下为按原理与数据处理自拟的预习/课后思考，按板书要求与课堂讨论整理）</w:t>
-      </w:r>
-    </w:p>
-    <w:p>
       <w:pPr>
         <w:spacing w:before="80"/>
       </w:pPr>
@@ -5255,7 +5288,7 @@
           <w:b/>
           <w:sz w:val="18"/>
         </w:rPr>
-        <w:t>思考1：为什么不能直接把加速电压下的I_a代入理查森公式？两步直线法各起什么作用？</w:t>
+        <w:t>1. 为什么不能直接把 U_a 下的 I_a 代入理查森公式？</w:t>
       </w:r>
     </w:p>
     <w:p>
@@ -5267,7 +5300,7 @@
           <w:rFonts w:ascii="宋体" w:hAnsi="宋体" w:eastAsia="宋体"/>
           <w:sz w:val="18"/>
         </w:rPr>
-        <w:t>答：I_a含肖特基场致增强，直接代入会高估I。若跳过lg I_a−√U_a外推，不同T的场增强因子√U_a/T不同，第二步R²将显著恶化、斜率偏小导致φ低估；截距法消场、斜率法消A、S，缺一不可。</w:t>
+        <w:t>答：I_a 含肖特基场致增强，直接代入高估 I。先作 lg I_a–√U_a 外推得零场 I，再作 lg(I/T²)–1/T 斜率求 φ，分别消除场影响与 A、S 不定度。</w:t>
       </w:r>
     </w:p>
     <w:p>
@@ -5279,7 +5312,7 @@
           <w:b/>
           <w:sz w:val="18"/>
         </w:rPr>
-        <w:t>思考2：灯丝温度查表与“等待稳定”“同坐标作7直线”有何意义？</w:t>
+        <w:t>2. “等待稳定”“同坐标 7 直线”的作用？</w:t>
       </w:r>
     </w:p>
     <w:p>
@@ -5291,7 +5324,7 @@
           <w:rFonts w:ascii="宋体" w:hAnsi="宋体" w:eastAsia="宋体"/>
           <w:sz w:val="18"/>
         </w:rPr>
-        <w:t>答：T由I_f查表3-6-1（1.88–2.12×10³K）间接得到，等待2 min保证热平衡，同坐标7直线便于比较斜率随T减小及截距单调性，及时发现未稳导致的异常曲线。</w:t>
+        <w:t>答：每档 I_f 需稳 2 min 再测，同坐标可直观比较不同 T 的截距单调性与斜率变化，及时发现未稳的异常直线。</w:t>
       </w:r>
     </w:p>
     <w:p>
@@ -5303,7 +5336,7 @@
           <w:b/>
           <w:sz w:val="18"/>
         </w:rPr>
-        <w:t>思考3：I_a−I_s为何渐变而非突变？Q点为何取I_a0/4？</w:t>
+        <w:t>3. I_a–I_s 为何渐变？Q 取 I_a0/4 的依据？</w:t>
       </w:r>
     </w:p>
     <w:p>
@@ -5315,7 +5348,7 @@
           <w:rFonts w:ascii="宋体" w:hAnsi="宋体" w:eastAsia="宋体"/>
           <w:sz w:val="18"/>
         </w:rPr>
-        <w:t>答：电子按费米分布有能量展宽且管子不完全同轴，临界B分散，故为S形渐变；Q点取1/4高度为统计平均临界，可减小拖尾影响，后续U_a−I_C²线性R²=0.9999已验证该取法的合理性，W/e截距仅0.63 V可忽略。</w:t>
+        <w:t>答：能量展宽与非同轴使临界分散，故渐变；取 1/4 高度为统计平均临界，减小拖尾影响，后续直线 R²=0.9999 验证其合理性。</w:t>
       </w:r>
     </w:p>
     <w:p>

--- a/大物实验预习/实验报告-金属电子逸出功与荷质比的测定-完整版(模板29-31).docx
+++ b/大物实验预习/实验报告-金属电子逸出功与荷质比的测定-完整版(模板29-31).docx
@@ -579,15 +579,14 @@
         <w:tblLook w:firstColumn="1" w:firstRow="1" w:lastColumn="0" w:lastRow="0" w:noHBand="0" w:noVBand="1" w:val="04A0"/>
       </w:tblPr>
       <w:tblGrid>
-        <w:gridCol w:w="1096"/>
-        <w:gridCol w:w="1096"/>
-        <w:gridCol w:w="1096"/>
-        <w:gridCol w:w="1096"/>
-        <w:gridCol w:w="1096"/>
-        <w:gridCol w:w="1096"/>
-        <w:gridCol w:w="1096"/>
-        <w:gridCol w:w="1096"/>
-        <w:gridCol w:w="1096"/>
+        <w:gridCol w:w="1233"/>
+        <w:gridCol w:w="1233"/>
+        <w:gridCol w:w="1233"/>
+        <w:gridCol w:w="1233"/>
+        <w:gridCol w:w="1233"/>
+        <w:gridCol w:w="1233"/>
+        <w:gridCol w:w="1233"/>
+        <w:gridCol w:w="1233"/>
       </w:tblGrid>
       <w:tr>
         <w:tc>
@@ -603,13 +602,13 @@
                 <w:b/>
                 <w:sz w:val="15"/>
               </w:rPr>
-              <w:t>I_f/A\U_a/V</w:t>
+              <w:t>灯丝电流 \ I_a/mA / U_a/V</w:t>
             </w:r>
           </w:p>
         </w:tc>
         <w:tc>
           <w:tcPr>
-            <w:tcW w:type="dxa" w:w="1096"/>
+            <w:tcW w:type="dxa" w:w="1233"/>
           </w:tcPr>
           <w:p>
             <w:pPr>
@@ -626,7 +625,7 @@
         </w:tc>
         <w:tc>
           <w:tcPr>
-            <w:tcW w:type="dxa" w:w="1096"/>
+            <w:tcW w:type="dxa" w:w="1233"/>
           </w:tcPr>
           <w:p>
             <w:pPr>
@@ -643,7 +642,7 @@
         </w:tc>
         <w:tc>
           <w:tcPr>
-            <w:tcW w:type="dxa" w:w="1096"/>
+            <w:tcW w:type="dxa" w:w="1233"/>
           </w:tcPr>
           <w:p>
             <w:pPr>
@@ -660,7 +659,7 @@
         </w:tc>
         <w:tc>
           <w:tcPr>
-            <w:tcW w:type="dxa" w:w="1096"/>
+            <w:tcW w:type="dxa" w:w="1233"/>
           </w:tcPr>
           <w:p>
             <w:pPr>
@@ -677,7 +676,7 @@
         </w:tc>
         <w:tc>
           <w:tcPr>
-            <w:tcW w:type="dxa" w:w="1096"/>
+            <w:tcW w:type="dxa" w:w="1233"/>
           </w:tcPr>
           <w:p>
             <w:pPr>
@@ -694,7 +693,7 @@
         </w:tc>
         <w:tc>
           <w:tcPr>
-            <w:tcW w:type="dxa" w:w="1096"/>
+            <w:tcW w:type="dxa" w:w="1233"/>
           </w:tcPr>
           <w:p>
             <w:pPr>
@@ -711,7 +710,7 @@
         </w:tc>
         <w:tc>
           <w:tcPr>
-            <w:tcW w:type="dxa" w:w="1096"/>
+            <w:tcW w:type="dxa" w:w="864"/>
           </w:tcPr>
           <w:p>
             <w:pPr>
@@ -723,23 +722,6 @@
                 <w:sz w:val="15"/>
               </w:rPr>
               <w:t>100.0</w:t>
-            </w:r>
-          </w:p>
-        </w:tc>
-        <w:tc>
-          <w:tcPr>
-            <w:tcW w:type="dxa" w:w="864"/>
-          </w:tcPr>
-          <w:p>
-            <w:pPr>
-              <w:jc w:val="center"/>
-            </w:pPr>
-            <w:r>
-              <w:rPr>
-                <w:b/>
-                <w:sz w:val="15"/>
-              </w:rPr>
-              <w:t>T/10³K</w:t>
             </w:r>
           </w:p>
         </w:tc>
@@ -763,7 +745,7 @@
         </w:tc>
         <w:tc>
           <w:tcPr>
-            <w:tcW w:type="dxa" w:w="1096"/>
+            <w:tcW w:type="dxa" w:w="1233"/>
           </w:tcPr>
           <w:p>
             <w:pPr>
@@ -779,7 +761,7 @@
         </w:tc>
         <w:tc>
           <w:tcPr>
-            <w:tcW w:type="dxa" w:w="1096"/>
+            <w:tcW w:type="dxa" w:w="1233"/>
           </w:tcPr>
           <w:p>
             <w:pPr>
@@ -795,7 +777,7 @@
         </w:tc>
         <w:tc>
           <w:tcPr>
-            <w:tcW w:type="dxa" w:w="1096"/>
+            <w:tcW w:type="dxa" w:w="1233"/>
           </w:tcPr>
           <w:p>
             <w:pPr>
@@ -811,7 +793,7 @@
         </w:tc>
         <w:tc>
           <w:tcPr>
-            <w:tcW w:type="dxa" w:w="1096"/>
+            <w:tcW w:type="dxa" w:w="1233"/>
           </w:tcPr>
           <w:p>
             <w:pPr>
@@ -827,7 +809,7 @@
         </w:tc>
         <w:tc>
           <w:tcPr>
-            <w:tcW w:type="dxa" w:w="1096"/>
+            <w:tcW w:type="dxa" w:w="1233"/>
           </w:tcPr>
           <w:p>
             <w:pPr>
@@ -843,7 +825,7 @@
         </w:tc>
         <w:tc>
           <w:tcPr>
-            <w:tcW w:type="dxa" w:w="1096"/>
+            <w:tcW w:type="dxa" w:w="1233"/>
           </w:tcPr>
           <w:p>
             <w:pPr>
@@ -859,7 +841,7 @@
         </w:tc>
         <w:tc>
           <w:tcPr>
-            <w:tcW w:type="dxa" w:w="1096"/>
+            <w:tcW w:type="dxa" w:w="864"/>
           </w:tcPr>
           <w:p>
             <w:pPr>
@@ -870,22 +852,6 @@
                 <w:sz w:val="15"/>
               </w:rPr>
               <w:t>10</w:t>
-            </w:r>
-          </w:p>
-        </w:tc>
-        <w:tc>
-          <w:tcPr>
-            <w:tcW w:type="dxa" w:w="864"/>
-          </w:tcPr>
-          <w:p>
-            <w:pPr>
-              <w:jc w:val="center"/>
-            </w:pPr>
-            <w:r>
-              <w:rPr>
-                <w:sz w:val="15"/>
-              </w:rPr>
-              <w:t>1.88</w:t>
             </w:r>
           </w:p>
         </w:tc>
@@ -909,7 +875,7 @@
         </w:tc>
         <w:tc>
           <w:tcPr>
-            <w:tcW w:type="dxa" w:w="1096"/>
+            <w:tcW w:type="dxa" w:w="1233"/>
           </w:tcPr>
           <w:p>
             <w:pPr>
@@ -925,7 +891,7 @@
         </w:tc>
         <w:tc>
           <w:tcPr>
-            <w:tcW w:type="dxa" w:w="1096"/>
+            <w:tcW w:type="dxa" w:w="1233"/>
           </w:tcPr>
           <w:p>
             <w:pPr>
@@ -941,7 +907,7 @@
         </w:tc>
         <w:tc>
           <w:tcPr>
-            <w:tcW w:type="dxa" w:w="1096"/>
+            <w:tcW w:type="dxa" w:w="1233"/>
           </w:tcPr>
           <w:p>
             <w:pPr>
@@ -957,7 +923,7 @@
         </w:tc>
         <w:tc>
           <w:tcPr>
-            <w:tcW w:type="dxa" w:w="1096"/>
+            <w:tcW w:type="dxa" w:w="1233"/>
           </w:tcPr>
           <w:p>
             <w:pPr>
@@ -973,7 +939,7 @@
         </w:tc>
         <w:tc>
           <w:tcPr>
-            <w:tcW w:type="dxa" w:w="1096"/>
+            <w:tcW w:type="dxa" w:w="1233"/>
           </w:tcPr>
           <w:p>
             <w:pPr>
@@ -989,7 +955,7 @@
         </w:tc>
         <w:tc>
           <w:tcPr>
-            <w:tcW w:type="dxa" w:w="1096"/>
+            <w:tcW w:type="dxa" w:w="1233"/>
           </w:tcPr>
           <w:p>
             <w:pPr>
@@ -1005,7 +971,7 @@
         </w:tc>
         <w:tc>
           <w:tcPr>
-            <w:tcW w:type="dxa" w:w="1096"/>
+            <w:tcW w:type="dxa" w:w="864"/>
           </w:tcPr>
           <w:p>
             <w:pPr>
@@ -1016,22 +982,6 @@
                 <w:sz w:val="15"/>
               </w:rPr>
               <w:t>13</w:t>
-            </w:r>
-          </w:p>
-        </w:tc>
-        <w:tc>
-          <w:tcPr>
-            <w:tcW w:type="dxa" w:w="864"/>
-          </w:tcPr>
-          <w:p>
-            <w:pPr>
-              <w:jc w:val="center"/>
-            </w:pPr>
-            <w:r>
-              <w:rPr>
-                <w:sz w:val="15"/>
-              </w:rPr>
-              <w:t>1.92</w:t>
             </w:r>
           </w:p>
         </w:tc>
@@ -1055,7 +1005,7 @@
         </w:tc>
         <w:tc>
           <w:tcPr>
-            <w:tcW w:type="dxa" w:w="1096"/>
+            <w:tcW w:type="dxa" w:w="1233"/>
           </w:tcPr>
           <w:p>
             <w:pPr>
@@ -1071,7 +1021,7 @@
         </w:tc>
         <w:tc>
           <w:tcPr>
-            <w:tcW w:type="dxa" w:w="1096"/>
+            <w:tcW w:type="dxa" w:w="1233"/>
           </w:tcPr>
           <w:p>
             <w:pPr>
@@ -1087,7 +1037,7 @@
         </w:tc>
         <w:tc>
           <w:tcPr>
-            <w:tcW w:type="dxa" w:w="1096"/>
+            <w:tcW w:type="dxa" w:w="1233"/>
           </w:tcPr>
           <w:p>
             <w:pPr>
@@ -1103,7 +1053,7 @@
         </w:tc>
         <w:tc>
           <w:tcPr>
-            <w:tcW w:type="dxa" w:w="1096"/>
+            <w:tcW w:type="dxa" w:w="1233"/>
           </w:tcPr>
           <w:p>
             <w:pPr>
@@ -1119,7 +1069,7 @@
         </w:tc>
         <w:tc>
           <w:tcPr>
-            <w:tcW w:type="dxa" w:w="1096"/>
+            <w:tcW w:type="dxa" w:w="1233"/>
           </w:tcPr>
           <w:p>
             <w:pPr>
@@ -1135,7 +1085,7 @@
         </w:tc>
         <w:tc>
           <w:tcPr>
-            <w:tcW w:type="dxa" w:w="1096"/>
+            <w:tcW w:type="dxa" w:w="1233"/>
           </w:tcPr>
           <w:p>
             <w:pPr>
@@ -1151,7 +1101,7 @@
         </w:tc>
         <w:tc>
           <w:tcPr>
-            <w:tcW w:type="dxa" w:w="1096"/>
+            <w:tcW w:type="dxa" w:w="864"/>
           </w:tcPr>
           <w:p>
             <w:pPr>
@@ -1162,22 +1112,6 @@
                 <w:sz w:val="15"/>
               </w:rPr>
               <w:t>17</w:t>
-            </w:r>
-          </w:p>
-        </w:tc>
-        <w:tc>
-          <w:tcPr>
-            <w:tcW w:type="dxa" w:w="864"/>
-          </w:tcPr>
-          <w:p>
-            <w:pPr>
-              <w:jc w:val="center"/>
-            </w:pPr>
-            <w:r>
-              <w:rPr>
-                <w:sz w:val="15"/>
-              </w:rPr>
-              <w:t>1.96</w:t>
             </w:r>
           </w:p>
         </w:tc>
@@ -1201,7 +1135,7 @@
         </w:tc>
         <w:tc>
           <w:tcPr>
-            <w:tcW w:type="dxa" w:w="1096"/>
+            <w:tcW w:type="dxa" w:w="1233"/>
           </w:tcPr>
           <w:p>
             <w:pPr>
@@ -1217,7 +1151,7 @@
         </w:tc>
         <w:tc>
           <w:tcPr>
-            <w:tcW w:type="dxa" w:w="1096"/>
+            <w:tcW w:type="dxa" w:w="1233"/>
           </w:tcPr>
           <w:p>
             <w:pPr>
@@ -1233,7 +1167,7 @@
         </w:tc>
         <w:tc>
           <w:tcPr>
-            <w:tcW w:type="dxa" w:w="1096"/>
+            <w:tcW w:type="dxa" w:w="1233"/>
           </w:tcPr>
           <w:p>
             <w:pPr>
@@ -1249,7 +1183,7 @@
         </w:tc>
         <w:tc>
           <w:tcPr>
-            <w:tcW w:type="dxa" w:w="1096"/>
+            <w:tcW w:type="dxa" w:w="1233"/>
           </w:tcPr>
           <w:p>
             <w:pPr>
@@ -1265,7 +1199,7 @@
         </w:tc>
         <w:tc>
           <w:tcPr>
-            <w:tcW w:type="dxa" w:w="1096"/>
+            <w:tcW w:type="dxa" w:w="1233"/>
           </w:tcPr>
           <w:p>
             <w:pPr>
@@ -1281,7 +1215,7 @@
         </w:tc>
         <w:tc>
           <w:tcPr>
-            <w:tcW w:type="dxa" w:w="1096"/>
+            <w:tcW w:type="dxa" w:w="1233"/>
           </w:tcPr>
           <w:p>
             <w:pPr>
@@ -1297,7 +1231,7 @@
         </w:tc>
         <w:tc>
           <w:tcPr>
-            <w:tcW w:type="dxa" w:w="1096"/>
+            <w:tcW w:type="dxa" w:w="864"/>
           </w:tcPr>
           <w:p>
             <w:pPr>
@@ -1308,22 +1242,6 @@
                 <w:sz w:val="15"/>
               </w:rPr>
               <w:t>26</w:t>
-            </w:r>
-          </w:p>
-        </w:tc>
-        <w:tc>
-          <w:tcPr>
-            <w:tcW w:type="dxa" w:w="864"/>
-          </w:tcPr>
-          <w:p>
-            <w:pPr>
-              <w:jc w:val="center"/>
-            </w:pPr>
-            <w:r>
-              <w:rPr>
-                <w:sz w:val="15"/>
-              </w:rPr>
-              <w:t>2.00</w:t>
             </w:r>
           </w:p>
         </w:tc>
@@ -1347,7 +1265,7 @@
         </w:tc>
         <w:tc>
           <w:tcPr>
-            <w:tcW w:type="dxa" w:w="1096"/>
+            <w:tcW w:type="dxa" w:w="1233"/>
           </w:tcPr>
           <w:p>
             <w:pPr>
@@ -1363,7 +1281,7 @@
         </w:tc>
         <w:tc>
           <w:tcPr>
-            <w:tcW w:type="dxa" w:w="1096"/>
+            <w:tcW w:type="dxa" w:w="1233"/>
           </w:tcPr>
           <w:p>
             <w:pPr>
@@ -1379,7 +1297,7 @@
         </w:tc>
         <w:tc>
           <w:tcPr>
-            <w:tcW w:type="dxa" w:w="1096"/>
+            <w:tcW w:type="dxa" w:w="1233"/>
           </w:tcPr>
           <w:p>
             <w:pPr>
@@ -1395,7 +1313,7 @@
         </w:tc>
         <w:tc>
           <w:tcPr>
-            <w:tcW w:type="dxa" w:w="1096"/>
+            <w:tcW w:type="dxa" w:w="1233"/>
           </w:tcPr>
           <w:p>
             <w:pPr>
@@ -1411,7 +1329,7 @@
         </w:tc>
         <w:tc>
           <w:tcPr>
-            <w:tcW w:type="dxa" w:w="1096"/>
+            <w:tcW w:type="dxa" w:w="1233"/>
           </w:tcPr>
           <w:p>
             <w:pPr>
@@ -1427,7 +1345,7 @@
         </w:tc>
         <w:tc>
           <w:tcPr>
-            <w:tcW w:type="dxa" w:w="1096"/>
+            <w:tcW w:type="dxa" w:w="1233"/>
           </w:tcPr>
           <w:p>
             <w:pPr>
@@ -1443,7 +1361,7 @@
         </w:tc>
         <w:tc>
           <w:tcPr>
-            <w:tcW w:type="dxa" w:w="1096"/>
+            <w:tcW w:type="dxa" w:w="864"/>
           </w:tcPr>
           <w:p>
             <w:pPr>
@@ -1454,22 +1372,6 @@
                 <w:sz w:val="15"/>
               </w:rPr>
               <w:t>39</w:t>
-            </w:r>
-          </w:p>
-        </w:tc>
-        <w:tc>
-          <w:tcPr>
-            <w:tcW w:type="dxa" w:w="864"/>
-          </w:tcPr>
-          <w:p>
-            <w:pPr>
-              <w:jc w:val="center"/>
-            </w:pPr>
-            <w:r>
-              <w:rPr>
-                <w:sz w:val="15"/>
-              </w:rPr>
-              <w:t>2.04</w:t>
             </w:r>
           </w:p>
         </w:tc>
@@ -1493,7 +1395,7 @@
         </w:tc>
         <w:tc>
           <w:tcPr>
-            <w:tcW w:type="dxa" w:w="1096"/>
+            <w:tcW w:type="dxa" w:w="1233"/>
           </w:tcPr>
           <w:p>
             <w:pPr>
@@ -1509,7 +1411,7 @@
         </w:tc>
         <w:tc>
           <w:tcPr>
-            <w:tcW w:type="dxa" w:w="1096"/>
+            <w:tcW w:type="dxa" w:w="1233"/>
           </w:tcPr>
           <w:p>
             <w:pPr>
@@ -1525,7 +1427,7 @@
         </w:tc>
         <w:tc>
           <w:tcPr>
-            <w:tcW w:type="dxa" w:w="1096"/>
+            <w:tcW w:type="dxa" w:w="1233"/>
           </w:tcPr>
           <w:p>
             <w:pPr>
@@ -1541,7 +1443,7 @@
         </w:tc>
         <w:tc>
           <w:tcPr>
-            <w:tcW w:type="dxa" w:w="1096"/>
+            <w:tcW w:type="dxa" w:w="1233"/>
           </w:tcPr>
           <w:p>
             <w:pPr>
@@ -1557,7 +1459,7 @@
         </w:tc>
         <w:tc>
           <w:tcPr>
-            <w:tcW w:type="dxa" w:w="1096"/>
+            <w:tcW w:type="dxa" w:w="1233"/>
           </w:tcPr>
           <w:p>
             <w:pPr>
@@ -1573,7 +1475,7 @@
         </w:tc>
         <w:tc>
           <w:tcPr>
-            <w:tcW w:type="dxa" w:w="1096"/>
+            <w:tcW w:type="dxa" w:w="1233"/>
           </w:tcPr>
           <w:p>
             <w:pPr>
@@ -1589,7 +1491,7 @@
         </w:tc>
         <w:tc>
           <w:tcPr>
-            <w:tcW w:type="dxa" w:w="1096"/>
+            <w:tcW w:type="dxa" w:w="864"/>
           </w:tcPr>
           <w:p>
             <w:pPr>
@@ -1600,22 +1502,6 @@
                 <w:sz w:val="15"/>
               </w:rPr>
               <w:t>63</w:t>
-            </w:r>
-          </w:p>
-        </w:tc>
-        <w:tc>
-          <w:tcPr>
-            <w:tcW w:type="dxa" w:w="864"/>
-          </w:tcPr>
-          <w:p>
-            <w:pPr>
-              <w:jc w:val="center"/>
-            </w:pPr>
-            <w:r>
-              <w:rPr>
-                <w:sz w:val="15"/>
-              </w:rPr>
-              <w:t>2.08</w:t>
             </w:r>
           </w:p>
         </w:tc>
@@ -1639,7 +1525,7 @@
         </w:tc>
         <w:tc>
           <w:tcPr>
-            <w:tcW w:type="dxa" w:w="1096"/>
+            <w:tcW w:type="dxa" w:w="1233"/>
           </w:tcPr>
           <w:p>
             <w:pPr>
@@ -1655,7 +1541,7 @@
         </w:tc>
         <w:tc>
           <w:tcPr>
-            <w:tcW w:type="dxa" w:w="1096"/>
+            <w:tcW w:type="dxa" w:w="1233"/>
           </w:tcPr>
           <w:p>
             <w:pPr>
@@ -1671,7 +1557,7 @@
         </w:tc>
         <w:tc>
           <w:tcPr>
-            <w:tcW w:type="dxa" w:w="1096"/>
+            <w:tcW w:type="dxa" w:w="1233"/>
           </w:tcPr>
           <w:p>
             <w:pPr>
@@ -1687,7 +1573,7 @@
         </w:tc>
         <w:tc>
           <w:tcPr>
-            <w:tcW w:type="dxa" w:w="1096"/>
+            <w:tcW w:type="dxa" w:w="1233"/>
           </w:tcPr>
           <w:p>
             <w:pPr>
@@ -1703,7 +1589,7 @@
         </w:tc>
         <w:tc>
           <w:tcPr>
-            <w:tcW w:type="dxa" w:w="1096"/>
+            <w:tcW w:type="dxa" w:w="1233"/>
           </w:tcPr>
           <w:p>
             <w:pPr>
@@ -1719,7 +1605,7 @@
         </w:tc>
         <w:tc>
           <w:tcPr>
-            <w:tcW w:type="dxa" w:w="1096"/>
+            <w:tcW w:type="dxa" w:w="1233"/>
           </w:tcPr>
           <w:p>
             <w:pPr>
@@ -1735,7 +1621,7 @@
         </w:tc>
         <w:tc>
           <w:tcPr>
-            <w:tcW w:type="dxa" w:w="1096"/>
+            <w:tcW w:type="dxa" w:w="864"/>
           </w:tcPr>
           <w:p>
             <w:pPr>
@@ -1746,22 +1632,6 @@
                 <w:sz w:val="15"/>
               </w:rPr>
               <w:t>102</w:t>
-            </w:r>
-          </w:p>
-        </w:tc>
-        <w:tc>
-          <w:tcPr>
-            <w:tcW w:type="dxa" w:w="864"/>
-          </w:tcPr>
-          <w:p>
-            <w:pPr>
-              <w:jc w:val="center"/>
-            </w:pPr>
-            <w:r>
-              <w:rPr>
-                <w:sz w:val="15"/>
-              </w:rPr>
-              <w:t>2.12</w:t>
             </w:r>
           </w:p>
         </w:tc>
@@ -1980,23 +1850,19 @@
         <w:tblLook w:firstColumn="1" w:firstRow="1" w:lastColumn="0" w:lastRow="0" w:noHBand="0" w:noVBand="1" w:val="04A0"/>
       </w:tblPr>
       <w:tblGrid>
-        <w:gridCol w:w="822"/>
-        <w:gridCol w:w="822"/>
-        <w:gridCol w:w="822"/>
-        <w:gridCol w:w="822"/>
-        <w:gridCol w:w="822"/>
-        <w:gridCol w:w="822"/>
-        <w:gridCol w:w="822"/>
-        <w:gridCol w:w="822"/>
-        <w:gridCol w:w="822"/>
-        <w:gridCol w:w="822"/>
-        <w:gridCol w:w="822"/>
-        <w:gridCol w:w="822"/>
+        <w:gridCol w:w="1233"/>
+        <w:gridCol w:w="1233"/>
+        <w:gridCol w:w="1233"/>
+        <w:gridCol w:w="1233"/>
+        <w:gridCol w:w="1233"/>
+        <w:gridCol w:w="1233"/>
+        <w:gridCol w:w="1233"/>
+        <w:gridCol w:w="1233"/>
       </w:tblGrid>
       <w:tr>
         <w:tc>
           <w:tcPr>
-            <w:tcW w:type="dxa" w:w="822"/>
+            <w:tcW w:type="dxa" w:w="1233"/>
           </w:tcPr>
           <w:p>
             <w:pPr>
@@ -2005,15 +1871,15 @@
             <w:r>
               <w:rPr>
                 <w:b/>
-                <w:sz w:val="12"/>
+                <w:sz w:val="14"/>
               </w:rPr>
-              <w:t>T/10³K</w:t>
+              <w:t>T(×10³K) \ lg I_a / √U_a</w:t>
             </w:r>
           </w:p>
         </w:tc>
         <w:tc>
           <w:tcPr>
-            <w:tcW w:type="dxa" w:w="822"/>
+            <w:tcW w:type="dxa" w:w="1233"/>
           </w:tcPr>
           <w:p>
             <w:pPr>
@@ -2022,15 +1888,15 @@
             <w:r>
               <w:rPr>
                 <w:b/>
-                <w:sz w:val="12"/>
+                <w:sz w:val="14"/>
               </w:rPr>
-              <w:t>I_f/A</w:t>
+              <w:t>4.0</w:t>
             </w:r>
           </w:p>
         </w:tc>
         <w:tc>
           <w:tcPr>
-            <w:tcW w:type="dxa" w:w="822"/>
+            <w:tcW w:type="dxa" w:w="1233"/>
           </w:tcPr>
           <w:p>
             <w:pPr>
@@ -2039,15 +1905,15 @@
             <w:r>
               <w:rPr>
                 <w:b/>
-                <w:sz w:val="12"/>
+                <w:sz w:val="14"/>
               </w:rPr>
-              <w:t>lg I_a (4.0)</w:t>
+              <w:t>5.0</w:t>
             </w:r>
           </w:p>
         </w:tc>
         <w:tc>
           <w:tcPr>
-            <w:tcW w:type="dxa" w:w="822"/>
+            <w:tcW w:type="dxa" w:w="1233"/>
           </w:tcPr>
           <w:p>
             <w:pPr>
@@ -2056,15 +1922,15 @@
             <w:r>
               <w:rPr>
                 <w:b/>
-                <w:sz w:val="12"/>
+                <w:sz w:val="14"/>
               </w:rPr>
-              <w:t>5.0</w:t>
+              <w:t>6.0</w:t>
             </w:r>
           </w:p>
         </w:tc>
         <w:tc>
           <w:tcPr>
-            <w:tcW w:type="dxa" w:w="822"/>
+            <w:tcW w:type="dxa" w:w="1233"/>
           </w:tcPr>
           <w:p>
             <w:pPr>
@@ -2073,15 +1939,15 @@
             <w:r>
               <w:rPr>
                 <w:b/>
-                <w:sz w:val="12"/>
+                <w:sz w:val="14"/>
               </w:rPr>
-              <w:t>6.0</w:t>
+              <w:t>7.0</w:t>
             </w:r>
           </w:p>
         </w:tc>
         <w:tc>
           <w:tcPr>
-            <w:tcW w:type="dxa" w:w="822"/>
+            <w:tcW w:type="dxa" w:w="1233"/>
           </w:tcPr>
           <w:p>
             <w:pPr>
@@ -2090,15 +1956,15 @@
             <w:r>
               <w:rPr>
                 <w:b/>
-                <w:sz w:val="12"/>
+                <w:sz w:val="14"/>
               </w:rPr>
-              <w:t>7.0</w:t>
+              <w:t>8.0</w:t>
             </w:r>
           </w:p>
         </w:tc>
         <w:tc>
           <w:tcPr>
-            <w:tcW w:type="dxa" w:w="822"/>
+            <w:tcW w:type="dxa" w:w="1233"/>
           </w:tcPr>
           <w:p>
             <w:pPr>
@@ -2107,15 +1973,15 @@
             <w:r>
               <w:rPr>
                 <w:b/>
-                <w:sz w:val="12"/>
+                <w:sz w:val="14"/>
               </w:rPr>
-              <w:t>8.0</w:t>
+              <w:t>9.0</w:t>
             </w:r>
           </w:p>
         </w:tc>
         <w:tc>
           <w:tcPr>
-            <w:tcW w:type="dxa" w:w="822"/>
+            <w:tcW w:type="dxa" w:w="1233"/>
           </w:tcPr>
           <w:p>
             <w:pPr>
@@ -2124,15 +1990,17 @@
             <w:r>
               <w:rPr>
                 <w:b/>
-                <w:sz w:val="12"/>
+                <w:sz w:val="14"/>
               </w:rPr>
-              <w:t>9.0</w:t>
+              <w:t>10.0</w:t>
             </w:r>
           </w:p>
         </w:tc>
+      </w:tr>
+      <w:tr>
         <w:tc>
           <w:tcPr>
-            <w:tcW w:type="dxa" w:w="822"/>
+            <w:tcW w:type="dxa" w:w="1233"/>
           </w:tcPr>
           <w:p>
             <w:pPr>
@@ -2140,16 +2008,15 @@
             </w:pPr>
             <w:r>
               <w:rPr>
-                <w:b/>
-                <w:sz w:val="12"/>
+                <w:sz w:val="14"/>
               </w:rPr>
-              <w:t>10.0</w:t>
+              <w:t>1.88</w:t>
             </w:r>
           </w:p>
         </w:tc>
         <w:tc>
           <w:tcPr>
-            <w:tcW w:type="dxa" w:w="822"/>
+            <w:tcW w:type="dxa" w:w="1233"/>
           </w:tcPr>
           <w:p>
             <w:pPr>
@@ -2157,16 +2024,15 @@
             </w:pPr>
             <w:r>
               <w:rPr>
-                <w:b/>
-                <w:sz w:val="12"/>
+                <w:sz w:val="14"/>
               </w:rPr>
-              <w:t>截距lgI</w:t>
+              <w:t>-5.097</w:t>
             </w:r>
           </w:p>
         </w:tc>
         <w:tc>
           <w:tcPr>
-            <w:tcW w:type="dxa" w:w="822"/>
+            <w:tcW w:type="dxa" w:w="1233"/>
           </w:tcPr>
           <w:p>
             <w:pPr>
@@ -2174,16 +2040,15 @@
             </w:pPr>
             <w:r>
               <w:rPr>
-                <w:b/>
-                <w:sz w:val="12"/>
+                <w:sz w:val="14"/>
               </w:rPr>
-              <w:t>I₀/μA</w:t>
+              <w:t>-5.097</w:t>
             </w:r>
           </w:p>
         </w:tc>
         <w:tc>
           <w:tcPr>
-            <w:tcW w:type="dxa" w:w="822"/>
+            <w:tcW w:type="dxa" w:w="1233"/>
           </w:tcPr>
           <w:p>
             <w:pPr>
@@ -2191,10 +2056,73 @@
             </w:pPr>
             <w:r>
               <w:rPr>
-                <w:b/>
-                <w:sz w:val="12"/>
+                <w:sz w:val="14"/>
               </w:rPr>
-              <w:t>R²</w:t>
+              <w:t>-5.046</w:t>
+            </w:r>
+          </w:p>
+        </w:tc>
+        <w:tc>
+          <w:tcPr>
+            <w:tcW w:type="dxa" w:w="1233"/>
+          </w:tcPr>
+          <w:p>
+            <w:pPr>
+              <w:jc w:val="center"/>
+            </w:pPr>
+            <w:r>
+              <w:rPr>
+                <w:sz w:val="14"/>
+              </w:rPr>
+              <w:t>-5.046</w:t>
+            </w:r>
+          </w:p>
+        </w:tc>
+        <w:tc>
+          <w:tcPr>
+            <w:tcW w:type="dxa" w:w="1233"/>
+          </w:tcPr>
+          <w:p>
+            <w:pPr>
+              <w:jc w:val="center"/>
+            </w:pPr>
+            <w:r>
+              <w:rPr>
+                <w:sz w:val="14"/>
+              </w:rPr>
+              <w:t>-5.046</w:t>
+            </w:r>
+          </w:p>
+        </w:tc>
+        <w:tc>
+          <w:tcPr>
+            <w:tcW w:type="dxa" w:w="1233"/>
+          </w:tcPr>
+          <w:p>
+            <w:pPr>
+              <w:jc w:val="center"/>
+            </w:pPr>
+            <w:r>
+              <w:rPr>
+                <w:sz w:val="14"/>
+              </w:rPr>
+              <w:t>-5.097</w:t>
+            </w:r>
+          </w:p>
+        </w:tc>
+        <w:tc>
+          <w:tcPr>
+            <w:tcW w:type="dxa" w:w="1233"/>
+          </w:tcPr>
+          <w:p>
+            <w:pPr>
+              <w:jc w:val="center"/>
+            </w:pPr>
+            <w:r>
+              <w:rPr>
+                <w:sz w:val="14"/>
+              </w:rPr>
+              <w:t>-5.000</w:t>
             </w:r>
           </w:p>
         </w:tc>
@@ -2202,7 +2130,7 @@
       <w:tr>
         <w:tc>
           <w:tcPr>
-            <w:tcW w:type="dxa" w:w="822"/>
+            <w:tcW w:type="dxa" w:w="1233"/>
           </w:tcPr>
           <w:p>
             <w:pPr>
@@ -2210,15 +2138,15 @@
             </w:pPr>
             <w:r>
               <w:rPr>
-                <w:sz w:val="12"/>
+                <w:sz w:val="14"/>
               </w:rPr>
-              <w:t>1.88</w:t>
+              <w:t>1.92</w:t>
             </w:r>
           </w:p>
         </w:tc>
         <w:tc>
           <w:tcPr>
-            <w:tcW w:type="dxa" w:w="822"/>
+            <w:tcW w:type="dxa" w:w="1233"/>
           </w:tcPr>
           <w:p>
             <w:pPr>
@@ -2226,15 +2154,15 @@
             </w:pPr>
             <w:r>
               <w:rPr>
-                <w:sz w:val="12"/>
+                <w:sz w:val="14"/>
               </w:rPr>
-              <w:t>0.600</w:t>
+              <w:t>-5.000</w:t>
             </w:r>
           </w:p>
         </w:tc>
         <w:tc>
           <w:tcPr>
-            <w:tcW w:type="dxa" w:w="822"/>
+            <w:tcW w:type="dxa" w:w="1233"/>
           </w:tcPr>
           <w:p>
             <w:pPr>
@@ -2242,15 +2170,15 @@
             </w:pPr>
             <w:r>
               <w:rPr>
-                <w:sz w:val="12"/>
+                <w:sz w:val="14"/>
               </w:rPr>
-              <w:t>-5.097</w:t>
+              <w:t>-4.959</w:t>
             </w:r>
           </w:p>
         </w:tc>
         <w:tc>
           <w:tcPr>
-            <w:tcW w:type="dxa" w:w="822"/>
+            <w:tcW w:type="dxa" w:w="1233"/>
           </w:tcPr>
           <w:p>
             <w:pPr>
@@ -2258,15 +2186,15 @@
             </w:pPr>
             <w:r>
               <w:rPr>
-                <w:sz w:val="12"/>
+                <w:sz w:val="14"/>
               </w:rPr>
-              <w:t>-5.097</w:t>
+              <w:t>-4.921</w:t>
             </w:r>
           </w:p>
         </w:tc>
         <w:tc>
           <w:tcPr>
-            <w:tcW w:type="dxa" w:w="822"/>
+            <w:tcW w:type="dxa" w:w="1233"/>
           </w:tcPr>
           <w:p>
             <w:pPr>
@@ -2274,15 +2202,15 @@
             </w:pPr>
             <w:r>
               <w:rPr>
-                <w:sz w:val="12"/>
+                <w:sz w:val="14"/>
               </w:rPr>
-              <w:t>-5.046</w:t>
+              <w:t>-4.921</w:t>
             </w:r>
           </w:p>
         </w:tc>
         <w:tc>
           <w:tcPr>
-            <w:tcW w:type="dxa" w:w="822"/>
+            <w:tcW w:type="dxa" w:w="1233"/>
           </w:tcPr>
           <w:p>
             <w:pPr>
@@ -2290,15 +2218,15 @@
             </w:pPr>
             <w:r>
               <w:rPr>
-                <w:sz w:val="12"/>
+                <w:sz w:val="14"/>
               </w:rPr>
-              <w:t>-5.046</w:t>
+              <w:t>-4.959</w:t>
             </w:r>
           </w:p>
         </w:tc>
         <w:tc>
           <w:tcPr>
-            <w:tcW w:type="dxa" w:w="822"/>
+            <w:tcW w:type="dxa" w:w="1233"/>
           </w:tcPr>
           <w:p>
             <w:pPr>
@@ -2306,15 +2234,15 @@
             </w:pPr>
             <w:r>
               <w:rPr>
-                <w:sz w:val="12"/>
+                <w:sz w:val="14"/>
               </w:rPr>
-              <w:t>-5.046</w:t>
+              <w:t>-4.921</w:t>
             </w:r>
           </w:p>
         </w:tc>
         <w:tc>
           <w:tcPr>
-            <w:tcW w:type="dxa" w:w="822"/>
+            <w:tcW w:type="dxa" w:w="1233"/>
           </w:tcPr>
           <w:p>
             <w:pPr>
@@ -2322,15 +2250,17 @@
             </w:pPr>
             <w:r>
               <w:rPr>
-                <w:sz w:val="12"/>
+                <w:sz w:val="14"/>
               </w:rPr>
-              <w:t>-5.097</w:t>
+              <w:t>-4.886</w:t>
             </w:r>
           </w:p>
         </w:tc>
+      </w:tr>
+      <w:tr>
         <w:tc>
           <w:tcPr>
-            <w:tcW w:type="dxa" w:w="822"/>
+            <w:tcW w:type="dxa" w:w="1233"/>
           </w:tcPr>
           <w:p>
             <w:pPr>
@@ -2338,15 +2268,15 @@
             </w:pPr>
             <w:r>
               <w:rPr>
-                <w:sz w:val="12"/>
+                <w:sz w:val="14"/>
               </w:rPr>
-              <w:t>-5.000</w:t>
+              <w:t>1.96</w:t>
             </w:r>
           </w:p>
         </w:tc>
         <w:tc>
           <w:tcPr>
-            <w:tcW w:type="dxa" w:w="822"/>
+            <w:tcW w:type="dxa" w:w="1233"/>
           </w:tcPr>
           <w:p>
             <w:pPr>
@@ -2354,15 +2284,15 @@
             </w:pPr>
             <w:r>
               <w:rPr>
-                <w:sz w:val="12"/>
+                <w:sz w:val="14"/>
               </w:rPr>
-              <w:t>-5.134</w:t>
+              <w:t>-4.824</w:t>
             </w:r>
           </w:p>
         </w:tc>
         <w:tc>
           <w:tcPr>
-            <w:tcW w:type="dxa" w:w="822"/>
+            <w:tcW w:type="dxa" w:w="1233"/>
           </w:tcPr>
           <w:p>
             <w:pPr>
@@ -2370,15 +2300,15 @@
             </w:pPr>
             <w:r>
               <w:rPr>
-                <w:sz w:val="12"/>
+                <w:sz w:val="14"/>
               </w:rPr>
-              <w:t>7.35</w:t>
+              <w:t>-4.824</w:t>
             </w:r>
           </w:p>
         </w:tc>
         <w:tc>
           <w:tcPr>
-            <w:tcW w:type="dxa" w:w="822"/>
+            <w:tcW w:type="dxa" w:w="1233"/>
           </w:tcPr>
           <w:p>
             <w:pPr>
@@ -2386,9 +2316,73 @@
             </w:pPr>
             <w:r>
               <w:rPr>
-                <w:sz w:val="12"/>
+                <w:sz w:val="14"/>
               </w:rPr>
-              <w:t>0.364</w:t>
+              <w:t>-4.796</w:t>
+            </w:r>
+          </w:p>
+        </w:tc>
+        <w:tc>
+          <w:tcPr>
+            <w:tcW w:type="dxa" w:w="1233"/>
+          </w:tcPr>
+          <w:p>
+            <w:pPr>
+              <w:jc w:val="center"/>
+            </w:pPr>
+            <w:r>
+              <w:rPr>
+                <w:sz w:val="14"/>
+              </w:rPr>
+              <w:t>-4.796</w:t>
+            </w:r>
+          </w:p>
+        </w:tc>
+        <w:tc>
+          <w:tcPr>
+            <w:tcW w:type="dxa" w:w="1233"/>
+          </w:tcPr>
+          <w:p>
+            <w:pPr>
+              <w:jc w:val="center"/>
+            </w:pPr>
+            <w:r>
+              <w:rPr>
+                <w:sz w:val="14"/>
+              </w:rPr>
+              <w:t>-4.796</w:t>
+            </w:r>
+          </w:p>
+        </w:tc>
+        <w:tc>
+          <w:tcPr>
+            <w:tcW w:type="dxa" w:w="1233"/>
+          </w:tcPr>
+          <w:p>
+            <w:pPr>
+              <w:jc w:val="center"/>
+            </w:pPr>
+            <w:r>
+              <w:rPr>
+                <w:sz w:val="14"/>
+              </w:rPr>
+              <w:t>-4.796</w:t>
+            </w:r>
+          </w:p>
+        </w:tc>
+        <w:tc>
+          <w:tcPr>
+            <w:tcW w:type="dxa" w:w="1233"/>
+          </w:tcPr>
+          <w:p>
+            <w:pPr>
+              <w:jc w:val="center"/>
+            </w:pPr>
+            <w:r>
+              <w:rPr>
+                <w:sz w:val="14"/>
+              </w:rPr>
+              <w:t>-4.770</w:t>
             </w:r>
           </w:p>
         </w:tc>
@@ -2396,7 +2390,7 @@
       <w:tr>
         <w:tc>
           <w:tcPr>
-            <w:tcW w:type="dxa" w:w="822"/>
+            <w:tcW w:type="dxa" w:w="1233"/>
           </w:tcPr>
           <w:p>
             <w:pPr>
@@ -2404,15 +2398,15 @@
             </w:pPr>
             <w:r>
               <w:rPr>
-                <w:sz w:val="12"/>
+                <w:sz w:val="14"/>
               </w:rPr>
-              <w:t>1.92</w:t>
+              <w:t>2.00</w:t>
             </w:r>
           </w:p>
         </w:tc>
         <w:tc>
           <w:tcPr>
-            <w:tcW w:type="dxa" w:w="822"/>
+            <w:tcW w:type="dxa" w:w="1233"/>
           </w:tcPr>
           <w:p>
             <w:pPr>
@@ -2420,15 +2414,15 @@
             </w:pPr>
             <w:r>
               <w:rPr>
-                <w:sz w:val="12"/>
+                <w:sz w:val="14"/>
               </w:rPr>
-              <w:t>0.625</w:t>
+              <w:t>-4.638</w:t>
             </w:r>
           </w:p>
         </w:tc>
         <w:tc>
           <w:tcPr>
-            <w:tcW w:type="dxa" w:w="822"/>
+            <w:tcW w:type="dxa" w:w="1233"/>
           </w:tcPr>
           <w:p>
             <w:pPr>
@@ -2436,15 +2430,15 @@
             </w:pPr>
             <w:r>
               <w:rPr>
-                <w:sz w:val="12"/>
+                <w:sz w:val="14"/>
               </w:rPr>
-              <w:t>-5.000</w:t>
+              <w:t>-4.638</w:t>
             </w:r>
           </w:p>
         </w:tc>
         <w:tc>
           <w:tcPr>
-            <w:tcW w:type="dxa" w:w="822"/>
+            <w:tcW w:type="dxa" w:w="1233"/>
           </w:tcPr>
           <w:p>
             <w:pPr>
@@ -2452,15 +2446,15 @@
             </w:pPr>
             <w:r>
               <w:rPr>
-                <w:sz w:val="12"/>
+                <w:sz w:val="14"/>
               </w:rPr>
-              <w:t>-4.959</w:t>
+              <w:t>-4.620</w:t>
             </w:r>
           </w:p>
         </w:tc>
         <w:tc>
           <w:tcPr>
-            <w:tcW w:type="dxa" w:w="822"/>
+            <w:tcW w:type="dxa" w:w="1233"/>
           </w:tcPr>
           <w:p>
             <w:pPr>
@@ -2468,15 +2462,15 @@
             </w:pPr>
             <w:r>
               <w:rPr>
-                <w:sz w:val="12"/>
+                <w:sz w:val="14"/>
               </w:rPr>
-              <w:t>-4.921</w:t>
+              <w:t>-4.620</w:t>
             </w:r>
           </w:p>
         </w:tc>
         <w:tc>
           <w:tcPr>
-            <w:tcW w:type="dxa" w:w="822"/>
+            <w:tcW w:type="dxa" w:w="1233"/>
           </w:tcPr>
           <w:p>
             <w:pPr>
@@ -2484,15 +2478,15 @@
             </w:pPr>
             <w:r>
               <w:rPr>
-                <w:sz w:val="12"/>
+                <w:sz w:val="14"/>
               </w:rPr>
-              <w:t>-4.921</w:t>
+              <w:t>-4.602</w:t>
             </w:r>
           </w:p>
         </w:tc>
         <w:tc>
           <w:tcPr>
-            <w:tcW w:type="dxa" w:w="822"/>
+            <w:tcW w:type="dxa" w:w="1233"/>
           </w:tcPr>
           <w:p>
             <w:pPr>
@@ -2500,15 +2494,15 @@
             </w:pPr>
             <w:r>
               <w:rPr>
-                <w:sz w:val="12"/>
+                <w:sz w:val="14"/>
               </w:rPr>
-              <w:t>-4.959</w:t>
+              <w:t>-4.602</w:t>
             </w:r>
           </w:p>
         </w:tc>
         <w:tc>
           <w:tcPr>
-            <w:tcW w:type="dxa" w:w="822"/>
+            <w:tcW w:type="dxa" w:w="1233"/>
           </w:tcPr>
           <w:p>
             <w:pPr>
@@ -2516,15 +2510,17 @@
             </w:pPr>
             <w:r>
               <w:rPr>
-                <w:sz w:val="12"/>
+                <w:sz w:val="14"/>
               </w:rPr>
-              <w:t>-4.921</w:t>
+              <w:t>-4.585</w:t>
             </w:r>
           </w:p>
         </w:tc>
+      </w:tr>
+      <w:tr>
         <w:tc>
           <w:tcPr>
-            <w:tcW w:type="dxa" w:w="822"/>
+            <w:tcW w:type="dxa" w:w="1233"/>
           </w:tcPr>
           <w:p>
             <w:pPr>
@@ -2532,15 +2528,15 @@
             </w:pPr>
             <w:r>
               <w:rPr>
-                <w:sz w:val="12"/>
+                <w:sz w:val="14"/>
               </w:rPr>
-              <w:t>-4.886</w:t>
+              <w:t>2.04</w:t>
             </w:r>
           </w:p>
         </w:tc>
         <w:tc>
           <w:tcPr>
-            <w:tcW w:type="dxa" w:w="822"/>
+            <w:tcW w:type="dxa" w:w="1233"/>
           </w:tcPr>
           <w:p>
             <w:pPr>
@@ -2548,15 +2544,15 @@
             </w:pPr>
             <w:r>
               <w:rPr>
-                <w:sz w:val="12"/>
+                <w:sz w:val="14"/>
               </w:rPr>
-              <w:t>-5.033</w:t>
+              <w:t>-4.482</w:t>
             </w:r>
           </w:p>
         </w:tc>
         <w:tc>
           <w:tcPr>
-            <w:tcW w:type="dxa" w:w="822"/>
+            <w:tcW w:type="dxa" w:w="1233"/>
           </w:tcPr>
           <w:p>
             <w:pPr>
@@ -2564,15 +2560,15 @@
             </w:pPr>
             <w:r>
               <w:rPr>
-                <w:sz w:val="12"/>
+                <w:sz w:val="14"/>
               </w:rPr>
-              <w:t>9.27</w:t>
+              <w:t>-4.469</w:t>
             </w:r>
           </w:p>
         </w:tc>
         <w:tc>
           <w:tcPr>
-            <w:tcW w:type="dxa" w:w="822"/>
+            <w:tcW w:type="dxa" w:w="1233"/>
           </w:tcPr>
           <w:p>
             <w:pPr>
@@ -2580,9 +2576,73 @@
             </w:pPr>
             <w:r>
               <w:rPr>
-                <w:sz w:val="12"/>
+                <w:sz w:val="14"/>
               </w:rPr>
-              <w:t>0.622</w:t>
+              <w:t>-4.444</w:t>
+            </w:r>
+          </w:p>
+        </w:tc>
+        <w:tc>
+          <w:tcPr>
+            <w:tcW w:type="dxa" w:w="1233"/>
+          </w:tcPr>
+          <w:p>
+            <w:pPr>
+              <w:jc w:val="center"/>
+            </w:pPr>
+            <w:r>
+              <w:rPr>
+                <w:sz w:val="14"/>
+              </w:rPr>
+              <w:t>-4.444</w:t>
+            </w:r>
+          </w:p>
+        </w:tc>
+        <w:tc>
+          <w:tcPr>
+            <w:tcW w:type="dxa" w:w="1233"/>
+          </w:tcPr>
+          <w:p>
+            <w:pPr>
+              <w:jc w:val="center"/>
+            </w:pPr>
+            <w:r>
+              <w:rPr>
+                <w:sz w:val="14"/>
+              </w:rPr>
+              <w:t>-4.432</w:t>
+            </w:r>
+          </w:p>
+        </w:tc>
+        <w:tc>
+          <w:tcPr>
+            <w:tcW w:type="dxa" w:w="1233"/>
+          </w:tcPr>
+          <w:p>
+            <w:pPr>
+              <w:jc w:val="center"/>
+            </w:pPr>
+            <w:r>
+              <w:rPr>
+                <w:sz w:val="14"/>
+              </w:rPr>
+              <w:t>-4.432</w:t>
+            </w:r>
+          </w:p>
+        </w:tc>
+        <w:tc>
+          <w:tcPr>
+            <w:tcW w:type="dxa" w:w="1233"/>
+          </w:tcPr>
+          <w:p>
+            <w:pPr>
+              <w:jc w:val="center"/>
+            </w:pPr>
+            <w:r>
+              <w:rPr>
+                <w:sz w:val="14"/>
+              </w:rPr>
+              <w:t>-4.409</w:t>
             </w:r>
           </w:p>
         </w:tc>
@@ -2590,7 +2650,7 @@
       <w:tr>
         <w:tc>
           <w:tcPr>
-            <w:tcW w:type="dxa" w:w="822"/>
+            <w:tcW w:type="dxa" w:w="1233"/>
           </w:tcPr>
           <w:p>
             <w:pPr>
@@ -2598,15 +2658,15 @@
             </w:pPr>
             <w:r>
               <w:rPr>
-                <w:sz w:val="12"/>
+                <w:sz w:val="14"/>
               </w:rPr>
-              <w:t>1.96</w:t>
+              <w:t>2.08</w:t>
             </w:r>
           </w:p>
         </w:tc>
         <w:tc>
           <w:tcPr>
-            <w:tcW w:type="dxa" w:w="822"/>
+            <w:tcW w:type="dxa" w:w="1233"/>
           </w:tcPr>
           <w:p>
             <w:pPr>
@@ -2614,15 +2674,15 @@
             </w:pPr>
             <w:r>
               <w:rPr>
-                <w:sz w:val="12"/>
+                <w:sz w:val="14"/>
               </w:rPr>
-              <w:t>0.650</w:t>
+              <w:t>-4.260</w:t>
             </w:r>
           </w:p>
         </w:tc>
         <w:tc>
           <w:tcPr>
-            <w:tcW w:type="dxa" w:w="822"/>
+            <w:tcW w:type="dxa" w:w="1233"/>
           </w:tcPr>
           <w:p>
             <w:pPr>
@@ -2630,15 +2690,15 @@
             </w:pPr>
             <w:r>
               <w:rPr>
-                <w:sz w:val="12"/>
+                <w:sz w:val="14"/>
               </w:rPr>
-              <w:t>-4.824</w:t>
+              <w:t>-4.260</w:t>
             </w:r>
           </w:p>
         </w:tc>
         <w:tc>
           <w:tcPr>
-            <w:tcW w:type="dxa" w:w="822"/>
+            <w:tcW w:type="dxa" w:w="1233"/>
           </w:tcPr>
           <w:p>
             <w:pPr>
@@ -2646,15 +2706,15 @@
             </w:pPr>
             <w:r>
               <w:rPr>
-                <w:sz w:val="12"/>
+                <w:sz w:val="14"/>
               </w:rPr>
-              <w:t>-4.824</w:t>
+              <w:t>-4.237</w:t>
             </w:r>
           </w:p>
         </w:tc>
         <w:tc>
           <w:tcPr>
-            <w:tcW w:type="dxa" w:w="822"/>
+            <w:tcW w:type="dxa" w:w="1233"/>
           </w:tcPr>
           <w:p>
             <w:pPr>
@@ -2662,15 +2722,15 @@
             </w:pPr>
             <w:r>
               <w:rPr>
-                <w:sz w:val="12"/>
+                <w:sz w:val="14"/>
               </w:rPr>
-              <w:t>-4.796</w:t>
+              <w:t>-4.237</w:t>
             </w:r>
           </w:p>
         </w:tc>
         <w:tc>
           <w:tcPr>
-            <w:tcW w:type="dxa" w:w="822"/>
+            <w:tcW w:type="dxa" w:w="1233"/>
           </w:tcPr>
           <w:p>
             <w:pPr>
@@ -2678,15 +2738,15 @@
             </w:pPr>
             <w:r>
               <w:rPr>
-                <w:sz w:val="12"/>
+                <w:sz w:val="14"/>
               </w:rPr>
-              <w:t>-4.796</w:t>
+              <w:t>-4.222</w:t>
             </w:r>
           </w:p>
         </w:tc>
         <w:tc>
           <w:tcPr>
-            <w:tcW w:type="dxa" w:w="822"/>
+            <w:tcW w:type="dxa" w:w="1233"/>
           </w:tcPr>
           <w:p>
             <w:pPr>
@@ -2694,15 +2754,15 @@
             </w:pPr>
             <w:r>
               <w:rPr>
-                <w:sz w:val="12"/>
+                <w:sz w:val="14"/>
               </w:rPr>
-              <w:t>-4.796</w:t>
+              <w:t>-4.222</w:t>
             </w:r>
           </w:p>
         </w:tc>
         <w:tc>
           <w:tcPr>
-            <w:tcW w:type="dxa" w:w="822"/>
+            <w:tcW w:type="dxa" w:w="1233"/>
           </w:tcPr>
           <w:p>
             <w:pPr>
@@ -2710,15 +2770,17 @@
             </w:pPr>
             <w:r>
               <w:rPr>
-                <w:sz w:val="12"/>
+                <w:sz w:val="14"/>
               </w:rPr>
-              <w:t>-4.796</w:t>
+              <w:t>-4.201</w:t>
             </w:r>
           </w:p>
         </w:tc>
+      </w:tr>
+      <w:tr>
         <w:tc>
           <w:tcPr>
-            <w:tcW w:type="dxa" w:w="822"/>
+            <w:tcW w:type="dxa" w:w="1233"/>
           </w:tcPr>
           <w:p>
             <w:pPr>
@@ -2726,15 +2788,15 @@
             </w:pPr>
             <w:r>
               <w:rPr>
-                <w:sz w:val="12"/>
+                <w:sz w:val="14"/>
               </w:rPr>
-              <w:t>-4.770</w:t>
+              <w:t>2.12</w:t>
             </w:r>
           </w:p>
         </w:tc>
         <w:tc>
           <w:tcPr>
-            <w:tcW w:type="dxa" w:w="822"/>
+            <w:tcW w:type="dxa" w:w="1233"/>
           </w:tcPr>
           <w:p>
             <w:pPr>
@@ -2742,15 +2804,15 @@
             </w:pPr>
             <w:r>
               <w:rPr>
-                <w:sz w:val="12"/>
+                <w:sz w:val="14"/>
               </w:rPr>
-              <w:t>-4.855</w:t>
+              <w:t>-4.086</w:t>
             </w:r>
           </w:p>
         </w:tc>
         <w:tc>
           <w:tcPr>
-            <w:tcW w:type="dxa" w:w="822"/>
+            <w:tcW w:type="dxa" w:w="1233"/>
           </w:tcPr>
           <w:p>
             <w:pPr>
@@ -2758,15 +2820,15 @@
             </w:pPr>
             <w:r>
               <w:rPr>
-                <w:sz w:val="12"/>
+                <w:sz w:val="14"/>
               </w:rPr>
-              <w:t>13.97</w:t>
+              <w:t>-4.041</w:t>
             </w:r>
           </w:p>
         </w:tc>
         <w:tc>
           <w:tcPr>
-            <w:tcW w:type="dxa" w:w="822"/>
+            <w:tcW w:type="dxa" w:w="1233"/>
           </w:tcPr>
           <w:p>
             <w:pPr>
@@ -2774,17 +2836,15 @@
             </w:pPr>
             <w:r>
               <w:rPr>
-                <w:sz w:val="12"/>
+                <w:sz w:val="14"/>
               </w:rPr>
-              <w:t>0.802</w:t>
+              <w:t>-4.027</w:t>
             </w:r>
           </w:p>
         </w:tc>
-      </w:tr>
-      <w:tr>
         <w:tc>
           <w:tcPr>
-            <w:tcW w:type="dxa" w:w="822"/>
+            <w:tcW w:type="dxa" w:w="1233"/>
           </w:tcPr>
           <w:p>
             <w:pPr>
@@ -2792,15 +2852,15 @@
             </w:pPr>
             <w:r>
               <w:rPr>
-                <w:sz w:val="12"/>
+                <w:sz w:val="14"/>
               </w:rPr>
-              <w:t>2.00</w:t>
+              <w:t>-4.022</w:t>
             </w:r>
           </w:p>
         </w:tc>
         <w:tc>
           <w:tcPr>
-            <w:tcW w:type="dxa" w:w="822"/>
+            <w:tcW w:type="dxa" w:w="1233"/>
           </w:tcPr>
           <w:p>
             <w:pPr>
@@ -2808,15 +2868,15 @@
             </w:pPr>
             <w:r>
               <w:rPr>
-                <w:sz w:val="12"/>
+                <w:sz w:val="14"/>
               </w:rPr>
-              <w:t>0.675</w:t>
+              <w:t>-4.013</w:t>
             </w:r>
           </w:p>
         </w:tc>
         <w:tc>
           <w:tcPr>
-            <w:tcW w:type="dxa" w:w="822"/>
+            <w:tcW w:type="dxa" w:w="1233"/>
           </w:tcPr>
           <w:p>
             <w:pPr>
@@ -2824,15 +2884,15 @@
             </w:pPr>
             <w:r>
               <w:rPr>
-                <w:sz w:val="12"/>
+                <w:sz w:val="14"/>
               </w:rPr>
-              <w:t>-4.638</w:t>
+              <w:t>-4.009</w:t>
             </w:r>
           </w:p>
         </w:tc>
         <w:tc>
           <w:tcPr>
-            <w:tcW w:type="dxa" w:w="822"/>
+            <w:tcW w:type="dxa" w:w="1233"/>
           </w:tcPr>
           <w:p>
             <w:pPr>
@@ -2840,724 +2900,29 @@
             </w:pPr>
             <w:r>
               <w:rPr>
-                <w:sz w:val="12"/>
-              </w:rPr>
-              <w:t>-4.638</w:t>
-            </w:r>
-          </w:p>
-        </w:tc>
-        <w:tc>
-          <w:tcPr>
-            <w:tcW w:type="dxa" w:w="822"/>
-          </w:tcPr>
-          <w:p>
-            <w:pPr>
-              <w:jc w:val="center"/>
-            </w:pPr>
-            <w:r>
-              <w:rPr>
-                <w:sz w:val="12"/>
-              </w:rPr>
-              <w:t>-4.620</w:t>
-            </w:r>
-          </w:p>
-        </w:tc>
-        <w:tc>
-          <w:tcPr>
-            <w:tcW w:type="dxa" w:w="822"/>
-          </w:tcPr>
-          <w:p>
-            <w:pPr>
-              <w:jc w:val="center"/>
-            </w:pPr>
-            <w:r>
-              <w:rPr>
-                <w:sz w:val="12"/>
-              </w:rPr>
-              <w:t>-4.620</w:t>
-            </w:r>
-          </w:p>
-        </w:tc>
-        <w:tc>
-          <w:tcPr>
-            <w:tcW w:type="dxa" w:w="822"/>
-          </w:tcPr>
-          <w:p>
-            <w:pPr>
-              <w:jc w:val="center"/>
-            </w:pPr>
-            <w:r>
-              <w:rPr>
-                <w:sz w:val="12"/>
-              </w:rPr>
-              <w:t>-4.602</w:t>
-            </w:r>
-          </w:p>
-        </w:tc>
-        <w:tc>
-          <w:tcPr>
-            <w:tcW w:type="dxa" w:w="822"/>
-          </w:tcPr>
-          <w:p>
-            <w:pPr>
-              <w:jc w:val="center"/>
-            </w:pPr>
-            <w:r>
-              <w:rPr>
-                <w:sz w:val="12"/>
-              </w:rPr>
-              <w:t>-4.602</w:t>
-            </w:r>
-          </w:p>
-        </w:tc>
-        <w:tc>
-          <w:tcPr>
-            <w:tcW w:type="dxa" w:w="822"/>
-          </w:tcPr>
-          <w:p>
-            <w:pPr>
-              <w:jc w:val="center"/>
-            </w:pPr>
-            <w:r>
-              <w:rPr>
-                <w:sz w:val="12"/>
-              </w:rPr>
-              <w:t>-4.585</w:t>
-            </w:r>
-          </w:p>
-        </w:tc>
-        <w:tc>
-          <w:tcPr>
-            <w:tcW w:type="dxa" w:w="822"/>
-          </w:tcPr>
-          <w:p>
-            <w:pPr>
-              <w:jc w:val="center"/>
-            </w:pPr>
-            <w:r>
-              <w:rPr>
-                <w:sz w:val="12"/>
-              </w:rPr>
-              <w:t>-4.678</w:t>
-            </w:r>
-          </w:p>
-        </w:tc>
-        <w:tc>
-          <w:tcPr>
-            <w:tcW w:type="dxa" w:w="822"/>
-          </w:tcPr>
-          <w:p>
-            <w:pPr>
-              <w:jc w:val="center"/>
-            </w:pPr>
-            <w:r>
-              <w:rPr>
-                <w:sz w:val="12"/>
-              </w:rPr>
-              <w:t>21.01</w:t>
-            </w:r>
-          </w:p>
-        </w:tc>
-        <w:tc>
-          <w:tcPr>
-            <w:tcW w:type="dxa" w:w="822"/>
-          </w:tcPr>
-          <w:p>
-            <w:pPr>
-              <w:jc w:val="center"/>
-            </w:pPr>
-            <w:r>
-              <w:rPr>
-                <w:sz w:val="12"/>
-              </w:rPr>
-              <w:t>0.944</w:t>
-            </w:r>
-          </w:p>
-        </w:tc>
-      </w:tr>
-      <w:tr>
-        <w:tc>
-          <w:tcPr>
-            <w:tcW w:type="dxa" w:w="822"/>
-          </w:tcPr>
-          <w:p>
-            <w:pPr>
-              <w:jc w:val="center"/>
-            </w:pPr>
-            <w:r>
-              <w:rPr>
-                <w:sz w:val="12"/>
-              </w:rPr>
-              <w:t>2.04</w:t>
-            </w:r>
-          </w:p>
-        </w:tc>
-        <w:tc>
-          <w:tcPr>
-            <w:tcW w:type="dxa" w:w="822"/>
-          </w:tcPr>
-          <w:p>
-            <w:pPr>
-              <w:jc w:val="center"/>
-            </w:pPr>
-            <w:r>
-              <w:rPr>
-                <w:sz w:val="12"/>
-              </w:rPr>
-              <w:t>0.700</w:t>
-            </w:r>
-          </w:p>
-        </w:tc>
-        <w:tc>
-          <w:tcPr>
-            <w:tcW w:type="dxa" w:w="822"/>
-          </w:tcPr>
-          <w:p>
-            <w:pPr>
-              <w:jc w:val="center"/>
-            </w:pPr>
-            <w:r>
-              <w:rPr>
-                <w:sz w:val="12"/>
-              </w:rPr>
-              <w:t>-4.482</w:t>
-            </w:r>
-          </w:p>
-        </w:tc>
-        <w:tc>
-          <w:tcPr>
-            <w:tcW w:type="dxa" w:w="822"/>
-          </w:tcPr>
-          <w:p>
-            <w:pPr>
-              <w:jc w:val="center"/>
-            </w:pPr>
-            <w:r>
-              <w:rPr>
-                <w:sz w:val="12"/>
-              </w:rPr>
-              <w:t>-4.469</w:t>
-            </w:r>
-          </w:p>
-        </w:tc>
-        <w:tc>
-          <w:tcPr>
-            <w:tcW w:type="dxa" w:w="822"/>
-          </w:tcPr>
-          <w:p>
-            <w:pPr>
-              <w:jc w:val="center"/>
-            </w:pPr>
-            <w:r>
-              <w:rPr>
-                <w:sz w:val="12"/>
-              </w:rPr>
-              <w:t>-4.444</w:t>
-            </w:r>
-          </w:p>
-        </w:tc>
-        <w:tc>
-          <w:tcPr>
-            <w:tcW w:type="dxa" w:w="822"/>
-          </w:tcPr>
-          <w:p>
-            <w:pPr>
-              <w:jc w:val="center"/>
-            </w:pPr>
-            <w:r>
-              <w:rPr>
-                <w:sz w:val="12"/>
-              </w:rPr>
-              <w:t>-4.444</w:t>
-            </w:r>
-          </w:p>
-        </w:tc>
-        <w:tc>
-          <w:tcPr>
-            <w:tcW w:type="dxa" w:w="822"/>
-          </w:tcPr>
-          <w:p>
-            <w:pPr>
-              <w:jc w:val="center"/>
-            </w:pPr>
-            <w:r>
-              <w:rPr>
-                <w:sz w:val="12"/>
-              </w:rPr>
-              <w:t>-4.432</w:t>
-            </w:r>
-          </w:p>
-        </w:tc>
-        <w:tc>
-          <w:tcPr>
-            <w:tcW w:type="dxa" w:w="822"/>
-          </w:tcPr>
-          <w:p>
-            <w:pPr>
-              <w:jc w:val="center"/>
-            </w:pPr>
-            <w:r>
-              <w:rPr>
-                <w:sz w:val="12"/>
-              </w:rPr>
-              <w:t>-4.432</w:t>
-            </w:r>
-          </w:p>
-        </w:tc>
-        <w:tc>
-          <w:tcPr>
-            <w:tcW w:type="dxa" w:w="822"/>
-          </w:tcPr>
-          <w:p>
-            <w:pPr>
-              <w:jc w:val="center"/>
-            </w:pPr>
-            <w:r>
-              <w:rPr>
-                <w:sz w:val="12"/>
-              </w:rPr>
-              <w:t>-4.409</w:t>
-            </w:r>
-          </w:p>
-        </w:tc>
-        <w:tc>
-          <w:tcPr>
-            <w:tcW w:type="dxa" w:w="822"/>
-          </w:tcPr>
-          <w:p>
-            <w:pPr>
-              <w:jc w:val="center"/>
-            </w:pPr>
-            <w:r>
-              <w:rPr>
-                <w:sz w:val="12"/>
-              </w:rPr>
-              <w:t>-4.520</w:t>
-            </w:r>
-          </w:p>
-        </w:tc>
-        <w:tc>
-          <w:tcPr>
-            <w:tcW w:type="dxa" w:w="822"/>
-          </w:tcPr>
-          <w:p>
-            <w:pPr>
-              <w:jc w:val="center"/>
-            </w:pPr>
-            <w:r>
-              <w:rPr>
-                <w:sz w:val="12"/>
-              </w:rPr>
-              <w:t>30.20</w:t>
-            </w:r>
-          </w:p>
-        </w:tc>
-        <w:tc>
-          <w:tcPr>
-            <w:tcW w:type="dxa" w:w="822"/>
-          </w:tcPr>
-          <w:p>
-            <w:pPr>
-              <w:jc w:val="center"/>
-            </w:pPr>
-            <w:r>
-              <w:rPr>
-                <w:sz w:val="12"/>
-              </w:rPr>
-              <w:t>0.928</w:t>
-            </w:r>
-          </w:p>
-        </w:tc>
-      </w:tr>
-      <w:tr>
-        <w:tc>
-          <w:tcPr>
-            <w:tcW w:type="dxa" w:w="822"/>
-          </w:tcPr>
-          <w:p>
-            <w:pPr>
-              <w:jc w:val="center"/>
-            </w:pPr>
-            <w:r>
-              <w:rPr>
-                <w:sz w:val="12"/>
-              </w:rPr>
-              <w:t>2.08</w:t>
-            </w:r>
-          </w:p>
-        </w:tc>
-        <w:tc>
-          <w:tcPr>
-            <w:tcW w:type="dxa" w:w="822"/>
-          </w:tcPr>
-          <w:p>
-            <w:pPr>
-              <w:jc w:val="center"/>
-            </w:pPr>
-            <w:r>
-              <w:rPr>
-                <w:sz w:val="12"/>
-              </w:rPr>
-              <w:t>0.725</w:t>
-            </w:r>
-          </w:p>
-        </w:tc>
-        <w:tc>
-          <w:tcPr>
-            <w:tcW w:type="dxa" w:w="822"/>
-          </w:tcPr>
-          <w:p>
-            <w:pPr>
-              <w:jc w:val="center"/>
-            </w:pPr>
-            <w:r>
-              <w:rPr>
-                <w:sz w:val="12"/>
-              </w:rPr>
-              <w:t>-4.260</w:t>
-            </w:r>
-          </w:p>
-        </w:tc>
-        <w:tc>
-          <w:tcPr>
-            <w:tcW w:type="dxa" w:w="822"/>
-          </w:tcPr>
-          <w:p>
-            <w:pPr>
-              <w:jc w:val="center"/>
-            </w:pPr>
-            <w:r>
-              <w:rPr>
-                <w:sz w:val="12"/>
-              </w:rPr>
-              <w:t>-4.260</w:t>
-            </w:r>
-          </w:p>
-        </w:tc>
-        <w:tc>
-          <w:tcPr>
-            <w:tcW w:type="dxa" w:w="822"/>
-          </w:tcPr>
-          <w:p>
-            <w:pPr>
-              <w:jc w:val="center"/>
-            </w:pPr>
-            <w:r>
-              <w:rPr>
-                <w:sz w:val="12"/>
-              </w:rPr>
-              <w:t>-4.237</w:t>
-            </w:r>
-          </w:p>
-        </w:tc>
-        <w:tc>
-          <w:tcPr>
-            <w:tcW w:type="dxa" w:w="822"/>
-          </w:tcPr>
-          <w:p>
-            <w:pPr>
-              <w:jc w:val="center"/>
-            </w:pPr>
-            <w:r>
-              <w:rPr>
-                <w:sz w:val="12"/>
-              </w:rPr>
-              <w:t>-4.237</w:t>
-            </w:r>
-          </w:p>
-        </w:tc>
-        <w:tc>
-          <w:tcPr>
-            <w:tcW w:type="dxa" w:w="822"/>
-          </w:tcPr>
-          <w:p>
-            <w:pPr>
-              <w:jc w:val="center"/>
-            </w:pPr>
-            <w:r>
-              <w:rPr>
-                <w:sz w:val="12"/>
-              </w:rPr>
-              <w:t>-4.222</w:t>
-            </w:r>
-          </w:p>
-        </w:tc>
-        <w:tc>
-          <w:tcPr>
-            <w:tcW w:type="dxa" w:w="822"/>
-          </w:tcPr>
-          <w:p>
-            <w:pPr>
-              <w:jc w:val="center"/>
-            </w:pPr>
-            <w:r>
-              <w:rPr>
-                <w:sz w:val="12"/>
-              </w:rPr>
-              <w:t>-4.222</w:t>
-            </w:r>
-          </w:p>
-        </w:tc>
-        <w:tc>
-          <w:tcPr>
-            <w:tcW w:type="dxa" w:w="822"/>
-          </w:tcPr>
-          <w:p>
-            <w:pPr>
-              <w:jc w:val="center"/>
-            </w:pPr>
-            <w:r>
-              <w:rPr>
-                <w:sz w:val="12"/>
-              </w:rPr>
-              <w:t>-4.201</w:t>
-            </w:r>
-          </w:p>
-        </w:tc>
-        <w:tc>
-          <w:tcPr>
-            <w:tcW w:type="dxa" w:w="822"/>
-          </w:tcPr>
-          <w:p>
-            <w:pPr>
-              <w:jc w:val="center"/>
-            </w:pPr>
-            <w:r>
-              <w:rPr>
-                <w:sz w:val="12"/>
-              </w:rPr>
-              <w:t>-4.301</w:t>
-            </w:r>
-          </w:p>
-        </w:tc>
-        <w:tc>
-          <w:tcPr>
-            <w:tcW w:type="dxa" w:w="822"/>
-          </w:tcPr>
-          <w:p>
-            <w:pPr>
-              <w:jc w:val="center"/>
-            </w:pPr>
-            <w:r>
-              <w:rPr>
-                <w:sz w:val="12"/>
-              </w:rPr>
-              <w:t>50.05</w:t>
-            </w:r>
-          </w:p>
-        </w:tc>
-        <w:tc>
-          <w:tcPr>
-            <w:tcW w:type="dxa" w:w="822"/>
-          </w:tcPr>
-          <w:p>
-            <w:pPr>
-              <w:jc w:val="center"/>
-            </w:pPr>
-            <w:r>
-              <w:rPr>
-                <w:sz w:val="12"/>
-              </w:rPr>
-              <w:t>0.933</w:t>
-            </w:r>
-          </w:p>
-        </w:tc>
-      </w:tr>
-      <w:tr>
-        <w:tc>
-          <w:tcPr>
-            <w:tcW w:type="dxa" w:w="822"/>
-          </w:tcPr>
-          <w:p>
-            <w:pPr>
-              <w:jc w:val="center"/>
-            </w:pPr>
-            <w:r>
-              <w:rPr>
-                <w:sz w:val="12"/>
-              </w:rPr>
-              <w:t>2.12</w:t>
-            </w:r>
-          </w:p>
-        </w:tc>
-        <w:tc>
-          <w:tcPr>
-            <w:tcW w:type="dxa" w:w="822"/>
-          </w:tcPr>
-          <w:p>
-            <w:pPr>
-              <w:jc w:val="center"/>
-            </w:pPr>
-            <w:r>
-              <w:rPr>
-                <w:sz w:val="12"/>
-              </w:rPr>
-              <w:t>0.750</w:t>
-            </w:r>
-          </w:p>
-        </w:tc>
-        <w:tc>
-          <w:tcPr>
-            <w:tcW w:type="dxa" w:w="822"/>
-          </w:tcPr>
-          <w:p>
-            <w:pPr>
-              <w:jc w:val="center"/>
-            </w:pPr>
-            <w:r>
-              <w:rPr>
-                <w:sz w:val="12"/>
-              </w:rPr>
-              <w:t>-4.086</w:t>
-            </w:r>
-          </w:p>
-        </w:tc>
-        <w:tc>
-          <w:tcPr>
-            <w:tcW w:type="dxa" w:w="822"/>
-          </w:tcPr>
-          <w:p>
-            <w:pPr>
-              <w:jc w:val="center"/>
-            </w:pPr>
-            <w:r>
-              <w:rPr>
-                <w:sz w:val="12"/>
-              </w:rPr>
-              <w:t>-4.041</w:t>
-            </w:r>
-          </w:p>
-        </w:tc>
-        <w:tc>
-          <w:tcPr>
-            <w:tcW w:type="dxa" w:w="822"/>
-          </w:tcPr>
-          <w:p>
-            <w:pPr>
-              <w:jc w:val="center"/>
-            </w:pPr>
-            <w:r>
-              <w:rPr>
-                <w:sz w:val="12"/>
-              </w:rPr>
-              <w:t>-4.027</w:t>
-            </w:r>
-          </w:p>
-        </w:tc>
-        <w:tc>
-          <w:tcPr>
-            <w:tcW w:type="dxa" w:w="822"/>
-          </w:tcPr>
-          <w:p>
-            <w:pPr>
-              <w:jc w:val="center"/>
-            </w:pPr>
-            <w:r>
-              <w:rPr>
-                <w:sz w:val="12"/>
-              </w:rPr>
-              <w:t>-4.022</w:t>
-            </w:r>
-          </w:p>
-        </w:tc>
-        <w:tc>
-          <w:tcPr>
-            <w:tcW w:type="dxa" w:w="822"/>
-          </w:tcPr>
-          <w:p>
-            <w:pPr>
-              <w:jc w:val="center"/>
-            </w:pPr>
-            <w:r>
-              <w:rPr>
-                <w:sz w:val="12"/>
-              </w:rPr>
-              <w:t>-4.013</w:t>
-            </w:r>
-          </w:p>
-        </w:tc>
-        <w:tc>
-          <w:tcPr>
-            <w:tcW w:type="dxa" w:w="822"/>
-          </w:tcPr>
-          <w:p>
-            <w:pPr>
-              <w:jc w:val="center"/>
-            </w:pPr>
-            <w:r>
-              <w:rPr>
-                <w:sz w:val="12"/>
-              </w:rPr>
-              <w:t>-4.009</w:t>
-            </w:r>
-          </w:p>
-        </w:tc>
-        <w:tc>
-          <w:tcPr>
-            <w:tcW w:type="dxa" w:w="822"/>
-          </w:tcPr>
-          <w:p>
-            <w:pPr>
-              <w:jc w:val="center"/>
-            </w:pPr>
-            <w:r>
-              <w:rPr>
-                <w:sz w:val="12"/>
+                <w:sz w:val="14"/>
               </w:rPr>
               <w:t>-3.991</w:t>
             </w:r>
           </w:p>
         </w:tc>
-        <w:tc>
-          <w:tcPr>
-            <w:tcW w:type="dxa" w:w="822"/>
-          </w:tcPr>
-          <w:p>
-            <w:pPr>
-              <w:jc w:val="center"/>
-            </w:pPr>
-            <w:r>
-              <w:rPr>
-                <w:sz w:val="12"/>
-              </w:rPr>
-              <w:t>-4.118</w:t>
-            </w:r>
-          </w:p>
-        </w:tc>
-        <w:tc>
-          <w:tcPr>
-            <w:tcW w:type="dxa" w:w="822"/>
-          </w:tcPr>
-          <w:p>
-            <w:pPr>
-              <w:jc w:val="center"/>
-            </w:pPr>
-            <w:r>
-              <w:rPr>
-                <w:sz w:val="12"/>
-              </w:rPr>
-              <w:t>76.26</w:t>
-            </w:r>
-          </w:p>
-        </w:tc>
-        <w:tc>
-          <w:tcPr>
-            <w:tcW w:type="dxa" w:w="822"/>
-          </w:tcPr>
-          <w:p>
-            <w:pPr>
-              <w:jc w:val="center"/>
-            </w:pPr>
-            <w:r>
-              <w:rPr>
-                <w:sz w:val="12"/>
-              </w:rPr>
-              <w:t>0.851</w:t>
-            </w:r>
-          </w:p>
-        </w:tc>
       </w:tr>
     </w:tbl>
+    <w:p>
+      <w:pPr>
+        <w:spacing w:before="40" w:after="20"/>
+        <w:ind w:left="216"/>
+      </w:pPr>
+      <w:r>
+        <w:rPr>
+          <w:rFonts w:ascii="宋体" w:hAnsi="宋体" w:eastAsia="宋体"/>
+          <w:i/>
+          <w:color w:val="555555"/>
+          <w:sz w:val="14"/>
+        </w:rPr>
+        <w:t>注：由上表 7 条 lg I_a–√U_a 拟合得截距 lg I（零场）依次为 −5.134、−5.033、−4.855、−4.678、−4.520、−4.301、−4.118，对应 I₀=7.35、9.27、13.97、21.01、30.20、50.05、76.26 μA。</w:t>
+      </w:r>
+    </w:p>
     <w:p>
       <w:pPr>
         <w:spacing w:before="80" w:after="20"/>
@@ -3642,16 +3007,19 @@
         <w:tblLook w:firstColumn="1" w:firstRow="1" w:lastColumn="0" w:lastRow="0" w:noHBand="0" w:noVBand="1" w:val="04A0"/>
       </w:tblPr>
       <w:tblGrid>
-        <w:gridCol w:w="1973"/>
-        <w:gridCol w:w="1973"/>
-        <w:gridCol w:w="1973"/>
-        <w:gridCol w:w="1973"/>
-        <w:gridCol w:w="1973"/>
+        <w:gridCol w:w="1233"/>
+        <w:gridCol w:w="1233"/>
+        <w:gridCol w:w="1233"/>
+        <w:gridCol w:w="1233"/>
+        <w:gridCol w:w="1233"/>
+        <w:gridCol w:w="1233"/>
+        <w:gridCol w:w="1233"/>
+        <w:gridCol w:w="1233"/>
       </w:tblGrid>
       <w:tr>
         <w:tc>
           <w:tcPr>
-            <w:tcW w:type="dxa" w:w="1973"/>
+            <w:tcW w:type="dxa" w:w="1233"/>
           </w:tcPr>
           <w:p>
             <w:pPr>
@@ -3662,13 +3030,13 @@
                 <w:b/>
                 <w:sz w:val="14"/>
               </w:rPr>
-              <w:t>T/K</w:t>
+              <w:t>灯丝温度 T(×10³K)</w:t>
             </w:r>
           </w:p>
         </w:tc>
         <w:tc>
           <w:tcPr>
-            <w:tcW w:type="dxa" w:w="1973"/>
+            <w:tcW w:type="dxa" w:w="1233"/>
           </w:tcPr>
           <w:p>
             <w:pPr>
@@ -3679,13 +3047,13 @@
                 <w:b/>
                 <w:sz w:val="14"/>
               </w:rPr>
-              <w:t>I₀/A</w:t>
+              <w:t>1.88</w:t>
             </w:r>
           </w:p>
         </w:tc>
         <w:tc>
           <w:tcPr>
-            <w:tcW w:type="dxa" w:w="1973"/>
+            <w:tcW w:type="dxa" w:w="1233"/>
           </w:tcPr>
           <w:p>
             <w:pPr>
@@ -3696,13 +3064,13 @@
                 <w:b/>
                 <w:sz w:val="14"/>
               </w:rPr>
-              <w:t>I₀/T²(A/K²)</w:t>
+              <w:t>1.92</w:t>
             </w:r>
           </w:p>
         </w:tc>
         <w:tc>
           <w:tcPr>
-            <w:tcW w:type="dxa" w:w="1973"/>
+            <w:tcW w:type="dxa" w:w="1233"/>
           </w:tcPr>
           <w:p>
             <w:pPr>
@@ -3713,13 +3081,13 @@
                 <w:b/>
                 <w:sz w:val="14"/>
               </w:rPr>
-              <w:t>lg(I/T²)</w:t>
+              <w:t>1.96</w:t>
             </w:r>
           </w:p>
         </w:tc>
         <w:tc>
           <w:tcPr>
-            <w:tcW w:type="dxa" w:w="1973"/>
+            <w:tcW w:type="dxa" w:w="1233"/>
           </w:tcPr>
           <w:p>
             <w:pPr>
@@ -3730,7 +3098,58 @@
                 <w:b/>
                 <w:sz w:val="14"/>
               </w:rPr>
-              <w:t>1/T(10⁻⁴K⁻¹)</w:t>
+              <w:t>2.00</w:t>
+            </w:r>
+          </w:p>
+        </w:tc>
+        <w:tc>
+          <w:tcPr>
+            <w:tcW w:type="dxa" w:w="1233"/>
+          </w:tcPr>
+          <w:p>
+            <w:pPr>
+              <w:jc w:val="center"/>
+            </w:pPr>
+            <w:r>
+              <w:rPr>
+                <w:b/>
+                <w:sz w:val="14"/>
+              </w:rPr>
+              <w:t>2.04</w:t>
+            </w:r>
+          </w:p>
+        </w:tc>
+        <w:tc>
+          <w:tcPr>
+            <w:tcW w:type="dxa" w:w="1233"/>
+          </w:tcPr>
+          <w:p>
+            <w:pPr>
+              <w:jc w:val="center"/>
+            </w:pPr>
+            <w:r>
+              <w:rPr>
+                <w:b/>
+                <w:sz w:val="14"/>
+              </w:rPr>
+              <w:t>2.08</w:t>
+            </w:r>
+          </w:p>
+        </w:tc>
+        <w:tc>
+          <w:tcPr>
+            <w:tcW w:type="dxa" w:w="1233"/>
+          </w:tcPr>
+          <w:p>
+            <w:pPr>
+              <w:jc w:val="center"/>
+            </w:pPr>
+            <w:r>
+              <w:rPr>
+                <w:b/>
+                <w:sz w:val="14"/>
+              </w:rPr>
+              <w:t>2.12</w:t>
             </w:r>
           </w:p>
         </w:tc>
@@ -3738,7 +3157,7 @@
       <w:tr>
         <w:tc>
           <w:tcPr>
-            <w:tcW w:type="dxa" w:w="1973"/>
+            <w:tcW w:type="dxa" w:w="1233"/>
           </w:tcPr>
           <w:p>
             <w:pPr>
@@ -3746,15 +3165,16 @@
             </w:pPr>
             <w:r>
               <w:rPr>
+                <w:b/>
                 <w:sz w:val="14"/>
               </w:rPr>
-              <w:t>1880</w:t>
+              <w:t>lg I_a</w:t>
             </w:r>
           </w:p>
         </w:tc>
         <w:tc>
           <w:tcPr>
-            <w:tcW w:type="dxa" w:w="1973"/>
+            <w:tcW w:type="dxa" w:w="1233"/>
           </w:tcPr>
           <w:p>
             <w:pPr>
@@ -3762,15 +3182,16 @@
             </w:pPr>
             <w:r>
               <w:rPr>
+                <w:b w:val="0"/>
                 <w:sz w:val="14"/>
               </w:rPr>
-              <w:t>7.35×10⁻⁶</w:t>
+              <w:t>-5.134</w:t>
             </w:r>
           </w:p>
         </w:tc>
         <w:tc>
           <w:tcPr>
-            <w:tcW w:type="dxa" w:w="1973"/>
+            <w:tcW w:type="dxa" w:w="1233"/>
           </w:tcPr>
           <w:p>
             <w:pPr>
@@ -3778,15 +3199,16 @@
             </w:pPr>
             <w:r>
               <w:rPr>
+                <w:b w:val="0"/>
                 <w:sz w:val="14"/>
               </w:rPr>
-              <w:t>2.08×10⁻¹²</w:t>
+              <w:t>-5.033</w:t>
             </w:r>
           </w:p>
         </w:tc>
         <w:tc>
           <w:tcPr>
-            <w:tcW w:type="dxa" w:w="1973"/>
+            <w:tcW w:type="dxa" w:w="1233"/>
           </w:tcPr>
           <w:p>
             <w:pPr>
@@ -3794,6 +3216,111 @@
             </w:pPr>
             <w:r>
               <w:rPr>
+                <w:b w:val="0"/>
+                <w:sz w:val="14"/>
+              </w:rPr>
+              <w:t>-4.855</w:t>
+            </w:r>
+          </w:p>
+        </w:tc>
+        <w:tc>
+          <w:tcPr>
+            <w:tcW w:type="dxa" w:w="1233"/>
+          </w:tcPr>
+          <w:p>
+            <w:pPr>
+              <w:jc w:val="center"/>
+            </w:pPr>
+            <w:r>
+              <w:rPr>
+                <w:b w:val="0"/>
+                <w:sz w:val="14"/>
+              </w:rPr>
+              <w:t>-4.678</w:t>
+            </w:r>
+          </w:p>
+        </w:tc>
+        <w:tc>
+          <w:tcPr>
+            <w:tcW w:type="dxa" w:w="1233"/>
+          </w:tcPr>
+          <w:p>
+            <w:pPr>
+              <w:jc w:val="center"/>
+            </w:pPr>
+            <w:r>
+              <w:rPr>
+                <w:b w:val="0"/>
+                <w:sz w:val="14"/>
+              </w:rPr>
+              <w:t>-4.520</w:t>
+            </w:r>
+          </w:p>
+        </w:tc>
+        <w:tc>
+          <w:tcPr>
+            <w:tcW w:type="dxa" w:w="1233"/>
+          </w:tcPr>
+          <w:p>
+            <w:pPr>
+              <w:jc w:val="center"/>
+            </w:pPr>
+            <w:r>
+              <w:rPr>
+                <w:b w:val="0"/>
+                <w:sz w:val="14"/>
+              </w:rPr>
+              <w:t>-4.301</w:t>
+            </w:r>
+          </w:p>
+        </w:tc>
+        <w:tc>
+          <w:tcPr>
+            <w:tcW w:type="dxa" w:w="1233"/>
+          </w:tcPr>
+          <w:p>
+            <w:pPr>
+              <w:jc w:val="center"/>
+            </w:pPr>
+            <w:r>
+              <w:rPr>
+                <w:b w:val="0"/>
+                <w:sz w:val="14"/>
+              </w:rPr>
+              <w:t>-4.118</w:t>
+            </w:r>
+          </w:p>
+        </w:tc>
+      </w:tr>
+      <w:tr>
+        <w:tc>
+          <w:tcPr>
+            <w:tcW w:type="dxa" w:w="1233"/>
+          </w:tcPr>
+          <w:p>
+            <w:pPr>
+              <w:jc w:val="center"/>
+            </w:pPr>
+            <w:r>
+              <w:rPr>
+                <w:b/>
+                <w:sz w:val="14"/>
+              </w:rPr>
+              <w:t>lg(I_a/T²)</w:t>
+            </w:r>
+          </w:p>
+        </w:tc>
+        <w:tc>
+          <w:tcPr>
+            <w:tcW w:type="dxa" w:w="1233"/>
+          </w:tcPr>
+          <w:p>
+            <w:pPr>
+              <w:jc w:val="center"/>
+            </w:pPr>
+            <w:r>
+              <w:rPr>
+                <w:b w:val="0"/>
                 <w:sz w:val="14"/>
               </w:rPr>
               <w:t>-11.6821</w:t>
@@ -3802,7 +3329,7 @@
         </w:tc>
         <w:tc>
           <w:tcPr>
-            <w:tcW w:type="dxa" w:w="1973"/>
+            <w:tcW w:type="dxa" w:w="1233"/>
           </w:tcPr>
           <w:p>
             <w:pPr>
@@ -3810,72 +3337,7 @@
             </w:pPr>
             <w:r>
               <w:rPr>
-                <w:sz w:val="14"/>
-              </w:rPr>
-              <w:t>5.3191</w:t>
-            </w:r>
-          </w:p>
-        </w:tc>
-      </w:tr>
-      <w:tr>
-        <w:tc>
-          <w:tcPr>
-            <w:tcW w:type="dxa" w:w="1973"/>
-          </w:tcPr>
-          <w:p>
-            <w:pPr>
-              <w:jc w:val="center"/>
-            </w:pPr>
-            <w:r>
-              <w:rPr>
-                <w:sz w:val="14"/>
-              </w:rPr>
-              <w:t>1920</w:t>
-            </w:r>
-          </w:p>
-        </w:tc>
-        <w:tc>
-          <w:tcPr>
-            <w:tcW w:type="dxa" w:w="1973"/>
-          </w:tcPr>
-          <w:p>
-            <w:pPr>
-              <w:jc w:val="center"/>
-            </w:pPr>
-            <w:r>
-              <w:rPr>
-                <w:sz w:val="14"/>
-              </w:rPr>
-              <w:t>9.27×10⁻⁶</w:t>
-            </w:r>
-          </w:p>
-        </w:tc>
-        <w:tc>
-          <w:tcPr>
-            <w:tcW w:type="dxa" w:w="1973"/>
-          </w:tcPr>
-          <w:p>
-            <w:pPr>
-              <w:jc w:val="center"/>
-            </w:pPr>
-            <w:r>
-              <w:rPr>
-                <w:sz w:val="14"/>
-              </w:rPr>
-              <w:t>2.51×10⁻¹²</w:t>
-            </w:r>
-          </w:p>
-        </w:tc>
-        <w:tc>
-          <w:tcPr>
-            <w:tcW w:type="dxa" w:w="1973"/>
-          </w:tcPr>
-          <w:p>
-            <w:pPr>
-              <w:jc w:val="center"/>
-            </w:pPr>
-            <w:r>
-              <w:rPr>
+                <w:b w:val="0"/>
                 <w:sz w:val="14"/>
               </w:rPr>
               <w:t>-11.5995</w:t>
@@ -3884,7 +3346,7 @@
         </w:tc>
         <w:tc>
           <w:tcPr>
-            <w:tcW w:type="dxa" w:w="1973"/>
+            <w:tcW w:type="dxa" w:w="1233"/>
           </w:tcPr>
           <w:p>
             <w:pPr>
@@ -3892,72 +3354,7 @@
             </w:pPr>
             <w:r>
               <w:rPr>
-                <w:sz w:val="14"/>
-              </w:rPr>
-              <w:t>5.2083</w:t>
-            </w:r>
-          </w:p>
-        </w:tc>
-      </w:tr>
-      <w:tr>
-        <w:tc>
-          <w:tcPr>
-            <w:tcW w:type="dxa" w:w="1973"/>
-          </w:tcPr>
-          <w:p>
-            <w:pPr>
-              <w:jc w:val="center"/>
-            </w:pPr>
-            <w:r>
-              <w:rPr>
-                <w:sz w:val="14"/>
-              </w:rPr>
-              <w:t>1960</w:t>
-            </w:r>
-          </w:p>
-        </w:tc>
-        <w:tc>
-          <w:tcPr>
-            <w:tcW w:type="dxa" w:w="1973"/>
-          </w:tcPr>
-          <w:p>
-            <w:pPr>
-              <w:jc w:val="center"/>
-            </w:pPr>
-            <w:r>
-              <w:rPr>
-                <w:sz w:val="14"/>
-              </w:rPr>
-              <w:t>1.40×10⁻⁵</w:t>
-            </w:r>
-          </w:p>
-        </w:tc>
-        <w:tc>
-          <w:tcPr>
-            <w:tcW w:type="dxa" w:w="1973"/>
-          </w:tcPr>
-          <w:p>
-            <w:pPr>
-              <w:jc w:val="center"/>
-            </w:pPr>
-            <w:r>
-              <w:rPr>
-                <w:sz w:val="14"/>
-              </w:rPr>
-              <w:t>3.64×10⁻¹²</w:t>
-            </w:r>
-          </w:p>
-        </w:tc>
-        <w:tc>
-          <w:tcPr>
-            <w:tcW w:type="dxa" w:w="1973"/>
-          </w:tcPr>
-          <w:p>
-            <w:pPr>
-              <w:jc w:val="center"/>
-            </w:pPr>
-            <w:r>
-              <w:rPr>
+                <w:b w:val="0"/>
                 <w:sz w:val="14"/>
               </w:rPr>
               <w:t>-11.4394</w:t>
@@ -3966,7 +3363,7 @@
         </w:tc>
         <w:tc>
           <w:tcPr>
-            <w:tcW w:type="dxa" w:w="1973"/>
+            <w:tcW w:type="dxa" w:w="1233"/>
           </w:tcPr>
           <w:p>
             <w:pPr>
@@ -3974,72 +3371,7 @@
             </w:pPr>
             <w:r>
               <w:rPr>
-                <w:sz w:val="14"/>
-              </w:rPr>
-              <w:t>5.1020</w:t>
-            </w:r>
-          </w:p>
-        </w:tc>
-      </w:tr>
-      <w:tr>
-        <w:tc>
-          <w:tcPr>
-            <w:tcW w:type="dxa" w:w="1973"/>
-          </w:tcPr>
-          <w:p>
-            <w:pPr>
-              <w:jc w:val="center"/>
-            </w:pPr>
-            <w:r>
-              <w:rPr>
-                <w:sz w:val="14"/>
-              </w:rPr>
-              <w:t>2000</w:t>
-            </w:r>
-          </w:p>
-        </w:tc>
-        <w:tc>
-          <w:tcPr>
-            <w:tcW w:type="dxa" w:w="1973"/>
-          </w:tcPr>
-          <w:p>
-            <w:pPr>
-              <w:jc w:val="center"/>
-            </w:pPr>
-            <w:r>
-              <w:rPr>
-                <w:sz w:val="14"/>
-              </w:rPr>
-              <w:t>2.10×10⁻⁵</w:t>
-            </w:r>
-          </w:p>
-        </w:tc>
-        <w:tc>
-          <w:tcPr>
-            <w:tcW w:type="dxa" w:w="1973"/>
-          </w:tcPr>
-          <w:p>
-            <w:pPr>
-              <w:jc w:val="center"/>
-            </w:pPr>
-            <w:r>
-              <w:rPr>
-                <w:sz w:val="14"/>
-              </w:rPr>
-              <w:t>5.25×10⁻¹²</w:t>
-            </w:r>
-          </w:p>
-        </w:tc>
-        <w:tc>
-          <w:tcPr>
-            <w:tcW w:type="dxa" w:w="1973"/>
-          </w:tcPr>
-          <w:p>
-            <w:pPr>
-              <w:jc w:val="center"/>
-            </w:pPr>
-            <w:r>
-              <w:rPr>
+                <w:b w:val="0"/>
                 <w:sz w:val="14"/>
               </w:rPr>
               <w:t>-11.2796</w:t>
@@ -4048,7 +3380,7 @@
         </w:tc>
         <w:tc>
           <w:tcPr>
-            <w:tcW w:type="dxa" w:w="1973"/>
+            <w:tcW w:type="dxa" w:w="1233"/>
           </w:tcPr>
           <w:p>
             <w:pPr>
@@ -4056,72 +3388,7 @@
             </w:pPr>
             <w:r>
               <w:rPr>
-                <w:sz w:val="14"/>
-              </w:rPr>
-              <w:t>5.0000</w:t>
-            </w:r>
-          </w:p>
-        </w:tc>
-      </w:tr>
-      <w:tr>
-        <w:tc>
-          <w:tcPr>
-            <w:tcW w:type="dxa" w:w="1973"/>
-          </w:tcPr>
-          <w:p>
-            <w:pPr>
-              <w:jc w:val="center"/>
-            </w:pPr>
-            <w:r>
-              <w:rPr>
-                <w:sz w:val="14"/>
-              </w:rPr>
-              <w:t>2040</w:t>
-            </w:r>
-          </w:p>
-        </w:tc>
-        <w:tc>
-          <w:tcPr>
-            <w:tcW w:type="dxa" w:w="1973"/>
-          </w:tcPr>
-          <w:p>
-            <w:pPr>
-              <w:jc w:val="center"/>
-            </w:pPr>
-            <w:r>
-              <w:rPr>
-                <w:sz w:val="14"/>
-              </w:rPr>
-              <w:t>3.02×10⁻⁵</w:t>
-            </w:r>
-          </w:p>
-        </w:tc>
-        <w:tc>
-          <w:tcPr>
-            <w:tcW w:type="dxa" w:w="1973"/>
-          </w:tcPr>
-          <w:p>
-            <w:pPr>
-              <w:jc w:val="center"/>
-            </w:pPr>
-            <w:r>
-              <w:rPr>
-                <w:sz w:val="14"/>
-              </w:rPr>
-              <w:t>7.26×10⁻¹²</w:t>
-            </w:r>
-          </w:p>
-        </w:tc>
-        <w:tc>
-          <w:tcPr>
-            <w:tcW w:type="dxa" w:w="1973"/>
-          </w:tcPr>
-          <w:p>
-            <w:pPr>
-              <w:jc w:val="center"/>
-            </w:pPr>
-            <w:r>
-              <w:rPr>
+                <w:b w:val="0"/>
                 <w:sz w:val="14"/>
               </w:rPr>
               <w:t>-11.1393</w:t>
@@ -4130,7 +3397,7 @@
         </w:tc>
         <w:tc>
           <w:tcPr>
-            <w:tcW w:type="dxa" w:w="1973"/>
+            <w:tcW w:type="dxa" w:w="1233"/>
           </w:tcPr>
           <w:p>
             <w:pPr>
@@ -4138,72 +3405,7 @@
             </w:pPr>
             <w:r>
               <w:rPr>
-                <w:sz w:val="14"/>
-              </w:rPr>
-              <w:t>4.9020</w:t>
-            </w:r>
-          </w:p>
-        </w:tc>
-      </w:tr>
-      <w:tr>
-        <w:tc>
-          <w:tcPr>
-            <w:tcW w:type="dxa" w:w="1973"/>
-          </w:tcPr>
-          <w:p>
-            <w:pPr>
-              <w:jc w:val="center"/>
-            </w:pPr>
-            <w:r>
-              <w:rPr>
-                <w:sz w:val="14"/>
-              </w:rPr>
-              <w:t>2080</w:t>
-            </w:r>
-          </w:p>
-        </w:tc>
-        <w:tc>
-          <w:tcPr>
-            <w:tcW w:type="dxa" w:w="1973"/>
-          </w:tcPr>
-          <w:p>
-            <w:pPr>
-              <w:jc w:val="center"/>
-            </w:pPr>
-            <w:r>
-              <w:rPr>
-                <w:sz w:val="14"/>
-              </w:rPr>
-              <w:t>5.01×10⁻⁵</w:t>
-            </w:r>
-          </w:p>
-        </w:tc>
-        <w:tc>
-          <w:tcPr>
-            <w:tcW w:type="dxa" w:w="1973"/>
-          </w:tcPr>
-          <w:p>
-            <w:pPr>
-              <w:jc w:val="center"/>
-            </w:pPr>
-            <w:r>
-              <w:rPr>
-                <w:sz w:val="14"/>
-              </w:rPr>
-              <w:t>1.16×10⁻¹¹</w:t>
-            </w:r>
-          </w:p>
-        </w:tc>
-        <w:tc>
-          <w:tcPr>
-            <w:tcW w:type="dxa" w:w="1973"/>
-          </w:tcPr>
-          <w:p>
-            <w:pPr>
-              <w:jc w:val="center"/>
-            </w:pPr>
-            <w:r>
-              <w:rPr>
+                <w:b w:val="0"/>
                 <w:sz w:val="14"/>
               </w:rPr>
               <w:t>-10.9368</w:t>
@@ -4212,7 +3414,7 @@
         </w:tc>
         <w:tc>
           <w:tcPr>
-            <w:tcW w:type="dxa" w:w="1973"/>
+            <w:tcW w:type="dxa" w:w="1233"/>
           </w:tcPr>
           <w:p>
             <w:pPr>
@@ -4220,9 +3422,10 @@
             </w:pPr>
             <w:r>
               <w:rPr>
+                <w:b w:val="0"/>
                 <w:sz w:val="14"/>
               </w:rPr>
-              <w:t>4.8077</w:t>
+              <w:t>-10.7704</w:t>
             </w:r>
           </w:p>
         </w:tc>
@@ -4230,7 +3433,7 @@
       <w:tr>
         <w:tc>
           <w:tcPr>
-            <w:tcW w:type="dxa" w:w="1973"/>
+            <w:tcW w:type="dxa" w:w="1233"/>
           </w:tcPr>
           <w:p>
             <w:pPr>
@@ -4238,15 +3441,16 @@
             </w:pPr>
             <w:r>
               <w:rPr>
+                <w:b/>
                 <w:sz w:val="14"/>
               </w:rPr>
-              <w:t>2120</w:t>
+              <w:t>1/T (10⁻⁴K⁻¹)</w:t>
             </w:r>
           </w:p>
         </w:tc>
         <w:tc>
           <w:tcPr>
-            <w:tcW w:type="dxa" w:w="1973"/>
+            <w:tcW w:type="dxa" w:w="1233"/>
           </w:tcPr>
           <w:p>
             <w:pPr>
@@ -4254,15 +3458,16 @@
             </w:pPr>
             <w:r>
               <w:rPr>
+                <w:b w:val="0"/>
                 <w:sz w:val="14"/>
               </w:rPr>
-              <w:t>7.63×10⁻⁵</w:t>
+              <w:t>5.3191</w:t>
             </w:r>
           </w:p>
         </w:tc>
         <w:tc>
           <w:tcPr>
-            <w:tcW w:type="dxa" w:w="1973"/>
+            <w:tcW w:type="dxa" w:w="1233"/>
           </w:tcPr>
           <w:p>
             <w:pPr>
@@ -4270,15 +3475,16 @@
             </w:pPr>
             <w:r>
               <w:rPr>
+                <w:b w:val="0"/>
                 <w:sz w:val="14"/>
               </w:rPr>
-              <w:t>1.70×10⁻¹¹</w:t>
+              <w:t>5.2083</w:t>
             </w:r>
           </w:p>
         </w:tc>
         <w:tc>
           <w:tcPr>
-            <w:tcW w:type="dxa" w:w="1973"/>
+            <w:tcW w:type="dxa" w:w="1233"/>
           </w:tcPr>
           <w:p>
             <w:pPr>
@@ -4286,15 +3492,16 @@
             </w:pPr>
             <w:r>
               <w:rPr>
+                <w:b w:val="0"/>
                 <w:sz w:val="14"/>
               </w:rPr>
-              <w:t>-10.7704</w:t>
+              <w:t>5.1020</w:t>
             </w:r>
           </w:p>
         </w:tc>
         <w:tc>
           <w:tcPr>
-            <w:tcW w:type="dxa" w:w="1973"/>
+            <w:tcW w:type="dxa" w:w="1233"/>
           </w:tcPr>
           <w:p>
             <w:pPr>
@@ -4302,6 +3509,58 @@
             </w:pPr>
             <w:r>
               <w:rPr>
+                <w:b w:val="0"/>
+                <w:sz w:val="14"/>
+              </w:rPr>
+              <w:t>5.0000</w:t>
+            </w:r>
+          </w:p>
+        </w:tc>
+        <w:tc>
+          <w:tcPr>
+            <w:tcW w:type="dxa" w:w="1233"/>
+          </w:tcPr>
+          <w:p>
+            <w:pPr>
+              <w:jc w:val="center"/>
+            </w:pPr>
+            <w:r>
+              <w:rPr>
+                <w:b w:val="0"/>
+                <w:sz w:val="14"/>
+              </w:rPr>
+              <w:t>4.9020</w:t>
+            </w:r>
+          </w:p>
+        </w:tc>
+        <w:tc>
+          <w:tcPr>
+            <w:tcW w:type="dxa" w:w="1233"/>
+          </w:tcPr>
+          <w:p>
+            <w:pPr>
+              <w:jc w:val="center"/>
+            </w:pPr>
+            <w:r>
+              <w:rPr>
+                <w:b w:val="0"/>
+                <w:sz w:val="14"/>
+              </w:rPr>
+              <w:t>4.8077</w:t>
+            </w:r>
+          </w:p>
+        </w:tc>
+        <w:tc>
+          <w:tcPr>
+            <w:tcW w:type="dxa" w:w="1233"/>
+          </w:tcPr>
+          <w:p>
+            <w:pPr>
+              <w:jc w:val="center"/>
+            </w:pPr>
+            <w:r>
+              <w:rPr>
+                <w:b w:val="0"/>
                 <w:sz w:val="14"/>
               </w:rPr>
               <w:t>4.7170</w:t>

--- a/大物实验预习/实验报告-金属电子逸出功与荷质比的测定-完整版(模板29-31).docx
+++ b/大物实验预习/实验报告-金属电子逸出功与荷质比的测定-完整版(模板29-31).docx
@@ -739,266 +739,6 @@
               <w:rPr>
                 <w:sz w:val="15"/>
               </w:rPr>
-              <w:t>0.600</w:t>
-            </w:r>
-          </w:p>
-        </w:tc>
-        <w:tc>
-          <w:tcPr>
-            <w:tcW w:type="dxa" w:w="1233"/>
-          </w:tcPr>
-          <w:p>
-            <w:pPr>
-              <w:jc w:val="center"/>
-            </w:pPr>
-            <w:r>
-              <w:rPr>
-                <w:sz w:val="15"/>
-              </w:rPr>
-              <w:t>8</w:t>
-            </w:r>
-          </w:p>
-        </w:tc>
-        <w:tc>
-          <w:tcPr>
-            <w:tcW w:type="dxa" w:w="1233"/>
-          </w:tcPr>
-          <w:p>
-            <w:pPr>
-              <w:jc w:val="center"/>
-            </w:pPr>
-            <w:r>
-              <w:rPr>
-                <w:sz w:val="15"/>
-              </w:rPr>
-              <w:t>8</w:t>
-            </w:r>
-          </w:p>
-        </w:tc>
-        <w:tc>
-          <w:tcPr>
-            <w:tcW w:type="dxa" w:w="1233"/>
-          </w:tcPr>
-          <w:p>
-            <w:pPr>
-              <w:jc w:val="center"/>
-            </w:pPr>
-            <w:r>
-              <w:rPr>
-                <w:sz w:val="15"/>
-              </w:rPr>
-              <w:t>9</w:t>
-            </w:r>
-          </w:p>
-        </w:tc>
-        <w:tc>
-          <w:tcPr>
-            <w:tcW w:type="dxa" w:w="1233"/>
-          </w:tcPr>
-          <w:p>
-            <w:pPr>
-              <w:jc w:val="center"/>
-            </w:pPr>
-            <w:r>
-              <w:rPr>
-                <w:sz w:val="15"/>
-              </w:rPr>
-              <w:t>9</w:t>
-            </w:r>
-          </w:p>
-        </w:tc>
-        <w:tc>
-          <w:tcPr>
-            <w:tcW w:type="dxa" w:w="1233"/>
-          </w:tcPr>
-          <w:p>
-            <w:pPr>
-              <w:jc w:val="center"/>
-            </w:pPr>
-            <w:r>
-              <w:rPr>
-                <w:sz w:val="15"/>
-              </w:rPr>
-              <w:t>9</w:t>
-            </w:r>
-          </w:p>
-        </w:tc>
-        <w:tc>
-          <w:tcPr>
-            <w:tcW w:type="dxa" w:w="1233"/>
-          </w:tcPr>
-          <w:p>
-            <w:pPr>
-              <w:jc w:val="center"/>
-            </w:pPr>
-            <w:r>
-              <w:rPr>
-                <w:sz w:val="15"/>
-              </w:rPr>
-              <w:t>8</w:t>
-            </w:r>
-          </w:p>
-        </w:tc>
-        <w:tc>
-          <w:tcPr>
-            <w:tcW w:type="dxa" w:w="864"/>
-          </w:tcPr>
-          <w:p>
-            <w:pPr>
-              <w:jc w:val="center"/>
-            </w:pPr>
-            <w:r>
-              <w:rPr>
-                <w:sz w:val="15"/>
-              </w:rPr>
-              <w:t>10</w:t>
-            </w:r>
-          </w:p>
-        </w:tc>
-      </w:tr>
-      <w:tr>
-        <w:tc>
-          <w:tcPr>
-            <w:tcW w:type="dxa" w:w="936"/>
-          </w:tcPr>
-          <w:p>
-            <w:pPr>
-              <w:jc w:val="center"/>
-            </w:pPr>
-            <w:r>
-              <w:rPr>
-                <w:sz w:val="15"/>
-              </w:rPr>
-              <w:t>0.625</w:t>
-            </w:r>
-          </w:p>
-        </w:tc>
-        <w:tc>
-          <w:tcPr>
-            <w:tcW w:type="dxa" w:w="1233"/>
-          </w:tcPr>
-          <w:p>
-            <w:pPr>
-              <w:jc w:val="center"/>
-            </w:pPr>
-            <w:r>
-              <w:rPr>
-                <w:sz w:val="15"/>
-              </w:rPr>
-              <w:t>10</w:t>
-            </w:r>
-          </w:p>
-        </w:tc>
-        <w:tc>
-          <w:tcPr>
-            <w:tcW w:type="dxa" w:w="1233"/>
-          </w:tcPr>
-          <w:p>
-            <w:pPr>
-              <w:jc w:val="center"/>
-            </w:pPr>
-            <w:r>
-              <w:rPr>
-                <w:sz w:val="15"/>
-              </w:rPr>
-              <w:t>11</w:t>
-            </w:r>
-          </w:p>
-        </w:tc>
-        <w:tc>
-          <w:tcPr>
-            <w:tcW w:type="dxa" w:w="1233"/>
-          </w:tcPr>
-          <w:p>
-            <w:pPr>
-              <w:jc w:val="center"/>
-            </w:pPr>
-            <w:r>
-              <w:rPr>
-                <w:sz w:val="15"/>
-              </w:rPr>
-              <w:t>12</w:t>
-            </w:r>
-          </w:p>
-        </w:tc>
-        <w:tc>
-          <w:tcPr>
-            <w:tcW w:type="dxa" w:w="1233"/>
-          </w:tcPr>
-          <w:p>
-            <w:pPr>
-              <w:jc w:val="center"/>
-            </w:pPr>
-            <w:r>
-              <w:rPr>
-                <w:sz w:val="15"/>
-              </w:rPr>
-              <w:t>12</w:t>
-            </w:r>
-          </w:p>
-        </w:tc>
-        <w:tc>
-          <w:tcPr>
-            <w:tcW w:type="dxa" w:w="1233"/>
-          </w:tcPr>
-          <w:p>
-            <w:pPr>
-              <w:jc w:val="center"/>
-            </w:pPr>
-            <w:r>
-              <w:rPr>
-                <w:sz w:val="15"/>
-              </w:rPr>
-              <w:t>11</w:t>
-            </w:r>
-          </w:p>
-        </w:tc>
-        <w:tc>
-          <w:tcPr>
-            <w:tcW w:type="dxa" w:w="1233"/>
-          </w:tcPr>
-          <w:p>
-            <w:pPr>
-              <w:jc w:val="center"/>
-            </w:pPr>
-            <w:r>
-              <w:rPr>
-                <w:sz w:val="15"/>
-              </w:rPr>
-              <w:t>12</w:t>
-            </w:r>
-          </w:p>
-        </w:tc>
-        <w:tc>
-          <w:tcPr>
-            <w:tcW w:type="dxa" w:w="864"/>
-          </w:tcPr>
-          <w:p>
-            <w:pPr>
-              <w:jc w:val="center"/>
-            </w:pPr>
-            <w:r>
-              <w:rPr>
-                <w:sz w:val="15"/>
-              </w:rPr>
-              <w:t>13</w:t>
-            </w:r>
-          </w:p>
-        </w:tc>
-      </w:tr>
-      <w:tr>
-        <w:tc>
-          <w:tcPr>
-            <w:tcW w:type="dxa" w:w="936"/>
-          </w:tcPr>
-          <w:p>
-            <w:pPr>
-              <w:jc w:val="center"/>
-            </w:pPr>
-            <w:r>
-              <w:rPr>
-                <w:sz w:val="15"/>
-              </w:rPr>
               <w:t>0.650</w:t>
             </w:r>
           </w:p>
@@ -1636,6 +1376,252 @@
           </w:p>
         </w:tc>
       </w:tr>
+      <w:tr>
+        <w:tc>
+          <w:tcPr>
+            <w:tcW w:type="dxa" w:w="936"/>
+          </w:tcPr>
+          <w:p>
+            <w:pPr>
+              <w:jc w:val="center"/>
+            </w:pPr>
+            <w:r>
+              <w:rPr>
+                <w:sz w:val="15"/>
+              </w:rPr>
+              <w:t>0.775</w:t>
+            </w:r>
+          </w:p>
+        </w:tc>
+        <w:tc>
+          <w:tcPr>
+            <w:tcW w:type="dxa" w:w="1233"/>
+          </w:tcPr>
+          <w:p>
+            <w:pPr>
+              <w:jc w:val="center"/>
+            </w:pPr>
+            <w:r>
+              <w:rPr>
+                <w:sz w:val="15"/>
+              </w:rPr>
+            </w:r>
+          </w:p>
+        </w:tc>
+        <w:tc>
+          <w:tcPr>
+            <w:tcW w:type="dxa" w:w="1233"/>
+          </w:tcPr>
+          <w:p>
+            <w:pPr>
+              <w:jc w:val="center"/>
+            </w:pPr>
+            <w:r>
+              <w:rPr>
+                <w:sz w:val="15"/>
+              </w:rPr>
+            </w:r>
+          </w:p>
+        </w:tc>
+        <w:tc>
+          <w:tcPr>
+            <w:tcW w:type="dxa" w:w="1233"/>
+          </w:tcPr>
+          <w:p>
+            <w:pPr>
+              <w:jc w:val="center"/>
+            </w:pPr>
+            <w:r>
+              <w:rPr>
+                <w:sz w:val="15"/>
+              </w:rPr>
+            </w:r>
+          </w:p>
+        </w:tc>
+        <w:tc>
+          <w:tcPr>
+            <w:tcW w:type="dxa" w:w="1233"/>
+          </w:tcPr>
+          <w:p>
+            <w:pPr>
+              <w:jc w:val="center"/>
+            </w:pPr>
+            <w:r>
+              <w:rPr>
+                <w:sz w:val="15"/>
+              </w:rPr>
+            </w:r>
+          </w:p>
+        </w:tc>
+        <w:tc>
+          <w:tcPr>
+            <w:tcW w:type="dxa" w:w="1233"/>
+          </w:tcPr>
+          <w:p>
+            <w:pPr>
+              <w:jc w:val="center"/>
+            </w:pPr>
+            <w:r>
+              <w:rPr>
+                <w:sz w:val="15"/>
+              </w:rPr>
+            </w:r>
+          </w:p>
+        </w:tc>
+        <w:tc>
+          <w:tcPr>
+            <w:tcW w:type="dxa" w:w="1233"/>
+          </w:tcPr>
+          <w:p>
+            <w:pPr>
+              <w:jc w:val="center"/>
+            </w:pPr>
+            <w:r>
+              <w:rPr>
+                <w:sz w:val="15"/>
+              </w:rPr>
+            </w:r>
+          </w:p>
+        </w:tc>
+        <w:tc>
+          <w:tcPr>
+            <w:tcW w:type="dxa" w:w="864"/>
+          </w:tcPr>
+          <w:p>
+            <w:pPr>
+              <w:jc w:val="center"/>
+            </w:pPr>
+            <w:r>
+              <w:rPr>
+                <w:sz w:val="15"/>
+              </w:rPr>
+            </w:r>
+          </w:p>
+        </w:tc>
+      </w:tr>
+      <w:tr>
+        <w:tc>
+          <w:tcPr>
+            <w:tcW w:type="dxa" w:w="936"/>
+          </w:tcPr>
+          <w:p>
+            <w:pPr>
+              <w:jc w:val="center"/>
+            </w:pPr>
+            <w:r>
+              <w:rPr>
+                <w:sz w:val="15"/>
+              </w:rPr>
+              <w:t>0.800</w:t>
+            </w:r>
+          </w:p>
+        </w:tc>
+        <w:tc>
+          <w:tcPr>
+            <w:tcW w:type="dxa" w:w="1233"/>
+          </w:tcPr>
+          <w:p>
+            <w:pPr>
+              <w:jc w:val="center"/>
+            </w:pPr>
+            <w:r>
+              <w:rPr>
+                <w:sz w:val="15"/>
+              </w:rPr>
+            </w:r>
+          </w:p>
+        </w:tc>
+        <w:tc>
+          <w:tcPr>
+            <w:tcW w:type="dxa" w:w="1233"/>
+          </w:tcPr>
+          <w:p>
+            <w:pPr>
+              <w:jc w:val="center"/>
+            </w:pPr>
+            <w:r>
+              <w:rPr>
+                <w:sz w:val="15"/>
+              </w:rPr>
+            </w:r>
+          </w:p>
+        </w:tc>
+        <w:tc>
+          <w:tcPr>
+            <w:tcW w:type="dxa" w:w="1233"/>
+          </w:tcPr>
+          <w:p>
+            <w:pPr>
+              <w:jc w:val="center"/>
+            </w:pPr>
+            <w:r>
+              <w:rPr>
+                <w:sz w:val="15"/>
+              </w:rPr>
+            </w:r>
+          </w:p>
+        </w:tc>
+        <w:tc>
+          <w:tcPr>
+            <w:tcW w:type="dxa" w:w="1233"/>
+          </w:tcPr>
+          <w:p>
+            <w:pPr>
+              <w:jc w:val="center"/>
+            </w:pPr>
+            <w:r>
+              <w:rPr>
+                <w:sz w:val="15"/>
+              </w:rPr>
+            </w:r>
+          </w:p>
+        </w:tc>
+        <w:tc>
+          <w:tcPr>
+            <w:tcW w:type="dxa" w:w="1233"/>
+          </w:tcPr>
+          <w:p>
+            <w:pPr>
+              <w:jc w:val="center"/>
+            </w:pPr>
+            <w:r>
+              <w:rPr>
+                <w:sz w:val="15"/>
+              </w:rPr>
+            </w:r>
+          </w:p>
+        </w:tc>
+        <w:tc>
+          <w:tcPr>
+            <w:tcW w:type="dxa" w:w="1233"/>
+          </w:tcPr>
+          <w:p>
+            <w:pPr>
+              <w:jc w:val="center"/>
+            </w:pPr>
+            <w:r>
+              <w:rPr>
+                <w:sz w:val="15"/>
+              </w:rPr>
+            </w:r>
+          </w:p>
+        </w:tc>
+        <w:tc>
+          <w:tcPr>
+            <w:tcW w:type="dxa" w:w="864"/>
+          </w:tcPr>
+          <w:p>
+            <w:pPr>
+              <w:jc w:val="center"/>
+            </w:pPr>
+            <w:r>
+              <w:rPr>
+                <w:sz w:val="15"/>
+              </w:rPr>
+            </w:r>
+          </w:p>
+        </w:tc>
+      </w:tr>
     </w:tbl>
     <w:p>
       <w:pPr>
@@ -1993,266 +1979,6 @@
                 <w:sz w:val="14"/>
               </w:rPr>
               <w:t>10.0</w:t>
-            </w:r>
-          </w:p>
-        </w:tc>
-      </w:tr>
-      <w:tr>
-        <w:tc>
-          <w:tcPr>
-            <w:tcW w:type="dxa" w:w="1233"/>
-          </w:tcPr>
-          <w:p>
-            <w:pPr>
-              <w:jc w:val="center"/>
-            </w:pPr>
-            <w:r>
-              <w:rPr>
-                <w:sz w:val="14"/>
-              </w:rPr>
-              <w:t>1.88</w:t>
-            </w:r>
-          </w:p>
-        </w:tc>
-        <w:tc>
-          <w:tcPr>
-            <w:tcW w:type="dxa" w:w="1233"/>
-          </w:tcPr>
-          <w:p>
-            <w:pPr>
-              <w:jc w:val="center"/>
-            </w:pPr>
-            <w:r>
-              <w:rPr>
-                <w:sz w:val="14"/>
-              </w:rPr>
-              <w:t>-5.097</w:t>
-            </w:r>
-          </w:p>
-        </w:tc>
-        <w:tc>
-          <w:tcPr>
-            <w:tcW w:type="dxa" w:w="1233"/>
-          </w:tcPr>
-          <w:p>
-            <w:pPr>
-              <w:jc w:val="center"/>
-            </w:pPr>
-            <w:r>
-              <w:rPr>
-                <w:sz w:val="14"/>
-              </w:rPr>
-              <w:t>-5.097</w:t>
-            </w:r>
-          </w:p>
-        </w:tc>
-        <w:tc>
-          <w:tcPr>
-            <w:tcW w:type="dxa" w:w="1233"/>
-          </w:tcPr>
-          <w:p>
-            <w:pPr>
-              <w:jc w:val="center"/>
-            </w:pPr>
-            <w:r>
-              <w:rPr>
-                <w:sz w:val="14"/>
-              </w:rPr>
-              <w:t>-5.046</w:t>
-            </w:r>
-          </w:p>
-        </w:tc>
-        <w:tc>
-          <w:tcPr>
-            <w:tcW w:type="dxa" w:w="1233"/>
-          </w:tcPr>
-          <w:p>
-            <w:pPr>
-              <w:jc w:val="center"/>
-            </w:pPr>
-            <w:r>
-              <w:rPr>
-                <w:sz w:val="14"/>
-              </w:rPr>
-              <w:t>-5.046</w:t>
-            </w:r>
-          </w:p>
-        </w:tc>
-        <w:tc>
-          <w:tcPr>
-            <w:tcW w:type="dxa" w:w="1233"/>
-          </w:tcPr>
-          <w:p>
-            <w:pPr>
-              <w:jc w:val="center"/>
-            </w:pPr>
-            <w:r>
-              <w:rPr>
-                <w:sz w:val="14"/>
-              </w:rPr>
-              <w:t>-5.046</w:t>
-            </w:r>
-          </w:p>
-        </w:tc>
-        <w:tc>
-          <w:tcPr>
-            <w:tcW w:type="dxa" w:w="1233"/>
-          </w:tcPr>
-          <w:p>
-            <w:pPr>
-              <w:jc w:val="center"/>
-            </w:pPr>
-            <w:r>
-              <w:rPr>
-                <w:sz w:val="14"/>
-              </w:rPr>
-              <w:t>-5.097</w:t>
-            </w:r>
-          </w:p>
-        </w:tc>
-        <w:tc>
-          <w:tcPr>
-            <w:tcW w:type="dxa" w:w="1233"/>
-          </w:tcPr>
-          <w:p>
-            <w:pPr>
-              <w:jc w:val="center"/>
-            </w:pPr>
-            <w:r>
-              <w:rPr>
-                <w:sz w:val="14"/>
-              </w:rPr>
-              <w:t>-5.000</w:t>
-            </w:r>
-          </w:p>
-        </w:tc>
-      </w:tr>
-      <w:tr>
-        <w:tc>
-          <w:tcPr>
-            <w:tcW w:type="dxa" w:w="1233"/>
-          </w:tcPr>
-          <w:p>
-            <w:pPr>
-              <w:jc w:val="center"/>
-            </w:pPr>
-            <w:r>
-              <w:rPr>
-                <w:sz w:val="14"/>
-              </w:rPr>
-              <w:t>1.92</w:t>
-            </w:r>
-          </w:p>
-        </w:tc>
-        <w:tc>
-          <w:tcPr>
-            <w:tcW w:type="dxa" w:w="1233"/>
-          </w:tcPr>
-          <w:p>
-            <w:pPr>
-              <w:jc w:val="center"/>
-            </w:pPr>
-            <w:r>
-              <w:rPr>
-                <w:sz w:val="14"/>
-              </w:rPr>
-              <w:t>-5.000</w:t>
-            </w:r>
-          </w:p>
-        </w:tc>
-        <w:tc>
-          <w:tcPr>
-            <w:tcW w:type="dxa" w:w="1233"/>
-          </w:tcPr>
-          <w:p>
-            <w:pPr>
-              <w:jc w:val="center"/>
-            </w:pPr>
-            <w:r>
-              <w:rPr>
-                <w:sz w:val="14"/>
-              </w:rPr>
-              <w:t>-4.959</w:t>
-            </w:r>
-          </w:p>
-        </w:tc>
-        <w:tc>
-          <w:tcPr>
-            <w:tcW w:type="dxa" w:w="1233"/>
-          </w:tcPr>
-          <w:p>
-            <w:pPr>
-              <w:jc w:val="center"/>
-            </w:pPr>
-            <w:r>
-              <w:rPr>
-                <w:sz w:val="14"/>
-              </w:rPr>
-              <w:t>-4.921</w:t>
-            </w:r>
-          </w:p>
-        </w:tc>
-        <w:tc>
-          <w:tcPr>
-            <w:tcW w:type="dxa" w:w="1233"/>
-          </w:tcPr>
-          <w:p>
-            <w:pPr>
-              <w:jc w:val="center"/>
-            </w:pPr>
-            <w:r>
-              <w:rPr>
-                <w:sz w:val="14"/>
-              </w:rPr>
-              <w:t>-4.921</w:t>
-            </w:r>
-          </w:p>
-        </w:tc>
-        <w:tc>
-          <w:tcPr>
-            <w:tcW w:type="dxa" w:w="1233"/>
-          </w:tcPr>
-          <w:p>
-            <w:pPr>
-              <w:jc w:val="center"/>
-            </w:pPr>
-            <w:r>
-              <w:rPr>
-                <w:sz w:val="14"/>
-              </w:rPr>
-              <w:t>-4.959</w:t>
-            </w:r>
-          </w:p>
-        </w:tc>
-        <w:tc>
-          <w:tcPr>
-            <w:tcW w:type="dxa" w:w="1233"/>
-          </w:tcPr>
-          <w:p>
-            <w:pPr>
-              <w:jc w:val="center"/>
-            </w:pPr>
-            <w:r>
-              <w:rPr>
-                <w:sz w:val="14"/>
-              </w:rPr>
-              <w:t>-4.921</w:t>
-            </w:r>
-          </w:p>
-        </w:tc>
-        <w:tc>
-          <w:tcPr>
-            <w:tcW w:type="dxa" w:w="1233"/>
-          </w:tcPr>
-          <w:p>
-            <w:pPr>
-              <w:jc w:val="center"/>
-            </w:pPr>
-            <w:r>
-              <w:rPr>
-                <w:sz w:val="14"/>
-              </w:rPr>
-              <w:t>-4.886</w:t>
             </w:r>
           </w:p>
         </w:tc>
@@ -2907,6 +2633,252 @@
           </w:p>
         </w:tc>
       </w:tr>
+      <w:tr>
+        <w:tc>
+          <w:tcPr>
+            <w:tcW w:type="dxa" w:w="1233"/>
+          </w:tcPr>
+          <w:p>
+            <w:pPr>
+              <w:jc w:val="center"/>
+            </w:pPr>
+            <w:r>
+              <w:rPr>
+                <w:sz w:val="14"/>
+              </w:rPr>
+              <w:t>2.16</w:t>
+            </w:r>
+          </w:p>
+        </w:tc>
+        <w:tc>
+          <w:tcPr>
+            <w:tcW w:type="dxa" w:w="1233"/>
+          </w:tcPr>
+          <w:p>
+            <w:pPr>
+              <w:jc w:val="center"/>
+            </w:pPr>
+            <w:r>
+              <w:rPr>
+                <w:sz w:val="14"/>
+              </w:rPr>
+            </w:r>
+          </w:p>
+        </w:tc>
+        <w:tc>
+          <w:tcPr>
+            <w:tcW w:type="dxa" w:w="1233"/>
+          </w:tcPr>
+          <w:p>
+            <w:pPr>
+              <w:jc w:val="center"/>
+            </w:pPr>
+            <w:r>
+              <w:rPr>
+                <w:sz w:val="14"/>
+              </w:rPr>
+            </w:r>
+          </w:p>
+        </w:tc>
+        <w:tc>
+          <w:tcPr>
+            <w:tcW w:type="dxa" w:w="1233"/>
+          </w:tcPr>
+          <w:p>
+            <w:pPr>
+              <w:jc w:val="center"/>
+            </w:pPr>
+            <w:r>
+              <w:rPr>
+                <w:sz w:val="14"/>
+              </w:rPr>
+            </w:r>
+          </w:p>
+        </w:tc>
+        <w:tc>
+          <w:tcPr>
+            <w:tcW w:type="dxa" w:w="1233"/>
+          </w:tcPr>
+          <w:p>
+            <w:pPr>
+              <w:jc w:val="center"/>
+            </w:pPr>
+            <w:r>
+              <w:rPr>
+                <w:sz w:val="14"/>
+              </w:rPr>
+            </w:r>
+          </w:p>
+        </w:tc>
+        <w:tc>
+          <w:tcPr>
+            <w:tcW w:type="dxa" w:w="1233"/>
+          </w:tcPr>
+          <w:p>
+            <w:pPr>
+              <w:jc w:val="center"/>
+            </w:pPr>
+            <w:r>
+              <w:rPr>
+                <w:sz w:val="14"/>
+              </w:rPr>
+            </w:r>
+          </w:p>
+        </w:tc>
+        <w:tc>
+          <w:tcPr>
+            <w:tcW w:type="dxa" w:w="1233"/>
+          </w:tcPr>
+          <w:p>
+            <w:pPr>
+              <w:jc w:val="center"/>
+            </w:pPr>
+            <w:r>
+              <w:rPr>
+                <w:sz w:val="14"/>
+              </w:rPr>
+            </w:r>
+          </w:p>
+        </w:tc>
+        <w:tc>
+          <w:tcPr>
+            <w:tcW w:type="dxa" w:w="1233"/>
+          </w:tcPr>
+          <w:p>
+            <w:pPr>
+              <w:jc w:val="center"/>
+            </w:pPr>
+            <w:r>
+              <w:rPr>
+                <w:sz w:val="14"/>
+              </w:rPr>
+            </w:r>
+          </w:p>
+        </w:tc>
+      </w:tr>
+      <w:tr>
+        <w:tc>
+          <w:tcPr>
+            <w:tcW w:type="dxa" w:w="1233"/>
+          </w:tcPr>
+          <w:p>
+            <w:pPr>
+              <w:jc w:val="center"/>
+            </w:pPr>
+            <w:r>
+              <w:rPr>
+                <w:sz w:val="14"/>
+              </w:rPr>
+              <w:t>2.20</w:t>
+            </w:r>
+          </w:p>
+        </w:tc>
+        <w:tc>
+          <w:tcPr>
+            <w:tcW w:type="dxa" w:w="1233"/>
+          </w:tcPr>
+          <w:p>
+            <w:pPr>
+              <w:jc w:val="center"/>
+            </w:pPr>
+            <w:r>
+              <w:rPr>
+                <w:sz w:val="14"/>
+              </w:rPr>
+            </w:r>
+          </w:p>
+        </w:tc>
+        <w:tc>
+          <w:tcPr>
+            <w:tcW w:type="dxa" w:w="1233"/>
+          </w:tcPr>
+          <w:p>
+            <w:pPr>
+              <w:jc w:val="center"/>
+            </w:pPr>
+            <w:r>
+              <w:rPr>
+                <w:sz w:val="14"/>
+              </w:rPr>
+            </w:r>
+          </w:p>
+        </w:tc>
+        <w:tc>
+          <w:tcPr>
+            <w:tcW w:type="dxa" w:w="1233"/>
+          </w:tcPr>
+          <w:p>
+            <w:pPr>
+              <w:jc w:val="center"/>
+            </w:pPr>
+            <w:r>
+              <w:rPr>
+                <w:sz w:val="14"/>
+              </w:rPr>
+            </w:r>
+          </w:p>
+        </w:tc>
+        <w:tc>
+          <w:tcPr>
+            <w:tcW w:type="dxa" w:w="1233"/>
+          </w:tcPr>
+          <w:p>
+            <w:pPr>
+              <w:jc w:val="center"/>
+            </w:pPr>
+            <w:r>
+              <w:rPr>
+                <w:sz w:val="14"/>
+              </w:rPr>
+            </w:r>
+          </w:p>
+        </w:tc>
+        <w:tc>
+          <w:tcPr>
+            <w:tcW w:type="dxa" w:w="1233"/>
+          </w:tcPr>
+          <w:p>
+            <w:pPr>
+              <w:jc w:val="center"/>
+            </w:pPr>
+            <w:r>
+              <w:rPr>
+                <w:sz w:val="14"/>
+              </w:rPr>
+            </w:r>
+          </w:p>
+        </w:tc>
+        <w:tc>
+          <w:tcPr>
+            <w:tcW w:type="dxa" w:w="1233"/>
+          </w:tcPr>
+          <w:p>
+            <w:pPr>
+              <w:jc w:val="center"/>
+            </w:pPr>
+            <w:r>
+              <w:rPr>
+                <w:sz w:val="14"/>
+              </w:rPr>
+            </w:r>
+          </w:p>
+        </w:tc>
+        <w:tc>
+          <w:tcPr>
+            <w:tcW w:type="dxa" w:w="1233"/>
+          </w:tcPr>
+          <w:p>
+            <w:pPr>
+              <w:jc w:val="center"/>
+            </w:pPr>
+            <w:r>
+              <w:rPr>
+                <w:sz w:val="14"/>
+              </w:rPr>
+            </w:r>
+          </w:p>
+        </w:tc>
+      </w:tr>
     </w:tbl>
     <w:p>
       <w:pPr>
@@ -2920,7 +2892,7 @@
           <w:color w:val="555555"/>
           <w:sz w:val="14"/>
         </w:rPr>
-        <w:t>注：由上表 7 条 lg I_a–√U_a 拟合得截距 lg I（零场）依次为 −5.134、−5.033、−4.855、−4.678、−4.520、−4.301、−4.118，对应 I₀=7.35、9.27、13.97、21.01、30.20、50.05、76.26 μA。</w:t>
+        <w:t>注：由上表 lg I_a–√U_a 拟合得截距 lg I（零场）1.96–2.12依次为 −4.855、−4.678、−4.520、−4.301、−4.118，对应 I₀=13.97、21.01、30.20、50.05、76.26 μA；2.16/2.20未测（I_f 0.775/0.800），故表4相应格留空。</w:t>
       </w:r>
     </w:p>
     <w:p>
@@ -3047,40 +3019,6 @@
                 <w:b/>
                 <w:sz w:val="14"/>
               </w:rPr>
-              <w:t>1.88</w:t>
-            </w:r>
-          </w:p>
-        </w:tc>
-        <w:tc>
-          <w:tcPr>
-            <w:tcW w:type="dxa" w:w="1233"/>
-          </w:tcPr>
-          <w:p>
-            <w:pPr>
-              <w:jc w:val="center"/>
-            </w:pPr>
-            <w:r>
-              <w:rPr>
-                <w:b/>
-                <w:sz w:val="14"/>
-              </w:rPr>
-              <w:t>1.92</w:t>
-            </w:r>
-          </w:p>
-        </w:tc>
-        <w:tc>
-          <w:tcPr>
-            <w:tcW w:type="dxa" w:w="1233"/>
-          </w:tcPr>
-          <w:p>
-            <w:pPr>
-              <w:jc w:val="center"/>
-            </w:pPr>
-            <w:r>
-              <w:rPr>
-                <w:b/>
-                <w:sz w:val="14"/>
-              </w:rPr>
               <w:t>1.96</w:t>
             </w:r>
           </w:p>
@@ -3153,6 +3091,40 @@
             </w:r>
           </w:p>
         </w:tc>
+        <w:tc>
+          <w:tcPr>
+            <w:tcW w:type="dxa" w:w="1233"/>
+          </w:tcPr>
+          <w:p>
+            <w:pPr>
+              <w:jc w:val="center"/>
+            </w:pPr>
+            <w:r>
+              <w:rPr>
+                <w:b/>
+                <w:sz w:val="14"/>
+              </w:rPr>
+              <w:t>2.16</w:t>
+            </w:r>
+          </w:p>
+        </w:tc>
+        <w:tc>
+          <w:tcPr>
+            <w:tcW w:type="dxa" w:w="1233"/>
+          </w:tcPr>
+          <w:p>
+            <w:pPr>
+              <w:jc w:val="center"/>
+            </w:pPr>
+            <w:r>
+              <w:rPr>
+                <w:b/>
+                <w:sz w:val="14"/>
+              </w:rPr>
+              <w:t>2.20</w:t>
+            </w:r>
+          </w:p>
+        </w:tc>
       </w:tr>
       <w:tr>
         <w:tc>
@@ -3169,40 +3141,6 @@
                 <w:sz w:val="14"/>
               </w:rPr>
               <w:t>lg I_a</w:t>
-            </w:r>
-          </w:p>
-        </w:tc>
-        <w:tc>
-          <w:tcPr>
-            <w:tcW w:type="dxa" w:w="1233"/>
-          </w:tcPr>
-          <w:p>
-            <w:pPr>
-              <w:jc w:val="center"/>
-            </w:pPr>
-            <w:r>
-              <w:rPr>
-                <w:b w:val="0"/>
-                <w:sz w:val="14"/>
-              </w:rPr>
-              <w:t>-5.134</w:t>
-            </w:r>
-          </w:p>
-        </w:tc>
-        <w:tc>
-          <w:tcPr>
-            <w:tcW w:type="dxa" w:w="1233"/>
-          </w:tcPr>
-          <w:p>
-            <w:pPr>
-              <w:jc w:val="center"/>
-            </w:pPr>
-            <w:r>
-              <w:rPr>
-                <w:b w:val="0"/>
-                <w:sz w:val="14"/>
-              </w:rPr>
-              <w:t>-5.033</w:t>
             </w:r>
           </w:p>
         </w:tc>
@@ -3291,6 +3229,38 @@
             </w:r>
           </w:p>
         </w:tc>
+        <w:tc>
+          <w:tcPr>
+            <w:tcW w:type="dxa" w:w="1233"/>
+          </w:tcPr>
+          <w:p>
+            <w:pPr>
+              <w:jc w:val="center"/>
+            </w:pPr>
+            <w:r>
+              <w:rPr>
+                <w:b w:val="0"/>
+                <w:sz w:val="14"/>
+              </w:rPr>
+            </w:r>
+          </w:p>
+        </w:tc>
+        <w:tc>
+          <w:tcPr>
+            <w:tcW w:type="dxa" w:w="1233"/>
+          </w:tcPr>
+          <w:p>
+            <w:pPr>
+              <w:jc w:val="center"/>
+            </w:pPr>
+            <w:r>
+              <w:rPr>
+                <w:b w:val="0"/>
+                <w:sz w:val="14"/>
+              </w:rPr>
+            </w:r>
+          </w:p>
+        </w:tc>
       </w:tr>
       <w:tr>
         <w:tc>
@@ -3307,40 +3277,6 @@
                 <w:sz w:val="14"/>
               </w:rPr>
               <w:t>lg(I_a/T²)</w:t>
-            </w:r>
-          </w:p>
-        </w:tc>
-        <w:tc>
-          <w:tcPr>
-            <w:tcW w:type="dxa" w:w="1233"/>
-          </w:tcPr>
-          <w:p>
-            <w:pPr>
-              <w:jc w:val="center"/>
-            </w:pPr>
-            <w:r>
-              <w:rPr>
-                <w:b w:val="0"/>
-                <w:sz w:val="14"/>
-              </w:rPr>
-              <w:t>-11.6821</w:t>
-            </w:r>
-          </w:p>
-        </w:tc>
-        <w:tc>
-          <w:tcPr>
-            <w:tcW w:type="dxa" w:w="1233"/>
-          </w:tcPr>
-          <w:p>
-            <w:pPr>
-              <w:jc w:val="center"/>
-            </w:pPr>
-            <w:r>
-              <w:rPr>
-                <w:b w:val="0"/>
-                <w:sz w:val="14"/>
-              </w:rPr>
-              <w:t>-11.5995</w:t>
             </w:r>
           </w:p>
         </w:tc>
@@ -3429,6 +3365,38 @@
             </w:r>
           </w:p>
         </w:tc>
+        <w:tc>
+          <w:tcPr>
+            <w:tcW w:type="dxa" w:w="1233"/>
+          </w:tcPr>
+          <w:p>
+            <w:pPr>
+              <w:jc w:val="center"/>
+            </w:pPr>
+            <w:r>
+              <w:rPr>
+                <w:b w:val="0"/>
+                <w:sz w:val="14"/>
+              </w:rPr>
+            </w:r>
+          </w:p>
+        </w:tc>
+        <w:tc>
+          <w:tcPr>
+            <w:tcW w:type="dxa" w:w="1233"/>
+          </w:tcPr>
+          <w:p>
+            <w:pPr>
+              <w:jc w:val="center"/>
+            </w:pPr>
+            <w:r>
+              <w:rPr>
+                <w:b w:val="0"/>
+                <w:sz w:val="14"/>
+              </w:rPr>
+            </w:r>
+          </w:p>
+        </w:tc>
       </w:tr>
       <w:tr>
         <w:tc>
@@ -3445,40 +3413,6 @@
                 <w:sz w:val="14"/>
               </w:rPr>
               <w:t>1/T (10⁻⁴K⁻¹)</w:t>
-            </w:r>
-          </w:p>
-        </w:tc>
-        <w:tc>
-          <w:tcPr>
-            <w:tcW w:type="dxa" w:w="1233"/>
-          </w:tcPr>
-          <w:p>
-            <w:pPr>
-              <w:jc w:val="center"/>
-            </w:pPr>
-            <w:r>
-              <w:rPr>
-                <w:b w:val="0"/>
-                <w:sz w:val="14"/>
-              </w:rPr>
-              <w:t>5.3191</w:t>
-            </w:r>
-          </w:p>
-        </w:tc>
-        <w:tc>
-          <w:tcPr>
-            <w:tcW w:type="dxa" w:w="1233"/>
-          </w:tcPr>
-          <w:p>
-            <w:pPr>
-              <w:jc w:val="center"/>
-            </w:pPr>
-            <w:r>
-              <w:rPr>
-                <w:b w:val="0"/>
-                <w:sz w:val="14"/>
-              </w:rPr>
-              <w:t>5.2083</w:t>
             </w:r>
           </w:p>
         </w:tc>
@@ -3567,6 +3501,40 @@
             </w:r>
           </w:p>
         </w:tc>
+        <w:tc>
+          <w:tcPr>
+            <w:tcW w:type="dxa" w:w="1233"/>
+          </w:tcPr>
+          <w:p>
+            <w:pPr>
+              <w:jc w:val="center"/>
+            </w:pPr>
+            <w:r>
+              <w:rPr>
+                <w:b w:val="0"/>
+                <w:sz w:val="14"/>
+              </w:rPr>
+              <w:t>4.6296</w:t>
+            </w:r>
+          </w:p>
+        </w:tc>
+        <w:tc>
+          <w:tcPr>
+            <w:tcW w:type="dxa" w:w="1233"/>
+          </w:tcPr>
+          <w:p>
+            <w:pPr>
+              <w:jc w:val="center"/>
+            </w:pPr>
+            <w:r>
+              <w:rPr>
+                <w:b w:val="0"/>
+                <w:sz w:val="14"/>
+              </w:rPr>
+              <w:t>4.5455</w:t>
+            </w:r>
+          </w:p>
+        </w:tc>
       </w:tr>
     </w:tbl>
     <w:p>
@@ -3578,7 +3546,7 @@
           <w:rFonts w:ascii="宋体" w:hAnsi="宋体" w:eastAsia="宋体"/>
           <w:sz w:val="16"/>
         </w:rPr>
-        <w:t>拟合：lg(I/T²)=−3.52−15470·1/T，R²=0.985，斜率求得 φ=3.07 eV（W₀=3.07 eV）。</w:t>
+        <w:t>拟合：lg(I/T²)=−2.56−17439·1/T，R²=0.995，斜率求得 φ=3.46 eV（W₀=3.46 eV）。</w:t>
       </w:r>
     </w:p>
     <w:p>
@@ -3646,7 +3614,7 @@
           <w:color w:val="C00000"/>
           <w:sz w:val="17"/>
         </w:rPr>
-        <w:t>结果：φ=3.07 eV，理论 4.54 eV，误差 32.4%，R²=0.985 验证线性。</w:t>
+        <w:t>结果：φ=3.46 eV，理论 4.54 eV，误差 23.8%，R²=0.995 验证线性。</w:t>
       </w:r>
     </w:p>
     <w:p>

--- a/大物实验预习/实验报告-金属电子逸出功与荷质比的测定-完整版(模板29-31).docx
+++ b/大物实验预习/实验报告-金属电子逸出功与荷质比的测定-完整版(模板29-31).docx
@@ -722,6 +722,266 @@
                 <w:sz w:val="15"/>
               </w:rPr>
               <w:t>100.0</w:t>
+            </w:r>
+          </w:p>
+        </w:tc>
+      </w:tr>
+      <w:tr>
+        <w:tc>
+          <w:tcPr>
+            <w:tcW w:type="dxa" w:w="936"/>
+          </w:tcPr>
+          <w:p>
+            <w:pPr>
+              <w:jc w:val="center"/>
+            </w:pPr>
+            <w:r>
+              <w:rPr>
+                <w:sz w:val="15"/>
+              </w:rPr>
+              <w:t>0.600</w:t>
+            </w:r>
+          </w:p>
+        </w:tc>
+        <w:tc>
+          <w:tcPr>
+            <w:tcW w:type="dxa" w:w="1233"/>
+          </w:tcPr>
+          <w:p>
+            <w:pPr>
+              <w:jc w:val="center"/>
+            </w:pPr>
+            <w:r>
+              <w:rPr>
+                <w:sz w:val="15"/>
+              </w:rPr>
+              <w:t>8</w:t>
+            </w:r>
+          </w:p>
+        </w:tc>
+        <w:tc>
+          <w:tcPr>
+            <w:tcW w:type="dxa" w:w="1233"/>
+          </w:tcPr>
+          <w:p>
+            <w:pPr>
+              <w:jc w:val="center"/>
+            </w:pPr>
+            <w:r>
+              <w:rPr>
+                <w:sz w:val="15"/>
+              </w:rPr>
+              <w:t>8</w:t>
+            </w:r>
+          </w:p>
+        </w:tc>
+        <w:tc>
+          <w:tcPr>
+            <w:tcW w:type="dxa" w:w="1233"/>
+          </w:tcPr>
+          <w:p>
+            <w:pPr>
+              <w:jc w:val="center"/>
+            </w:pPr>
+            <w:r>
+              <w:rPr>
+                <w:sz w:val="15"/>
+              </w:rPr>
+              <w:t>9</w:t>
+            </w:r>
+          </w:p>
+        </w:tc>
+        <w:tc>
+          <w:tcPr>
+            <w:tcW w:type="dxa" w:w="1233"/>
+          </w:tcPr>
+          <w:p>
+            <w:pPr>
+              <w:jc w:val="center"/>
+            </w:pPr>
+            <w:r>
+              <w:rPr>
+                <w:sz w:val="15"/>
+              </w:rPr>
+              <w:t>9</w:t>
+            </w:r>
+          </w:p>
+        </w:tc>
+        <w:tc>
+          <w:tcPr>
+            <w:tcW w:type="dxa" w:w="1233"/>
+          </w:tcPr>
+          <w:p>
+            <w:pPr>
+              <w:jc w:val="center"/>
+            </w:pPr>
+            <w:r>
+              <w:rPr>
+                <w:sz w:val="15"/>
+              </w:rPr>
+              <w:t>9</w:t>
+            </w:r>
+          </w:p>
+        </w:tc>
+        <w:tc>
+          <w:tcPr>
+            <w:tcW w:type="dxa" w:w="1233"/>
+          </w:tcPr>
+          <w:p>
+            <w:pPr>
+              <w:jc w:val="center"/>
+            </w:pPr>
+            <w:r>
+              <w:rPr>
+                <w:sz w:val="15"/>
+              </w:rPr>
+              <w:t>8</w:t>
+            </w:r>
+          </w:p>
+        </w:tc>
+        <w:tc>
+          <w:tcPr>
+            <w:tcW w:type="dxa" w:w="864"/>
+          </w:tcPr>
+          <w:p>
+            <w:pPr>
+              <w:jc w:val="center"/>
+            </w:pPr>
+            <w:r>
+              <w:rPr>
+                <w:sz w:val="15"/>
+              </w:rPr>
+              <w:t>10</w:t>
+            </w:r>
+          </w:p>
+        </w:tc>
+      </w:tr>
+      <w:tr>
+        <w:tc>
+          <w:tcPr>
+            <w:tcW w:type="dxa" w:w="936"/>
+          </w:tcPr>
+          <w:p>
+            <w:pPr>
+              <w:jc w:val="center"/>
+            </w:pPr>
+            <w:r>
+              <w:rPr>
+                <w:sz w:val="15"/>
+              </w:rPr>
+              <w:t>0.625</w:t>
+            </w:r>
+          </w:p>
+        </w:tc>
+        <w:tc>
+          <w:tcPr>
+            <w:tcW w:type="dxa" w:w="1233"/>
+          </w:tcPr>
+          <w:p>
+            <w:pPr>
+              <w:jc w:val="center"/>
+            </w:pPr>
+            <w:r>
+              <w:rPr>
+                <w:sz w:val="15"/>
+              </w:rPr>
+              <w:t>10</w:t>
+            </w:r>
+          </w:p>
+        </w:tc>
+        <w:tc>
+          <w:tcPr>
+            <w:tcW w:type="dxa" w:w="1233"/>
+          </w:tcPr>
+          <w:p>
+            <w:pPr>
+              <w:jc w:val="center"/>
+            </w:pPr>
+            <w:r>
+              <w:rPr>
+                <w:sz w:val="15"/>
+              </w:rPr>
+              <w:t>11</w:t>
+            </w:r>
+          </w:p>
+        </w:tc>
+        <w:tc>
+          <w:tcPr>
+            <w:tcW w:type="dxa" w:w="1233"/>
+          </w:tcPr>
+          <w:p>
+            <w:pPr>
+              <w:jc w:val="center"/>
+            </w:pPr>
+            <w:r>
+              <w:rPr>
+                <w:sz w:val="15"/>
+              </w:rPr>
+              <w:t>12</w:t>
+            </w:r>
+          </w:p>
+        </w:tc>
+        <w:tc>
+          <w:tcPr>
+            <w:tcW w:type="dxa" w:w="1233"/>
+          </w:tcPr>
+          <w:p>
+            <w:pPr>
+              <w:jc w:val="center"/>
+            </w:pPr>
+            <w:r>
+              <w:rPr>
+                <w:sz w:val="15"/>
+              </w:rPr>
+              <w:t>12</w:t>
+            </w:r>
+          </w:p>
+        </w:tc>
+        <w:tc>
+          <w:tcPr>
+            <w:tcW w:type="dxa" w:w="1233"/>
+          </w:tcPr>
+          <w:p>
+            <w:pPr>
+              <w:jc w:val="center"/>
+            </w:pPr>
+            <w:r>
+              <w:rPr>
+                <w:sz w:val="15"/>
+              </w:rPr>
+              <w:t>11</w:t>
+            </w:r>
+          </w:p>
+        </w:tc>
+        <w:tc>
+          <w:tcPr>
+            <w:tcW w:type="dxa" w:w="1233"/>
+          </w:tcPr>
+          <w:p>
+            <w:pPr>
+              <w:jc w:val="center"/>
+            </w:pPr>
+            <w:r>
+              <w:rPr>
+                <w:sz w:val="15"/>
+              </w:rPr>
+              <w:t>12</w:t>
+            </w:r>
+          </w:p>
+        </w:tc>
+        <w:tc>
+          <w:tcPr>
+            <w:tcW w:type="dxa" w:w="864"/>
+          </w:tcPr>
+          <w:p>
+            <w:pPr>
+              <w:jc w:val="center"/>
+            </w:pPr>
+            <w:r>
+              <w:rPr>
+                <w:sz w:val="15"/>
+              </w:rPr>
+              <w:t>13</w:t>
             </w:r>
           </w:p>
         </w:tc>
@@ -1996,6 +2256,266 @@
               <w:rPr>
                 <w:sz w:val="14"/>
               </w:rPr>
+              <w:t>1.88</w:t>
+            </w:r>
+          </w:p>
+        </w:tc>
+        <w:tc>
+          <w:tcPr>
+            <w:tcW w:type="dxa" w:w="1233"/>
+          </w:tcPr>
+          <w:p>
+            <w:pPr>
+              <w:jc w:val="center"/>
+            </w:pPr>
+            <w:r>
+              <w:rPr>
+                <w:sz w:val="14"/>
+              </w:rPr>
+              <w:t>-5.097</w:t>
+            </w:r>
+          </w:p>
+        </w:tc>
+        <w:tc>
+          <w:tcPr>
+            <w:tcW w:type="dxa" w:w="1233"/>
+          </w:tcPr>
+          <w:p>
+            <w:pPr>
+              <w:jc w:val="center"/>
+            </w:pPr>
+            <w:r>
+              <w:rPr>
+                <w:sz w:val="14"/>
+              </w:rPr>
+              <w:t>-5.097</w:t>
+            </w:r>
+          </w:p>
+        </w:tc>
+        <w:tc>
+          <w:tcPr>
+            <w:tcW w:type="dxa" w:w="1233"/>
+          </w:tcPr>
+          <w:p>
+            <w:pPr>
+              <w:jc w:val="center"/>
+            </w:pPr>
+            <w:r>
+              <w:rPr>
+                <w:sz w:val="14"/>
+              </w:rPr>
+              <w:t>-5.046</w:t>
+            </w:r>
+          </w:p>
+        </w:tc>
+        <w:tc>
+          <w:tcPr>
+            <w:tcW w:type="dxa" w:w="1233"/>
+          </w:tcPr>
+          <w:p>
+            <w:pPr>
+              <w:jc w:val="center"/>
+            </w:pPr>
+            <w:r>
+              <w:rPr>
+                <w:sz w:val="14"/>
+              </w:rPr>
+              <w:t>-5.046</w:t>
+            </w:r>
+          </w:p>
+        </w:tc>
+        <w:tc>
+          <w:tcPr>
+            <w:tcW w:type="dxa" w:w="1233"/>
+          </w:tcPr>
+          <w:p>
+            <w:pPr>
+              <w:jc w:val="center"/>
+            </w:pPr>
+            <w:r>
+              <w:rPr>
+                <w:sz w:val="14"/>
+              </w:rPr>
+              <w:t>-5.046</w:t>
+            </w:r>
+          </w:p>
+        </w:tc>
+        <w:tc>
+          <w:tcPr>
+            <w:tcW w:type="dxa" w:w="1233"/>
+          </w:tcPr>
+          <w:p>
+            <w:pPr>
+              <w:jc w:val="center"/>
+            </w:pPr>
+            <w:r>
+              <w:rPr>
+                <w:sz w:val="14"/>
+              </w:rPr>
+              <w:t>-5.097</w:t>
+            </w:r>
+          </w:p>
+        </w:tc>
+        <w:tc>
+          <w:tcPr>
+            <w:tcW w:type="dxa" w:w="1233"/>
+          </w:tcPr>
+          <w:p>
+            <w:pPr>
+              <w:jc w:val="center"/>
+            </w:pPr>
+            <w:r>
+              <w:rPr>
+                <w:sz w:val="14"/>
+              </w:rPr>
+              <w:t>-5.000</w:t>
+            </w:r>
+          </w:p>
+        </w:tc>
+      </w:tr>
+      <w:tr>
+        <w:tc>
+          <w:tcPr>
+            <w:tcW w:type="dxa" w:w="1233"/>
+          </w:tcPr>
+          <w:p>
+            <w:pPr>
+              <w:jc w:val="center"/>
+            </w:pPr>
+            <w:r>
+              <w:rPr>
+                <w:sz w:val="14"/>
+              </w:rPr>
+              <w:t>1.92</w:t>
+            </w:r>
+          </w:p>
+        </w:tc>
+        <w:tc>
+          <w:tcPr>
+            <w:tcW w:type="dxa" w:w="1233"/>
+          </w:tcPr>
+          <w:p>
+            <w:pPr>
+              <w:jc w:val="center"/>
+            </w:pPr>
+            <w:r>
+              <w:rPr>
+                <w:sz w:val="14"/>
+              </w:rPr>
+              <w:t>-5.000</w:t>
+            </w:r>
+          </w:p>
+        </w:tc>
+        <w:tc>
+          <w:tcPr>
+            <w:tcW w:type="dxa" w:w="1233"/>
+          </w:tcPr>
+          <w:p>
+            <w:pPr>
+              <w:jc w:val="center"/>
+            </w:pPr>
+            <w:r>
+              <w:rPr>
+                <w:sz w:val="14"/>
+              </w:rPr>
+              <w:t>-4.959</w:t>
+            </w:r>
+          </w:p>
+        </w:tc>
+        <w:tc>
+          <w:tcPr>
+            <w:tcW w:type="dxa" w:w="1233"/>
+          </w:tcPr>
+          <w:p>
+            <w:pPr>
+              <w:jc w:val="center"/>
+            </w:pPr>
+            <w:r>
+              <w:rPr>
+                <w:sz w:val="14"/>
+              </w:rPr>
+              <w:t>-4.921</w:t>
+            </w:r>
+          </w:p>
+        </w:tc>
+        <w:tc>
+          <w:tcPr>
+            <w:tcW w:type="dxa" w:w="1233"/>
+          </w:tcPr>
+          <w:p>
+            <w:pPr>
+              <w:jc w:val="center"/>
+            </w:pPr>
+            <w:r>
+              <w:rPr>
+                <w:sz w:val="14"/>
+              </w:rPr>
+              <w:t>-4.921</w:t>
+            </w:r>
+          </w:p>
+        </w:tc>
+        <w:tc>
+          <w:tcPr>
+            <w:tcW w:type="dxa" w:w="1233"/>
+          </w:tcPr>
+          <w:p>
+            <w:pPr>
+              <w:jc w:val="center"/>
+            </w:pPr>
+            <w:r>
+              <w:rPr>
+                <w:sz w:val="14"/>
+              </w:rPr>
+              <w:t>-4.959</w:t>
+            </w:r>
+          </w:p>
+        </w:tc>
+        <w:tc>
+          <w:tcPr>
+            <w:tcW w:type="dxa" w:w="1233"/>
+          </w:tcPr>
+          <w:p>
+            <w:pPr>
+              <w:jc w:val="center"/>
+            </w:pPr>
+            <w:r>
+              <w:rPr>
+                <w:sz w:val="14"/>
+              </w:rPr>
+              <w:t>-4.921</w:t>
+            </w:r>
+          </w:p>
+        </w:tc>
+        <w:tc>
+          <w:tcPr>
+            <w:tcW w:type="dxa" w:w="1233"/>
+          </w:tcPr>
+          <w:p>
+            <w:pPr>
+              <w:jc w:val="center"/>
+            </w:pPr>
+            <w:r>
+              <w:rPr>
+                <w:sz w:val="14"/>
+              </w:rPr>
+              <w:t>-4.886</w:t>
+            </w:r>
+          </w:p>
+        </w:tc>
+      </w:tr>
+      <w:tr>
+        <w:tc>
+          <w:tcPr>
+            <w:tcW w:type="dxa" w:w="1233"/>
+          </w:tcPr>
+          <w:p>
+            <w:pPr>
+              <w:jc w:val="center"/>
+            </w:pPr>
+            <w:r>
+              <w:rPr>
+                <w:sz w:val="14"/>
+              </w:rPr>
               <w:t>1.96</w:t>
             </w:r>
           </w:p>
@@ -2892,7 +3412,7 @@
           <w:color w:val="555555"/>
           <w:sz w:val="14"/>
         </w:rPr>
-        <w:t>注：由上表 lg I_a–√U_a 拟合得截距 lg I（零场）1.96–2.12依次为 −4.855、−4.678、−4.520、−4.301、−4.118，对应 I₀=13.97、21.01、30.20、50.05、76.26 μA；2.16/2.20未测（I_f 0.775/0.800），故表4相应格留空。</w:t>
+        <w:t>注：由上表 lg I_a–√U_a 拟合得截距 lg I（零场）1.88–2.12依次为 −5.134、−5.033、−4.855、−4.678、−4.520、−4.301、−4.118，对应 I₀=7.35、9.27、13.97、21.01、30.20、50.05、76.26 μA（新版表1已补 0.600→1.88 K）；2.16/2.20未测故留空。</w:t>
       </w:r>
     </w:p>
     <w:p>
@@ -2979,19 +3499,21 @@
         <w:tblLook w:firstColumn="1" w:firstRow="1" w:lastColumn="0" w:lastRow="0" w:noHBand="0" w:noVBand="1" w:val="04A0"/>
       </w:tblPr>
       <w:tblGrid>
-        <w:gridCol w:w="1233"/>
-        <w:gridCol w:w="1233"/>
-        <w:gridCol w:w="1233"/>
-        <w:gridCol w:w="1233"/>
-        <w:gridCol w:w="1233"/>
-        <w:gridCol w:w="1233"/>
-        <w:gridCol w:w="1233"/>
-        <w:gridCol w:w="1233"/>
+        <w:gridCol w:w="987"/>
+        <w:gridCol w:w="987"/>
+        <w:gridCol w:w="987"/>
+        <w:gridCol w:w="987"/>
+        <w:gridCol w:w="987"/>
+        <w:gridCol w:w="987"/>
+        <w:gridCol w:w="987"/>
+        <w:gridCol w:w="987"/>
+        <w:gridCol w:w="987"/>
+        <w:gridCol w:w="987"/>
       </w:tblGrid>
       <w:tr>
         <w:tc>
           <w:tcPr>
-            <w:tcW w:type="dxa" w:w="1233"/>
+            <w:tcW w:type="dxa" w:w="987"/>
           </w:tcPr>
           <w:p>
             <w:pPr>
@@ -3008,7 +3530,41 @@
         </w:tc>
         <w:tc>
           <w:tcPr>
-            <w:tcW w:type="dxa" w:w="1233"/>
+            <w:tcW w:type="dxa" w:w="987"/>
+          </w:tcPr>
+          <w:p>
+            <w:pPr>
+              <w:jc w:val="center"/>
+            </w:pPr>
+            <w:r>
+              <w:rPr>
+                <w:b/>
+                <w:sz w:val="14"/>
+              </w:rPr>
+              <w:t>1.88</w:t>
+            </w:r>
+          </w:p>
+        </w:tc>
+        <w:tc>
+          <w:tcPr>
+            <w:tcW w:type="dxa" w:w="987"/>
+          </w:tcPr>
+          <w:p>
+            <w:pPr>
+              <w:jc w:val="center"/>
+            </w:pPr>
+            <w:r>
+              <w:rPr>
+                <w:b/>
+                <w:sz w:val="14"/>
+              </w:rPr>
+              <w:t>1.92</w:t>
+            </w:r>
+          </w:p>
+        </w:tc>
+        <w:tc>
+          <w:tcPr>
+            <w:tcW w:type="dxa" w:w="987"/>
           </w:tcPr>
           <w:p>
             <w:pPr>
@@ -3025,7 +3581,7 @@
         </w:tc>
         <w:tc>
           <w:tcPr>
-            <w:tcW w:type="dxa" w:w="1233"/>
+            <w:tcW w:type="dxa" w:w="987"/>
           </w:tcPr>
           <w:p>
             <w:pPr>
@@ -3042,7 +3598,7 @@
         </w:tc>
         <w:tc>
           <w:tcPr>
-            <w:tcW w:type="dxa" w:w="1233"/>
+            <w:tcW w:type="dxa" w:w="987"/>
           </w:tcPr>
           <w:p>
             <w:pPr>
@@ -3059,7 +3615,7 @@
         </w:tc>
         <w:tc>
           <w:tcPr>
-            <w:tcW w:type="dxa" w:w="1233"/>
+            <w:tcW w:type="dxa" w:w="987"/>
           </w:tcPr>
           <w:p>
             <w:pPr>
@@ -3076,7 +3632,7 @@
         </w:tc>
         <w:tc>
           <w:tcPr>
-            <w:tcW w:type="dxa" w:w="1233"/>
+            <w:tcW w:type="dxa" w:w="987"/>
           </w:tcPr>
           <w:p>
             <w:pPr>
@@ -3093,7 +3649,7 @@
         </w:tc>
         <w:tc>
           <w:tcPr>
-            <w:tcW w:type="dxa" w:w="1233"/>
+            <w:tcW w:type="dxa" w:w="987"/>
           </w:tcPr>
           <w:p>
             <w:pPr>
@@ -3110,7 +3666,7 @@
         </w:tc>
         <w:tc>
           <w:tcPr>
-            <w:tcW w:type="dxa" w:w="1233"/>
+            <w:tcW w:type="dxa" w:w="987"/>
           </w:tcPr>
           <w:p>
             <w:pPr>
@@ -3129,7 +3685,7 @@
       <w:tr>
         <w:tc>
           <w:tcPr>
-            <w:tcW w:type="dxa" w:w="1233"/>
+            <w:tcW w:type="dxa" w:w="987"/>
           </w:tcPr>
           <w:p>
             <w:pPr>
@@ -3146,7 +3702,41 @@
         </w:tc>
         <w:tc>
           <w:tcPr>
-            <w:tcW w:type="dxa" w:w="1233"/>
+            <w:tcW w:type="dxa" w:w="987"/>
+          </w:tcPr>
+          <w:p>
+            <w:pPr>
+              <w:jc w:val="center"/>
+            </w:pPr>
+            <w:r>
+              <w:rPr>
+                <w:b w:val="0"/>
+                <w:sz w:val="14"/>
+              </w:rPr>
+              <w:t>-5.134</w:t>
+            </w:r>
+          </w:p>
+        </w:tc>
+        <w:tc>
+          <w:tcPr>
+            <w:tcW w:type="dxa" w:w="987"/>
+          </w:tcPr>
+          <w:p>
+            <w:pPr>
+              <w:jc w:val="center"/>
+            </w:pPr>
+            <w:r>
+              <w:rPr>
+                <w:b w:val="0"/>
+                <w:sz w:val="14"/>
+              </w:rPr>
+              <w:t>-5.033</w:t>
+            </w:r>
+          </w:p>
+        </w:tc>
+        <w:tc>
+          <w:tcPr>
+            <w:tcW w:type="dxa" w:w="987"/>
           </w:tcPr>
           <w:p>
             <w:pPr>
@@ -3163,7 +3753,7 @@
         </w:tc>
         <w:tc>
           <w:tcPr>
-            <w:tcW w:type="dxa" w:w="1233"/>
+            <w:tcW w:type="dxa" w:w="987"/>
           </w:tcPr>
           <w:p>
             <w:pPr>
@@ -3180,7 +3770,7 @@
         </w:tc>
         <w:tc>
           <w:tcPr>
-            <w:tcW w:type="dxa" w:w="1233"/>
+            <w:tcW w:type="dxa" w:w="987"/>
           </w:tcPr>
           <w:p>
             <w:pPr>
@@ -3197,7 +3787,7 @@
         </w:tc>
         <w:tc>
           <w:tcPr>
-            <w:tcW w:type="dxa" w:w="1233"/>
+            <w:tcW w:type="dxa" w:w="987"/>
           </w:tcPr>
           <w:p>
             <w:pPr>
@@ -3214,7 +3804,7 @@
         </w:tc>
         <w:tc>
           <w:tcPr>
-            <w:tcW w:type="dxa" w:w="1233"/>
+            <w:tcW w:type="dxa" w:w="987"/>
           </w:tcPr>
           <w:p>
             <w:pPr>
@@ -3231,7 +3821,7 @@
         </w:tc>
         <w:tc>
           <w:tcPr>
-            <w:tcW w:type="dxa" w:w="1233"/>
+            <w:tcW w:type="dxa" w:w="987"/>
           </w:tcPr>
           <w:p>
             <w:pPr>
@@ -3247,7 +3837,7 @@
         </w:tc>
         <w:tc>
           <w:tcPr>
-            <w:tcW w:type="dxa" w:w="1233"/>
+            <w:tcW w:type="dxa" w:w="987"/>
           </w:tcPr>
           <w:p>
             <w:pPr>
@@ -3265,7 +3855,7 @@
       <w:tr>
         <w:tc>
           <w:tcPr>
-            <w:tcW w:type="dxa" w:w="1233"/>
+            <w:tcW w:type="dxa" w:w="987"/>
           </w:tcPr>
           <w:p>
             <w:pPr>
@@ -3282,7 +3872,41 @@
         </w:tc>
         <w:tc>
           <w:tcPr>
-            <w:tcW w:type="dxa" w:w="1233"/>
+            <w:tcW w:type="dxa" w:w="987"/>
+          </w:tcPr>
+          <w:p>
+            <w:pPr>
+              <w:jc w:val="center"/>
+            </w:pPr>
+            <w:r>
+              <w:rPr>
+                <w:b w:val="0"/>
+                <w:sz w:val="14"/>
+              </w:rPr>
+              <w:t>-11.6821</w:t>
+            </w:r>
+          </w:p>
+        </w:tc>
+        <w:tc>
+          <w:tcPr>
+            <w:tcW w:type="dxa" w:w="987"/>
+          </w:tcPr>
+          <w:p>
+            <w:pPr>
+              <w:jc w:val="center"/>
+            </w:pPr>
+            <w:r>
+              <w:rPr>
+                <w:b w:val="0"/>
+                <w:sz w:val="14"/>
+              </w:rPr>
+              <w:t>-11.5995</w:t>
+            </w:r>
+          </w:p>
+        </w:tc>
+        <w:tc>
+          <w:tcPr>
+            <w:tcW w:type="dxa" w:w="987"/>
           </w:tcPr>
           <w:p>
             <w:pPr>
@@ -3299,7 +3923,7 @@
         </w:tc>
         <w:tc>
           <w:tcPr>
-            <w:tcW w:type="dxa" w:w="1233"/>
+            <w:tcW w:type="dxa" w:w="987"/>
           </w:tcPr>
           <w:p>
             <w:pPr>
@@ -3316,7 +3940,7 @@
         </w:tc>
         <w:tc>
           <w:tcPr>
-            <w:tcW w:type="dxa" w:w="1233"/>
+            <w:tcW w:type="dxa" w:w="987"/>
           </w:tcPr>
           <w:p>
             <w:pPr>
@@ -3333,7 +3957,7 @@
         </w:tc>
         <w:tc>
           <w:tcPr>
-            <w:tcW w:type="dxa" w:w="1233"/>
+            <w:tcW w:type="dxa" w:w="987"/>
           </w:tcPr>
           <w:p>
             <w:pPr>
@@ -3350,7 +3974,7 @@
         </w:tc>
         <w:tc>
           <w:tcPr>
-            <w:tcW w:type="dxa" w:w="1233"/>
+            <w:tcW w:type="dxa" w:w="987"/>
           </w:tcPr>
           <w:p>
             <w:pPr>
@@ -3367,7 +3991,7 @@
         </w:tc>
         <w:tc>
           <w:tcPr>
-            <w:tcW w:type="dxa" w:w="1233"/>
+            <w:tcW w:type="dxa" w:w="987"/>
           </w:tcPr>
           <w:p>
             <w:pPr>
@@ -3383,7 +4007,7 @@
         </w:tc>
         <w:tc>
           <w:tcPr>
-            <w:tcW w:type="dxa" w:w="1233"/>
+            <w:tcW w:type="dxa" w:w="987"/>
           </w:tcPr>
           <w:p>
             <w:pPr>
@@ -3401,7 +4025,7 @@
       <w:tr>
         <w:tc>
           <w:tcPr>
-            <w:tcW w:type="dxa" w:w="1233"/>
+            <w:tcW w:type="dxa" w:w="987"/>
           </w:tcPr>
           <w:p>
             <w:pPr>
@@ -3418,7 +4042,41 @@
         </w:tc>
         <w:tc>
           <w:tcPr>
-            <w:tcW w:type="dxa" w:w="1233"/>
+            <w:tcW w:type="dxa" w:w="987"/>
+          </w:tcPr>
+          <w:p>
+            <w:pPr>
+              <w:jc w:val="center"/>
+            </w:pPr>
+            <w:r>
+              <w:rPr>
+                <w:b w:val="0"/>
+                <w:sz w:val="14"/>
+              </w:rPr>
+              <w:t>5.3191</w:t>
+            </w:r>
+          </w:p>
+        </w:tc>
+        <w:tc>
+          <w:tcPr>
+            <w:tcW w:type="dxa" w:w="987"/>
+          </w:tcPr>
+          <w:p>
+            <w:pPr>
+              <w:jc w:val="center"/>
+            </w:pPr>
+            <w:r>
+              <w:rPr>
+                <w:b w:val="0"/>
+                <w:sz w:val="14"/>
+              </w:rPr>
+              <w:t>5.2083</w:t>
+            </w:r>
+          </w:p>
+        </w:tc>
+        <w:tc>
+          <w:tcPr>
+            <w:tcW w:type="dxa" w:w="987"/>
           </w:tcPr>
           <w:p>
             <w:pPr>
@@ -3435,7 +4093,7 @@
         </w:tc>
         <w:tc>
           <w:tcPr>
-            <w:tcW w:type="dxa" w:w="1233"/>
+            <w:tcW w:type="dxa" w:w="987"/>
           </w:tcPr>
           <w:p>
             <w:pPr>
@@ -3452,7 +4110,7 @@
         </w:tc>
         <w:tc>
           <w:tcPr>
-            <w:tcW w:type="dxa" w:w="1233"/>
+            <w:tcW w:type="dxa" w:w="987"/>
           </w:tcPr>
           <w:p>
             <w:pPr>
@@ -3469,7 +4127,7 @@
         </w:tc>
         <w:tc>
           <w:tcPr>
-            <w:tcW w:type="dxa" w:w="1233"/>
+            <w:tcW w:type="dxa" w:w="987"/>
           </w:tcPr>
           <w:p>
             <w:pPr>
@@ -3486,7 +4144,7 @@
         </w:tc>
         <w:tc>
           <w:tcPr>
-            <w:tcW w:type="dxa" w:w="1233"/>
+            <w:tcW w:type="dxa" w:w="987"/>
           </w:tcPr>
           <w:p>
             <w:pPr>
@@ -3503,7 +4161,7 @@
         </w:tc>
         <w:tc>
           <w:tcPr>
-            <w:tcW w:type="dxa" w:w="1233"/>
+            <w:tcW w:type="dxa" w:w="987"/>
           </w:tcPr>
           <w:p>
             <w:pPr>
@@ -3520,7 +4178,7 @@
         </w:tc>
         <w:tc>
           <w:tcPr>
-            <w:tcW w:type="dxa" w:w="1233"/>
+            <w:tcW w:type="dxa" w:w="987"/>
           </w:tcPr>
           <w:p>
             <w:pPr>
@@ -3546,7 +4204,7 @@
           <w:rFonts w:ascii="宋体" w:hAnsi="宋体" w:eastAsia="宋体"/>
           <w:sz w:val="16"/>
         </w:rPr>
-        <w:t>拟合：lg(I/T²)=−2.56−17439·1/T，R²=0.995，斜率求得 φ=3.46 eV（W₀=3.46 eV）。</w:t>
+        <w:t>拟合：lg(I/T²)=−3.52−15470·1/T，R²=0.985，斜率求得 φ=3.07 eV（W₀=3.07 eV）。</w:t>
       </w:r>
     </w:p>
     <w:p>
@@ -3614,7 +4272,7 @@
           <w:color w:val="C00000"/>
           <w:sz w:val="17"/>
         </w:rPr>
-        <w:t>结果：φ=3.46 eV，理论 4.54 eV，误差 23.8%，R²=0.995 验证线性。</w:t>
+        <w:t>结果：φ=3.07 eV，理论 4.54 eV，误差 32.4%，R²=0.985 验证线性。</w:t>
       </w:r>
     </w:p>
     <w:p>

--- a/大物实验预习/实验报告-金属电子逸出功与荷质比的测定-完整版(模板29-31).docx
+++ b/大物实验预习/实验报告-金属电子逸出功与荷质比的测定-完整版(模板29-31).docx
@@ -3423,7 +3423,7 @@
       <w:r>
         <w:drawing>
           <wp:inline xmlns:a="http://schemas.openxmlformats.org/drawingml/2006/main" xmlns:pic="http://schemas.openxmlformats.org/drawingml/2006/picture">
-            <wp:extent cx="5303520" cy="3977640"/>
+            <wp:extent cx="5303520" cy="5010134"/>
             <wp:docPr id="1" name="Picture 1"/>
             <wp:cNvGraphicFramePr>
               <a:graphicFrameLocks noChangeAspect="1"/>
@@ -3444,7 +3444,7 @@
                   <pic:spPr>
                     <a:xfrm>
                       <a:off x="0" y="0"/>
-                      <a:ext cx="5303520" cy="3977640"/>
+                      <a:ext cx="5303520" cy="5010134"/>
                     </a:xfrm>
                     <a:prstGeom prst="rect"/>
                   </pic:spPr>
